--- a/S1-CL1-Cloud-Design-Build/mappings/ICTCLD502_Assessment_Mapping.docx
+++ b/S1-CL1-Cloud-Design-Build/mappings/ICTCLD502_Assessment_Mapping.docx
@@ -1,6 +1,6 @@
 
 <file path=word/document.xml><?xml version="1.0" encoding="utf-8"?>
-<w:document xmlns:wpc="http://schemas.microsoft.com/office/word/2010/wordprocessingCanvas" xmlns:cx="http://schemas.microsoft.com/office/drawing/2014/chartex" xmlns:cx1="http://schemas.microsoft.com/office/drawing/2015/9/8/chartex" xmlns:cx2="http://schemas.microsoft.com/office/drawing/2015/10/21/chartex" xmlns:cx3="http://schemas.microsoft.com/office/drawing/2016/5/9/chartex" xmlns:cx4="http://schemas.microsoft.com/office/drawing/2016/5/10/chartex" xmlns:cx5="http://schemas.microsoft.com/office/drawing/2016/5/11/chartex" xmlns:cx6="http://schemas.microsoft.com/office/drawing/2016/5/12/chartex" xmlns:cx7="http://schemas.microsoft.com/office/drawing/2016/5/13/chartex" xmlns:cx8="http://schemas.microsoft.com/office/drawing/2016/5/14/chartex" xmlns:mc="http://schemas.openxmlformats.org/markup-compatibility/2006" xmlns:aink="http://schemas.microsoft.com/office/drawing/2016/ink" xmlns:am3d="http://schemas.microsoft.com/office/drawing/2017/model3d" xmlns:o="urn:schemas-microsoft-com:office:office" xmlns:oel="http://schemas.microsoft.com/office/2019/extlst" xmlns:r="http://schemas.openxmlformats.org/officeDocument/2006/relationships" xmlns:m="http://schemas.openxmlformats.org/officeDocument/2006/math" xmlns:v="urn:schemas-microsoft-com:vml" xmlns:wp14="http://schemas.microsoft.com/office/word/2010/wordprocessingDrawing" xmlns:wp="http://schemas.openxmlformats.org/drawingml/2006/wordprocessingDrawing" xmlns:w10="urn:schemas-microsoft-com:office:word" xmlns:w="http://schemas.openxmlformats.org/wordprocessingml/2006/main" xmlns:w14="http://schemas.microsoft.com/office/word/2010/wordml" xmlns:w15="http://schemas.microsoft.com/office/word/2012/wordml" xmlns:w16cex="http://schemas.microsoft.com/office/word/2018/wordml/cex" xmlns:w16cid="http://schemas.microsoft.com/office/word/2016/wordml/cid" xmlns:w16="http://schemas.microsoft.com/office/word/2018/wordml" xmlns:w16sdtdh="http://schemas.microsoft.com/office/word/2020/wordml/sdtdatahash" xmlns:w16se="http://schemas.microsoft.com/office/word/2015/wordml/symex" xmlns:wpg="http://schemas.microsoft.com/office/word/2010/wordprocessingGroup" xmlns:wpi="http://schemas.microsoft.com/office/word/2010/wordprocessingInk" xmlns:wne="http://schemas.microsoft.com/office/word/2006/wordml" xmlns:wps="http://schemas.microsoft.com/office/word/2010/wordprocessingShape" mc:Ignorable="w14 w15 w16se w16cid w16 w16cex w16sdtdh wp14">
+<w:document xmlns:wpc="http://schemas.microsoft.com/office/word/2010/wordprocessingCanvas" xmlns:cx="http://schemas.microsoft.com/office/drawing/2014/chartex" xmlns:cx1="http://schemas.microsoft.com/office/drawing/2015/9/8/chartex" xmlns:cx2="http://schemas.microsoft.com/office/drawing/2015/10/21/chartex" xmlns:cx3="http://schemas.microsoft.com/office/drawing/2016/5/9/chartex" xmlns:cx4="http://schemas.microsoft.com/office/drawing/2016/5/10/chartex" xmlns:cx5="http://schemas.microsoft.com/office/drawing/2016/5/11/chartex" xmlns:cx6="http://schemas.microsoft.com/office/drawing/2016/5/12/chartex" xmlns:cx7="http://schemas.microsoft.com/office/drawing/2016/5/13/chartex" xmlns:cx8="http://schemas.microsoft.com/office/drawing/2016/5/14/chartex" xmlns:mc="http://schemas.openxmlformats.org/markup-compatibility/2006" xmlns:aink="http://schemas.microsoft.com/office/drawing/2016/ink" xmlns:am3d="http://schemas.microsoft.com/office/drawing/2017/model3d" xmlns:o="urn:schemas-microsoft-com:office:office" xmlns:oel="http://schemas.microsoft.com/office/2019/extlst" xmlns:r="http://schemas.openxmlformats.org/officeDocument/2006/relationships" xmlns:m="http://schemas.openxmlformats.org/officeDocument/2006/math" xmlns:v="urn:schemas-microsoft-com:vml" xmlns:wp14="http://schemas.microsoft.com/office/word/2010/wordprocessingDrawing" xmlns:wp="http://schemas.openxmlformats.org/drawingml/2006/wordprocessingDrawing" xmlns:w10="urn:schemas-microsoft-com:office:word" xmlns:w="http://schemas.openxmlformats.org/wordprocessingml/2006/main" xmlns:w14="http://schemas.microsoft.com/office/word/2010/wordml" xmlns:w15="http://schemas.microsoft.com/office/word/2012/wordml" xmlns:w16cex="http://schemas.microsoft.com/office/word/2018/wordml/cex" xmlns:w16cid="http://schemas.microsoft.com/office/word/2016/wordml/cid" xmlns:w16="http://schemas.microsoft.com/office/word/2018/wordml" xmlns:w16du="http://schemas.microsoft.com/office/word/2023/wordml/word16du" xmlns:w16sdtdh="http://schemas.microsoft.com/office/word/2020/wordml/sdtdatahash" xmlns:w16sdtfl="http://schemas.microsoft.com/office/word/2024/wordml/sdtformatlock" xmlns:w16se="http://schemas.microsoft.com/office/word/2015/wordml/symex" xmlns:wpg="http://schemas.microsoft.com/office/word/2010/wordprocessingGroup" xmlns:wpi="http://schemas.microsoft.com/office/word/2010/wordprocessingInk" xmlns:wne="http://schemas.microsoft.com/office/word/2006/wordml" xmlns:wps="http://schemas.microsoft.com/office/word/2010/wordprocessingShape" mc:Ignorable="w14 w15 w16se w16cid w16 w16cex w16sdtdh w16sdtfl w16du wp14">
   <w:body>
     <w:p>
       <w:pPr>
@@ -74,7 +74,6 @@
               <w:bottom w:val="nil"/>
               <w:right w:val="nil"/>
             </w:tcBorders>
-            <w:shd w:val="clear" w:color="auto" w:fill="auto"/>
           </w:tcPr>
           <w:p>
             <w:r>
@@ -200,7 +199,6 @@
               <w:bottom w:val="single" w:sz="4" w:space="0" w:color="auto"/>
               <w:right w:val="single" w:sz="4" w:space="0" w:color="auto"/>
             </w:tcBorders>
-            <w:shd w:val="clear" w:color="auto" w:fill="auto"/>
             <w:vAlign w:val="center"/>
           </w:tcPr>
           <w:p>
@@ -221,28 +219,124 @@
               <w:bottom w:val="single" w:sz="4" w:space="0" w:color="auto"/>
               <w:right w:val="single" w:sz="4" w:space="0" w:color="auto"/>
             </w:tcBorders>
-            <w:shd w:val="clear" w:color="auto" w:fill="auto"/>
+            <w:vAlign w:val="center"/>
+          </w:tcPr>
+          <w:p>
+            <w:pPr>
+              <w:spacing w:after="60"/>
+              <w:rPr>
+                <w:b/>
+                <w:bCs/>
+              </w:rPr>
+            </w:pPr>
+            <w:r>
+              <w:t xml:space="preserve"> </w:t>
+            </w:r>
+            <w:r>
+              <w:rPr>
+                <w:b/>
+                <w:bCs/>
+              </w:rPr>
+              <w:t>ICTCLD502</w:t>
+            </w:r>
+          </w:p>
+        </w:tc>
+        <w:tc>
+          <w:tcPr>
+            <w:tcW w:w="1985" w:type="dxa"/>
+            <w:tcBorders>
+              <w:top w:val="nil"/>
+              <w:left w:val="single" w:sz="4" w:space="0" w:color="auto"/>
+              <w:bottom w:val="single" w:sz="4" w:space="0" w:color="auto"/>
+              <w:right w:val="single" w:sz="4" w:space="0" w:color="auto"/>
+            </w:tcBorders>
+            <w:vAlign w:val="center"/>
+          </w:tcPr>
+          <w:p>
+            <w:pPr>
+              <w:pStyle w:val="Heading3"/>
+            </w:pPr>
+            <w:r>
+              <w:t>Unit/Module Title:</w:t>
+            </w:r>
+          </w:p>
+        </w:tc>
+        <w:tc>
+          <w:tcPr>
+            <w:tcW w:w="6237" w:type="dxa"/>
+            <w:tcBorders>
+              <w:top w:val="nil"/>
+              <w:left w:val="single" w:sz="4" w:space="0" w:color="auto"/>
+              <w:bottom w:val="single" w:sz="4" w:space="0" w:color="auto"/>
+              <w:right w:val="single" w:sz="4" w:space="0" w:color="auto"/>
+            </w:tcBorders>
+            <w:vAlign w:val="center"/>
+          </w:tcPr>
+          <w:p>
+            <w:pPr>
+              <w:spacing w:after="60"/>
+              <w:rPr>
+                <w:b/>
+                <w:bCs/>
+              </w:rPr>
+            </w:pPr>
+            <w:r>
+              <w:rPr>
+                <w:b/>
+                <w:bCs/>
+              </w:rPr>
+              <w:t>Design and implement highly-available cloud infrastructure</w:t>
+            </w:r>
+          </w:p>
+        </w:tc>
+        <w:tc>
+          <w:tcPr>
+            <w:tcW w:w="1276" w:type="dxa"/>
+            <w:tcBorders>
+              <w:top w:val="nil"/>
+              <w:left w:val="single" w:sz="4" w:space="0" w:color="auto"/>
+              <w:bottom w:val="single" w:sz="4" w:space="0" w:color="auto"/>
+              <w:right w:val="single" w:sz="4" w:space="0" w:color="auto"/>
+            </w:tcBorders>
+            <w:vAlign w:val="center"/>
+          </w:tcPr>
+          <w:p>
+            <w:pPr>
+              <w:pStyle w:val="Heading3"/>
+            </w:pPr>
+            <w:r>
+              <w:t>Release version</w:t>
+            </w:r>
+          </w:p>
+        </w:tc>
+        <w:tc>
+          <w:tcPr>
+            <w:tcW w:w="1417" w:type="dxa"/>
+            <w:tcBorders>
+              <w:top w:val="nil"/>
+              <w:left w:val="single" w:sz="4" w:space="0" w:color="auto"/>
+              <w:bottom w:val="single" w:sz="4" w:space="0" w:color="auto"/>
+              <w:right w:val="nil"/>
+            </w:tcBorders>
             <w:vAlign w:val="center"/>
           </w:tcPr>
           <w:p>
             <w:pPr>
               <w:spacing w:after="60"/>
             </w:pPr>
-            <w:r>
-              <w:t xml:space="preserve"> </w:t>
-            </w:r>
-          </w:p>
-        </w:tc>
-        <w:tc>
-          <w:tcPr>
-            <w:tcW w:w="1985" w:type="dxa"/>
-            <w:tcBorders>
-              <w:top w:val="nil"/>
-              <w:left w:val="single" w:sz="4" w:space="0" w:color="auto"/>
+          </w:p>
+        </w:tc>
+      </w:tr>
+      <w:tr>
+        <w:tc>
+          <w:tcPr>
+            <w:tcW w:w="2665" w:type="dxa"/>
+            <w:tcBorders>
+              <w:top w:val="single" w:sz="4" w:space="0" w:color="auto"/>
+              <w:left w:val="nil"/>
               <w:bottom w:val="single" w:sz="4" w:space="0" w:color="auto"/>
               <w:right w:val="single" w:sz="4" w:space="0" w:color="auto"/>
             </w:tcBorders>
-            <w:shd w:val="clear" w:color="auto" w:fill="auto"/>
             <w:vAlign w:val="center"/>
           </w:tcPr>
           <w:p>
@@ -250,38 +344,39 @@
               <w:pStyle w:val="Heading3"/>
             </w:pPr>
             <w:r>
-              <w:t>Unit/Module Title:</w:t>
-            </w:r>
-          </w:p>
-        </w:tc>
-        <w:tc>
-          <w:tcPr>
-            <w:tcW w:w="6237" w:type="dxa"/>
-            <w:tcBorders>
-              <w:top w:val="nil"/>
+              <w:t>Course Code:</w:t>
+            </w:r>
+          </w:p>
+        </w:tc>
+        <w:tc>
+          <w:tcPr>
+            <w:tcW w:w="1984" w:type="dxa"/>
+            <w:tcBorders>
+              <w:top w:val="single" w:sz="4" w:space="0" w:color="auto"/>
               <w:left w:val="single" w:sz="4" w:space="0" w:color="auto"/>
               <w:bottom w:val="single" w:sz="4" w:space="0" w:color="auto"/>
               <w:right w:val="single" w:sz="4" w:space="0" w:color="auto"/>
             </w:tcBorders>
-            <w:shd w:val="clear" w:color="auto" w:fill="auto"/>
             <w:vAlign w:val="center"/>
           </w:tcPr>
           <w:p>
             <w:pPr>
               <w:spacing w:after="60"/>
             </w:pPr>
-          </w:p>
-        </w:tc>
-        <w:tc>
-          <w:tcPr>
-            <w:tcW w:w="1276" w:type="dxa"/>
-            <w:tcBorders>
-              <w:top w:val="nil"/>
+            <w:r>
+              <w:t>ICT50220</w:t>
+            </w:r>
+          </w:p>
+        </w:tc>
+        <w:tc>
+          <w:tcPr>
+            <w:tcW w:w="1985" w:type="dxa"/>
+            <w:tcBorders>
+              <w:top w:val="single" w:sz="4" w:space="0" w:color="auto"/>
               <w:left w:val="single" w:sz="4" w:space="0" w:color="auto"/>
               <w:bottom w:val="single" w:sz="4" w:space="0" w:color="auto"/>
               <w:right w:val="single" w:sz="4" w:space="0" w:color="auto"/>
             </w:tcBorders>
-            <w:shd w:val="clear" w:color="auto" w:fill="auto"/>
             <w:vAlign w:val="center"/>
           </w:tcPr>
           <w:p>
@@ -289,26 +384,29 @@
               <w:pStyle w:val="Heading3"/>
             </w:pPr>
             <w:r>
-              <w:t>Release version</w:t>
-            </w:r>
-          </w:p>
-        </w:tc>
-        <w:tc>
-          <w:tcPr>
-            <w:tcW w:w="1417" w:type="dxa"/>
-            <w:tcBorders>
-              <w:top w:val="nil"/>
+              <w:t>Course Title:</w:t>
+            </w:r>
+          </w:p>
+        </w:tc>
+        <w:tc>
+          <w:tcPr>
+            <w:tcW w:w="8930" w:type="dxa"/>
+            <w:gridSpan w:val="3"/>
+            <w:tcBorders>
+              <w:top w:val="single" w:sz="4" w:space="0" w:color="auto"/>
               <w:left w:val="single" w:sz="4" w:space="0" w:color="auto"/>
               <w:bottom w:val="single" w:sz="4" w:space="0" w:color="auto"/>
               <w:right w:val="nil"/>
             </w:tcBorders>
-            <w:shd w:val="clear" w:color="auto" w:fill="auto"/>
             <w:vAlign w:val="center"/>
           </w:tcPr>
           <w:p>
             <w:pPr>
               <w:spacing w:after="60"/>
             </w:pPr>
+            <w:r>
+              <w:t>Diploma of Information Technology</w:t>
+            </w:r>
           </w:p>
         </w:tc>
       </w:tr>
@@ -322,7 +420,6 @@
               <w:bottom w:val="single" w:sz="4" w:space="0" w:color="auto"/>
               <w:right w:val="single" w:sz="4" w:space="0" w:color="auto"/>
             </w:tcBorders>
-            <w:shd w:val="clear" w:color="auto" w:fill="auto"/>
             <w:vAlign w:val="center"/>
           </w:tcPr>
           <w:p>
@@ -330,20 +427,20 @@
               <w:pStyle w:val="Heading3"/>
             </w:pPr>
             <w:r>
-              <w:t>Course Code:</w:t>
-            </w:r>
-          </w:p>
-        </w:tc>
-        <w:tc>
-          <w:tcPr>
-            <w:tcW w:w="1984" w:type="dxa"/>
+              <w:t>Related TAS:</w:t>
+            </w:r>
+          </w:p>
+        </w:tc>
+        <w:tc>
+          <w:tcPr>
+            <w:tcW w:w="12899" w:type="dxa"/>
+            <w:gridSpan w:val="5"/>
             <w:tcBorders>
               <w:top w:val="single" w:sz="4" w:space="0" w:color="auto"/>
               <w:left w:val="single" w:sz="4" w:space="0" w:color="auto"/>
               <w:bottom w:val="single" w:sz="4" w:space="0" w:color="auto"/>
-              <w:right w:val="single" w:sz="4" w:space="0" w:color="auto"/>
-            </w:tcBorders>
-            <w:shd w:val="clear" w:color="auto" w:fill="auto"/>
+              <w:right w:val="nil"/>
+            </w:tcBorders>
             <w:vAlign w:val="center"/>
           </w:tcPr>
           <w:p>
@@ -352,16 +449,17 @@
             </w:pPr>
           </w:p>
         </w:tc>
-        <w:tc>
-          <w:tcPr>
-            <w:tcW w:w="1985" w:type="dxa"/>
+      </w:tr>
+      <w:tr>
+        <w:tc>
+          <w:tcPr>
+            <w:tcW w:w="2665" w:type="dxa"/>
             <w:tcBorders>
               <w:top w:val="single" w:sz="4" w:space="0" w:color="auto"/>
-              <w:left w:val="single" w:sz="4" w:space="0" w:color="auto"/>
+              <w:left w:val="nil"/>
               <w:bottom w:val="single" w:sz="4" w:space="0" w:color="auto"/>
               <w:right w:val="single" w:sz="4" w:space="0" w:color="auto"/>
             </w:tcBorders>
-            <w:shd w:val="clear" w:color="auto" w:fill="auto"/>
             <w:vAlign w:val="center"/>
           </w:tcPr>
           <w:p>
@@ -369,105 +467,20 @@
               <w:pStyle w:val="Heading3"/>
             </w:pPr>
             <w:r>
-              <w:t>Course Title:</w:t>
-            </w:r>
-          </w:p>
-        </w:tc>
-        <w:tc>
-          <w:tcPr>
-            <w:tcW w:w="8930" w:type="dxa"/>
-            <w:gridSpan w:val="3"/>
+              <w:t>Staff member responsible:</w:t>
+            </w:r>
+          </w:p>
+        </w:tc>
+        <w:tc>
+          <w:tcPr>
+            <w:tcW w:w="12899" w:type="dxa"/>
+            <w:gridSpan w:val="5"/>
             <w:tcBorders>
               <w:top w:val="single" w:sz="4" w:space="0" w:color="auto"/>
               <w:left w:val="single" w:sz="4" w:space="0" w:color="auto"/>
               <w:bottom w:val="single" w:sz="4" w:space="0" w:color="auto"/>
               <w:right w:val="nil"/>
             </w:tcBorders>
-            <w:shd w:val="clear" w:color="auto" w:fill="auto"/>
-            <w:vAlign w:val="center"/>
-          </w:tcPr>
-          <w:p>
-            <w:pPr>
-              <w:spacing w:after="60"/>
-            </w:pPr>
-          </w:p>
-        </w:tc>
-      </w:tr>
-      <w:tr>
-        <w:tc>
-          <w:tcPr>
-            <w:tcW w:w="2665" w:type="dxa"/>
-            <w:tcBorders>
-              <w:top w:val="single" w:sz="4" w:space="0" w:color="auto"/>
-              <w:left w:val="nil"/>
-              <w:bottom w:val="single" w:sz="4" w:space="0" w:color="auto"/>
-              <w:right w:val="single" w:sz="4" w:space="0" w:color="auto"/>
-            </w:tcBorders>
-            <w:shd w:val="clear" w:color="auto" w:fill="auto"/>
-            <w:vAlign w:val="center"/>
-          </w:tcPr>
-          <w:p>
-            <w:pPr>
-              <w:pStyle w:val="Heading3"/>
-            </w:pPr>
-            <w:r>
-              <w:t>Related TAS:</w:t>
-            </w:r>
-          </w:p>
-        </w:tc>
-        <w:tc>
-          <w:tcPr>
-            <w:tcW w:w="12899" w:type="dxa"/>
-            <w:gridSpan w:val="5"/>
-            <w:tcBorders>
-              <w:top w:val="single" w:sz="4" w:space="0" w:color="auto"/>
-              <w:left w:val="single" w:sz="4" w:space="0" w:color="auto"/>
-              <w:bottom w:val="single" w:sz="4" w:space="0" w:color="auto"/>
-              <w:right w:val="nil"/>
-            </w:tcBorders>
-            <w:shd w:val="clear" w:color="auto" w:fill="auto"/>
-            <w:vAlign w:val="center"/>
-          </w:tcPr>
-          <w:p>
-            <w:pPr>
-              <w:spacing w:after="60"/>
-            </w:pPr>
-          </w:p>
-        </w:tc>
-      </w:tr>
-      <w:tr>
-        <w:tc>
-          <w:tcPr>
-            <w:tcW w:w="2665" w:type="dxa"/>
-            <w:tcBorders>
-              <w:top w:val="single" w:sz="4" w:space="0" w:color="auto"/>
-              <w:left w:val="nil"/>
-              <w:bottom w:val="single" w:sz="4" w:space="0" w:color="auto"/>
-              <w:right w:val="single" w:sz="4" w:space="0" w:color="auto"/>
-            </w:tcBorders>
-            <w:shd w:val="clear" w:color="auto" w:fill="auto"/>
-            <w:vAlign w:val="center"/>
-          </w:tcPr>
-          <w:p>
-            <w:pPr>
-              <w:pStyle w:val="Heading3"/>
-            </w:pPr>
-            <w:r>
-              <w:t>Staff member responsible:</w:t>
-            </w:r>
-          </w:p>
-        </w:tc>
-        <w:tc>
-          <w:tcPr>
-            <w:tcW w:w="12899" w:type="dxa"/>
-            <w:gridSpan w:val="5"/>
-            <w:tcBorders>
-              <w:top w:val="single" w:sz="4" w:space="0" w:color="auto"/>
-              <w:left w:val="single" w:sz="4" w:space="0" w:color="auto"/>
-              <w:bottom w:val="single" w:sz="4" w:space="0" w:color="auto"/>
-              <w:right w:val="nil"/>
-            </w:tcBorders>
-            <w:shd w:val="clear" w:color="auto" w:fill="auto"/>
             <w:vAlign w:val="center"/>
           </w:tcPr>
           <w:p>
@@ -538,7 +551,6 @@
               <w:bottom w:val="single" w:sz="4" w:space="0" w:color="auto"/>
               <w:right w:val="single" w:sz="4" w:space="0" w:color="auto"/>
             </w:tcBorders>
-            <w:shd w:val="clear" w:color="auto" w:fill="auto"/>
           </w:tcPr>
           <w:p>
             <w:pPr>
@@ -555,7 +567,6 @@
               <w:bottom w:val="single" w:sz="4" w:space="0" w:color="auto"/>
               <w:right w:val="single" w:sz="4" w:space="0" w:color="auto"/>
             </w:tcBorders>
-            <w:shd w:val="clear" w:color="auto" w:fill="auto"/>
             <w:vAlign w:val="center"/>
           </w:tcPr>
           <w:p>
@@ -576,7 +587,6 @@
               <w:bottom w:val="single" w:sz="4" w:space="0" w:color="auto"/>
               <w:right w:val="nil"/>
             </w:tcBorders>
-            <w:shd w:val="clear" w:color="auto" w:fill="auto"/>
             <w:vAlign w:val="center"/>
           </w:tcPr>
           <w:p>
@@ -602,7 +612,6 @@
               <w:bottom w:val="single" w:sz="4" w:space="0" w:color="auto"/>
               <w:right w:val="single" w:sz="4" w:space="0" w:color="auto"/>
             </w:tcBorders>
-            <w:shd w:val="clear" w:color="auto" w:fill="auto"/>
             <w:vAlign w:val="center"/>
           </w:tcPr>
           <w:p>
@@ -610,10 +619,7 @@
               <w:pStyle w:val="Heading3"/>
             </w:pPr>
             <w:r>
-              <w:t>Assessment Task</w:t>
-            </w:r>
-            <w:r>
-              <w:t xml:space="preserve"> 1 (AT1)</w:t>
+              <w:t>Assessment Task 1 (AT1)</w:t>
             </w:r>
           </w:p>
         </w:tc>
@@ -626,10 +632,13 @@
               <w:bottom w:val="single" w:sz="4" w:space="0" w:color="auto"/>
               <w:right w:val="single" w:sz="4" w:space="0" w:color="auto"/>
             </w:tcBorders>
-            <w:shd w:val="clear" w:color="auto" w:fill="auto"/>
             <w:vAlign w:val="center"/>
           </w:tcPr>
-          <w:p/>
+          <w:p>
+            <w:r>
+              <w:t>AT1 – Business Case</w:t>
+            </w:r>
+          </w:p>
         </w:tc>
         <w:tc>
           <w:tcPr>
@@ -640,7 +649,6 @@
               <w:bottom w:val="single" w:sz="4" w:space="0" w:color="auto"/>
               <w:right w:val="nil"/>
             </w:tcBorders>
-            <w:shd w:val="clear" w:color="auto" w:fill="auto"/>
             <w:vAlign w:val="center"/>
           </w:tcPr>
           <w:p/>
@@ -659,7 +667,6 @@
               <w:bottom w:val="single" w:sz="4" w:space="0" w:color="auto"/>
               <w:right w:val="single" w:sz="4" w:space="0" w:color="auto"/>
             </w:tcBorders>
-            <w:shd w:val="clear" w:color="auto" w:fill="auto"/>
             <w:vAlign w:val="center"/>
           </w:tcPr>
           <w:p>
@@ -667,10 +674,7 @@
               <w:pStyle w:val="Heading3"/>
             </w:pPr>
             <w:r>
-              <w:t>Assessment Task</w:t>
-            </w:r>
-            <w:r>
-              <w:t xml:space="preserve"> 2 (AT2)</w:t>
+              <w:t>Assessment Task 2 (AT2)</w:t>
             </w:r>
           </w:p>
         </w:tc>
@@ -683,10 +687,13 @@
               <w:bottom w:val="single" w:sz="4" w:space="0" w:color="auto"/>
               <w:right w:val="single" w:sz="4" w:space="0" w:color="auto"/>
             </w:tcBorders>
-            <w:shd w:val="clear" w:color="auto" w:fill="auto"/>
             <w:vAlign w:val="center"/>
           </w:tcPr>
-          <w:p/>
+          <w:p>
+            <w:r>
+              <w:t xml:space="preserve">AT2 - </w:t>
+            </w:r>
+          </w:p>
         </w:tc>
         <w:tc>
           <w:tcPr>
@@ -697,7 +704,6 @@
               <w:bottom w:val="single" w:sz="4" w:space="0" w:color="auto"/>
               <w:right w:val="nil"/>
             </w:tcBorders>
-            <w:shd w:val="clear" w:color="auto" w:fill="auto"/>
             <w:vAlign w:val="center"/>
           </w:tcPr>
           <w:p/>
@@ -716,7 +722,6 @@
               <w:bottom w:val="single" w:sz="4" w:space="0" w:color="auto"/>
               <w:right w:val="single" w:sz="4" w:space="0" w:color="auto"/>
             </w:tcBorders>
-            <w:shd w:val="clear" w:color="auto" w:fill="auto"/>
             <w:vAlign w:val="center"/>
           </w:tcPr>
           <w:p>
@@ -724,10 +729,7 @@
               <w:pStyle w:val="Heading3"/>
             </w:pPr>
             <w:r>
-              <w:t>Assessment Task</w:t>
-            </w:r>
-            <w:r>
-              <w:t xml:space="preserve"> 3 (AT3)</w:t>
+              <w:t>Assessment Task 3 (AT3)</w:t>
             </w:r>
           </w:p>
         </w:tc>
@@ -740,10 +742,13 @@
               <w:bottom w:val="single" w:sz="4" w:space="0" w:color="auto"/>
               <w:right w:val="single" w:sz="4" w:space="0" w:color="auto"/>
             </w:tcBorders>
-            <w:shd w:val="clear" w:color="auto" w:fill="auto"/>
             <w:vAlign w:val="center"/>
           </w:tcPr>
-          <w:p/>
+          <w:p>
+            <w:r>
+              <w:t xml:space="preserve">AT3 - </w:t>
+            </w:r>
+          </w:p>
         </w:tc>
         <w:tc>
           <w:tcPr>
@@ -754,127 +759,27 @@
               <w:bottom w:val="single" w:sz="4" w:space="0" w:color="auto"/>
               <w:right w:val="nil"/>
             </w:tcBorders>
-            <w:shd w:val="clear" w:color="auto" w:fill="auto"/>
-            <w:vAlign w:val="center"/>
-          </w:tcPr>
-          <w:p/>
-        </w:tc>
-      </w:tr>
-      <w:tr>
-        <w:trPr>
-          <w:trHeight w:val="340"/>
-        </w:trPr>
-        <w:tc>
-          <w:tcPr>
-            <w:tcW w:w="2665" w:type="dxa"/>
-            <w:tcBorders>
-              <w:top w:val="single" w:sz="4" w:space="0" w:color="auto"/>
-              <w:left w:val="nil"/>
-              <w:bottom w:val="single" w:sz="4" w:space="0" w:color="auto"/>
-              <w:right w:val="single" w:sz="4" w:space="0" w:color="auto"/>
-            </w:tcBorders>
-            <w:shd w:val="clear" w:color="auto" w:fill="auto"/>
-            <w:vAlign w:val="center"/>
-          </w:tcPr>
-          <w:p>
-            <w:pPr>
-              <w:pStyle w:val="Heading3"/>
-            </w:pPr>
-            <w:r>
-              <w:t>Assessment Task</w:t>
-            </w:r>
-            <w:r>
-              <w:t xml:space="preserve"> 4 (AT4)</w:t>
-            </w:r>
-          </w:p>
-        </w:tc>
-        <w:tc>
-          <w:tcPr>
-            <w:tcW w:w="11056" w:type="dxa"/>
-            <w:tcBorders>
-              <w:top w:val="single" w:sz="4" w:space="0" w:color="auto"/>
-              <w:left w:val="single" w:sz="4" w:space="0" w:color="auto"/>
-              <w:bottom w:val="single" w:sz="4" w:space="0" w:color="auto"/>
-              <w:right w:val="single" w:sz="4" w:space="0" w:color="auto"/>
-            </w:tcBorders>
-            <w:shd w:val="clear" w:color="auto" w:fill="auto"/>
-            <w:vAlign w:val="center"/>
-          </w:tcPr>
-          <w:p/>
-        </w:tc>
-        <w:tc>
-          <w:tcPr>
-            <w:tcW w:w="1843" w:type="dxa"/>
-            <w:tcBorders>
-              <w:top w:val="single" w:sz="4" w:space="0" w:color="auto"/>
-              <w:left w:val="single" w:sz="4" w:space="0" w:color="auto"/>
-              <w:bottom w:val="single" w:sz="4" w:space="0" w:color="auto"/>
-              <w:right w:val="nil"/>
-            </w:tcBorders>
-            <w:shd w:val="clear" w:color="auto" w:fill="auto"/>
-            <w:vAlign w:val="center"/>
-          </w:tcPr>
-          <w:p/>
-        </w:tc>
-      </w:tr>
-      <w:tr>
-        <w:trPr>
-          <w:trHeight w:val="340"/>
-        </w:trPr>
-        <w:tc>
-          <w:tcPr>
-            <w:tcW w:w="2665" w:type="dxa"/>
-            <w:tcBorders>
-              <w:top w:val="single" w:sz="4" w:space="0" w:color="auto"/>
-              <w:left w:val="nil"/>
-              <w:bottom w:val="single" w:sz="4" w:space="0" w:color="auto"/>
-              <w:right w:val="single" w:sz="4" w:space="0" w:color="auto"/>
-            </w:tcBorders>
-            <w:shd w:val="clear" w:color="auto" w:fill="auto"/>
-            <w:vAlign w:val="center"/>
-          </w:tcPr>
-          <w:p>
-            <w:pPr>
-              <w:pStyle w:val="Heading3"/>
-            </w:pPr>
-            <w:r>
-              <w:t>Assessment Task</w:t>
-            </w:r>
-            <w:r>
-              <w:t xml:space="preserve"> 5 (AT5)</w:t>
-            </w:r>
-          </w:p>
-        </w:tc>
-        <w:tc>
-          <w:tcPr>
-            <w:tcW w:w="11056" w:type="dxa"/>
-            <w:tcBorders>
-              <w:top w:val="single" w:sz="4" w:space="0" w:color="auto"/>
-              <w:left w:val="single" w:sz="4" w:space="0" w:color="auto"/>
-              <w:bottom w:val="single" w:sz="4" w:space="0" w:color="auto"/>
-              <w:right w:val="single" w:sz="4" w:space="0" w:color="auto"/>
-            </w:tcBorders>
-            <w:shd w:val="clear" w:color="auto" w:fill="auto"/>
-            <w:vAlign w:val="center"/>
-          </w:tcPr>
-          <w:p/>
-        </w:tc>
-        <w:tc>
-          <w:tcPr>
-            <w:tcW w:w="1843" w:type="dxa"/>
-            <w:tcBorders>
-              <w:top w:val="single" w:sz="4" w:space="0" w:color="auto"/>
-              <w:left w:val="single" w:sz="4" w:space="0" w:color="auto"/>
-              <w:bottom w:val="single" w:sz="4" w:space="0" w:color="auto"/>
-              <w:right w:val="nil"/>
-            </w:tcBorders>
-            <w:shd w:val="clear" w:color="auto" w:fill="auto"/>
             <w:vAlign w:val="center"/>
           </w:tcPr>
           <w:p/>
         </w:tc>
       </w:tr>
     </w:tbl>
+    <w:p>
+      <w:pPr>
+        <w:pStyle w:val="NoSpacing"/>
+      </w:pPr>
+    </w:p>
+    <w:p>
+      <w:pPr>
+        <w:pStyle w:val="NoSpacing"/>
+      </w:pPr>
+    </w:p>
+    <w:p>
+      <w:pPr>
+        <w:pStyle w:val="NoSpacing"/>
+      </w:pPr>
+    </w:p>
     <w:p>
       <w:pPr>
         <w:pStyle w:val="NoSpacing"/>
@@ -1037,7 +942,6 @@
               <w:bottom w:val="single" w:sz="4" w:space="0" w:color="auto"/>
               <w:right w:val="single" w:sz="4" w:space="0" w:color="auto"/>
             </w:tcBorders>
-            <w:shd w:val="clear" w:color="auto" w:fill="auto"/>
             <w:vAlign w:val="center"/>
           </w:tcPr>
           <w:p>
@@ -1082,7 +986,6 @@
               <w:bottom w:val="single" w:sz="4" w:space="0" w:color="auto"/>
               <w:right w:val="single" w:sz="4" w:space="0" w:color="auto"/>
             </w:tcBorders>
-            <w:shd w:val="clear" w:color="auto" w:fill="auto"/>
             <w:vAlign w:val="center"/>
           </w:tcPr>
           <w:p>
@@ -1104,7 +1007,6 @@
               <w:bottom w:val="single" w:sz="4" w:space="0" w:color="auto"/>
               <w:right w:val="single" w:sz="4" w:space="0" w:color="auto"/>
             </w:tcBorders>
-            <w:shd w:val="clear" w:color="auto" w:fill="auto"/>
             <w:vAlign w:val="center"/>
           </w:tcPr>
           <w:p>
@@ -1126,7 +1028,6 @@
               <w:bottom w:val="single" w:sz="4" w:space="0" w:color="auto"/>
               <w:right w:val="single" w:sz="4" w:space="0" w:color="auto"/>
             </w:tcBorders>
-            <w:shd w:val="clear" w:color="auto" w:fill="auto"/>
             <w:vAlign w:val="center"/>
           </w:tcPr>
           <w:p>
@@ -1148,7 +1049,6 @@
               <w:bottom w:val="single" w:sz="4" w:space="0" w:color="auto"/>
               <w:right w:val="single" w:sz="4" w:space="0" w:color="auto"/>
             </w:tcBorders>
-            <w:shd w:val="clear" w:color="auto" w:fill="auto"/>
             <w:vAlign w:val="center"/>
           </w:tcPr>
           <w:p>
@@ -1170,7 +1070,6 @@
               <w:bottom w:val="single" w:sz="4" w:space="0" w:color="auto"/>
               <w:right w:val="nil"/>
             </w:tcBorders>
-            <w:shd w:val="clear" w:color="auto" w:fill="auto"/>
             <w:vAlign w:val="center"/>
           </w:tcPr>
           <w:p>
@@ -1196,11 +1095,13 @@
               <w:left w:val="nil"/>
               <w:right w:val="single" w:sz="4" w:space="0" w:color="auto"/>
             </w:tcBorders>
-            <w:shd w:val="clear" w:color="auto" w:fill="auto"/>
-          </w:tcPr>
-          <w:p>
-            <w:r>
-              <w:t xml:space="preserve">1 </w:t>
+          </w:tcPr>
+          <w:p>
+            <w:r>
+              <w:t xml:space="preserve">Access to </w:t>
+            </w:r>
+            <w:r>
+              <w:t>cloud vendor service provider</w:t>
             </w:r>
           </w:p>
         </w:tc>
@@ -1212,7 +1113,6 @@
               <w:left w:val="single" w:sz="4" w:space="0" w:color="auto"/>
               <w:right w:val="single" w:sz="4" w:space="0" w:color="auto"/>
             </w:tcBorders>
-            <w:shd w:val="clear" w:color="auto" w:fill="auto"/>
           </w:tcPr>
           <w:p/>
         </w:tc>
@@ -1224,7 +1124,6 @@
               <w:left w:val="single" w:sz="4" w:space="0" w:color="auto"/>
               <w:right w:val="single" w:sz="4" w:space="0" w:color="auto"/>
             </w:tcBorders>
-            <w:shd w:val="clear" w:color="auto" w:fill="auto"/>
           </w:tcPr>
           <w:p/>
         </w:tc>
@@ -1236,7 +1135,6 @@
               <w:left w:val="single" w:sz="4" w:space="0" w:color="auto"/>
               <w:right w:val="single" w:sz="4" w:space="0" w:color="auto"/>
             </w:tcBorders>
-            <w:shd w:val="clear" w:color="auto" w:fill="auto"/>
           </w:tcPr>
           <w:p/>
         </w:tc>
@@ -1248,7 +1146,6 @@
               <w:left w:val="single" w:sz="4" w:space="0" w:color="auto"/>
               <w:right w:val="single" w:sz="4" w:space="0" w:color="auto"/>
             </w:tcBorders>
-            <w:shd w:val="clear" w:color="auto" w:fill="auto"/>
           </w:tcPr>
           <w:p/>
         </w:tc>
@@ -1260,7 +1157,6 @@
               <w:left w:val="single" w:sz="4" w:space="0" w:color="auto"/>
               <w:right w:val="nil"/>
             </w:tcBorders>
-            <w:shd w:val="clear" w:color="auto" w:fill="auto"/>
           </w:tcPr>
           <w:p/>
         </w:tc>
@@ -1277,11 +1173,13 @@
               <w:bottom w:val="single" w:sz="4" w:space="0" w:color="auto"/>
               <w:right w:val="single" w:sz="4" w:space="0" w:color="auto"/>
             </w:tcBorders>
-            <w:shd w:val="clear" w:color="auto" w:fill="auto"/>
-          </w:tcPr>
-          <w:p>
-            <w:r>
-              <w:t>2</w:t>
+          </w:tcPr>
+          <w:p>
+            <w:r>
+              <w:t xml:space="preserve">Access to </w:t>
+            </w:r>
+            <w:r>
+              <w:t>cloud managed database service</w:t>
             </w:r>
           </w:p>
         </w:tc>
@@ -1293,7 +1191,6 @@
               <w:bottom w:val="single" w:sz="4" w:space="0" w:color="auto"/>
               <w:right w:val="single" w:sz="4" w:space="0" w:color="auto"/>
             </w:tcBorders>
-            <w:shd w:val="clear" w:color="auto" w:fill="auto"/>
           </w:tcPr>
           <w:p/>
         </w:tc>
@@ -1305,7 +1202,6 @@
               <w:bottom w:val="single" w:sz="4" w:space="0" w:color="auto"/>
               <w:right w:val="single" w:sz="4" w:space="0" w:color="auto"/>
             </w:tcBorders>
-            <w:shd w:val="clear" w:color="auto" w:fill="auto"/>
           </w:tcPr>
           <w:p/>
         </w:tc>
@@ -1317,7 +1213,6 @@
               <w:bottom w:val="single" w:sz="4" w:space="0" w:color="auto"/>
               <w:right w:val="single" w:sz="4" w:space="0" w:color="auto"/>
             </w:tcBorders>
-            <w:shd w:val="clear" w:color="auto" w:fill="auto"/>
           </w:tcPr>
           <w:p/>
         </w:tc>
@@ -1329,7 +1224,6 @@
               <w:bottom w:val="single" w:sz="4" w:space="0" w:color="auto"/>
               <w:right w:val="single" w:sz="4" w:space="0" w:color="auto"/>
             </w:tcBorders>
-            <w:shd w:val="clear" w:color="auto" w:fill="auto"/>
           </w:tcPr>
           <w:p/>
         </w:tc>
@@ -1341,7 +1235,6 @@
               <w:bottom w:val="single" w:sz="4" w:space="0" w:color="auto"/>
               <w:right w:val="nil"/>
             </w:tcBorders>
-            <w:shd w:val="clear" w:color="auto" w:fill="auto"/>
           </w:tcPr>
           <w:p/>
         </w:tc>
@@ -1355,14 +1248,15 @@
             <w:tcW w:w="11312" w:type="dxa"/>
             <w:tcBorders>
               <w:left w:val="nil"/>
-              <w:bottom w:val="single" w:sz="4" w:space="0" w:color="auto"/>
-              <w:right w:val="single" w:sz="4" w:space="0" w:color="auto"/>
-            </w:tcBorders>
-            <w:shd w:val="clear" w:color="auto" w:fill="auto"/>
-          </w:tcPr>
-          <w:p>
-            <w:r>
-              <w:t>3</w:t>
+              <w:right w:val="single" w:sz="4" w:space="0" w:color="auto"/>
+            </w:tcBorders>
+          </w:tcPr>
+          <w:p>
+            <w:r>
+              <w:t xml:space="preserve">Access to </w:t>
+            </w:r>
+            <w:r>
+              <w:t>information and data sources required to design and implement cloud infrastructure</w:t>
             </w:r>
           </w:p>
         </w:tc>
@@ -1371,10 +1265,8 @@
             <w:tcW w:w="850" w:type="dxa"/>
             <w:tcBorders>
               <w:left w:val="single" w:sz="4" w:space="0" w:color="auto"/>
-              <w:bottom w:val="single" w:sz="4" w:space="0" w:color="auto"/>
-              <w:right w:val="single" w:sz="4" w:space="0" w:color="auto"/>
-            </w:tcBorders>
-            <w:shd w:val="clear" w:color="auto" w:fill="auto"/>
+              <w:right w:val="single" w:sz="4" w:space="0" w:color="auto"/>
+            </w:tcBorders>
           </w:tcPr>
           <w:p/>
         </w:tc>
@@ -1383,10 +1275,8 @@
             <w:tcW w:w="851" w:type="dxa"/>
             <w:tcBorders>
               <w:left w:val="single" w:sz="4" w:space="0" w:color="auto"/>
-              <w:bottom w:val="single" w:sz="4" w:space="0" w:color="auto"/>
-              <w:right w:val="single" w:sz="4" w:space="0" w:color="auto"/>
-            </w:tcBorders>
-            <w:shd w:val="clear" w:color="auto" w:fill="auto"/>
+              <w:right w:val="single" w:sz="4" w:space="0" w:color="auto"/>
+            </w:tcBorders>
           </w:tcPr>
           <w:p/>
         </w:tc>
@@ -1395,10 +1285,8 @@
             <w:tcW w:w="850" w:type="dxa"/>
             <w:tcBorders>
               <w:left w:val="single" w:sz="4" w:space="0" w:color="auto"/>
-              <w:bottom w:val="single" w:sz="4" w:space="0" w:color="auto"/>
-              <w:right w:val="single" w:sz="4" w:space="0" w:color="auto"/>
-            </w:tcBorders>
-            <w:shd w:val="clear" w:color="auto" w:fill="auto"/>
+              <w:right w:val="single" w:sz="4" w:space="0" w:color="auto"/>
+            </w:tcBorders>
           </w:tcPr>
           <w:p/>
         </w:tc>
@@ -1407,10 +1295,8 @@
             <w:tcW w:w="851" w:type="dxa"/>
             <w:tcBorders>
               <w:left w:val="single" w:sz="4" w:space="0" w:color="auto"/>
-              <w:bottom w:val="single" w:sz="4" w:space="0" w:color="auto"/>
-              <w:right w:val="single" w:sz="4" w:space="0" w:color="auto"/>
-            </w:tcBorders>
-            <w:shd w:val="clear" w:color="auto" w:fill="auto"/>
+              <w:right w:val="single" w:sz="4" w:space="0" w:color="auto"/>
+            </w:tcBorders>
           </w:tcPr>
           <w:p/>
         </w:tc>
@@ -1419,10 +1305,368 @@
             <w:tcW w:w="850" w:type="dxa"/>
             <w:tcBorders>
               <w:left w:val="single" w:sz="4" w:space="0" w:color="auto"/>
-              <w:bottom w:val="single" w:sz="4" w:space="0" w:color="auto"/>
               <w:right w:val="nil"/>
             </w:tcBorders>
-            <w:shd w:val="clear" w:color="auto" w:fill="auto"/>
+          </w:tcPr>
+          <w:p/>
+        </w:tc>
+      </w:tr>
+      <w:tr>
+        <w:trPr>
+          <w:trHeight w:val="340"/>
+        </w:trPr>
+        <w:tc>
+          <w:tcPr>
+            <w:tcW w:w="11312" w:type="dxa"/>
+            <w:tcBorders>
+              <w:left w:val="nil"/>
+              <w:right w:val="single" w:sz="4" w:space="0" w:color="auto"/>
+            </w:tcBorders>
+          </w:tcPr>
+          <w:p>
+            <w:r>
+              <w:t xml:space="preserve">Access to </w:t>
+            </w:r>
+            <w:r>
+              <w:t>integrated development environment (IDE)</w:t>
+            </w:r>
+          </w:p>
+        </w:tc>
+        <w:tc>
+          <w:tcPr>
+            <w:tcW w:w="850" w:type="dxa"/>
+            <w:tcBorders>
+              <w:left w:val="single" w:sz="4" w:space="0" w:color="auto"/>
+              <w:right w:val="single" w:sz="4" w:space="0" w:color="auto"/>
+            </w:tcBorders>
+          </w:tcPr>
+          <w:p/>
+        </w:tc>
+        <w:tc>
+          <w:tcPr>
+            <w:tcW w:w="851" w:type="dxa"/>
+            <w:tcBorders>
+              <w:left w:val="single" w:sz="4" w:space="0" w:color="auto"/>
+              <w:right w:val="single" w:sz="4" w:space="0" w:color="auto"/>
+            </w:tcBorders>
+          </w:tcPr>
+          <w:p/>
+        </w:tc>
+        <w:tc>
+          <w:tcPr>
+            <w:tcW w:w="850" w:type="dxa"/>
+            <w:tcBorders>
+              <w:left w:val="single" w:sz="4" w:space="0" w:color="auto"/>
+              <w:right w:val="single" w:sz="4" w:space="0" w:color="auto"/>
+            </w:tcBorders>
+          </w:tcPr>
+          <w:p/>
+        </w:tc>
+        <w:tc>
+          <w:tcPr>
+            <w:tcW w:w="851" w:type="dxa"/>
+            <w:tcBorders>
+              <w:left w:val="single" w:sz="4" w:space="0" w:color="auto"/>
+              <w:right w:val="single" w:sz="4" w:space="0" w:color="auto"/>
+            </w:tcBorders>
+          </w:tcPr>
+          <w:p/>
+        </w:tc>
+        <w:tc>
+          <w:tcPr>
+            <w:tcW w:w="850" w:type="dxa"/>
+            <w:tcBorders>
+              <w:left w:val="single" w:sz="4" w:space="0" w:color="auto"/>
+              <w:right w:val="nil"/>
+            </w:tcBorders>
+          </w:tcPr>
+          <w:p/>
+        </w:tc>
+      </w:tr>
+      <w:tr>
+        <w:trPr>
+          <w:trHeight w:val="340"/>
+        </w:trPr>
+        <w:tc>
+          <w:tcPr>
+            <w:tcW w:w="11312" w:type="dxa"/>
+            <w:tcBorders>
+              <w:left w:val="nil"/>
+              <w:right w:val="single" w:sz="4" w:space="0" w:color="auto"/>
+            </w:tcBorders>
+          </w:tcPr>
+          <w:p>
+            <w:r>
+              <w:t xml:space="preserve">Access to </w:t>
+            </w:r>
+            <w:r>
+              <w:t>specific requirements and industry standards, organisational procedures and legislative requirements, including business and functionality requirements, as required</w:t>
+            </w:r>
+          </w:p>
+        </w:tc>
+        <w:tc>
+          <w:tcPr>
+            <w:tcW w:w="850" w:type="dxa"/>
+            <w:tcBorders>
+              <w:left w:val="single" w:sz="4" w:space="0" w:color="auto"/>
+              <w:right w:val="single" w:sz="4" w:space="0" w:color="auto"/>
+            </w:tcBorders>
+          </w:tcPr>
+          <w:p/>
+        </w:tc>
+        <w:tc>
+          <w:tcPr>
+            <w:tcW w:w="851" w:type="dxa"/>
+            <w:tcBorders>
+              <w:left w:val="single" w:sz="4" w:space="0" w:color="auto"/>
+              <w:right w:val="single" w:sz="4" w:space="0" w:color="auto"/>
+            </w:tcBorders>
+          </w:tcPr>
+          <w:p/>
+        </w:tc>
+        <w:tc>
+          <w:tcPr>
+            <w:tcW w:w="850" w:type="dxa"/>
+            <w:tcBorders>
+              <w:left w:val="single" w:sz="4" w:space="0" w:color="auto"/>
+              <w:right w:val="single" w:sz="4" w:space="0" w:color="auto"/>
+            </w:tcBorders>
+          </w:tcPr>
+          <w:p/>
+        </w:tc>
+        <w:tc>
+          <w:tcPr>
+            <w:tcW w:w="851" w:type="dxa"/>
+            <w:tcBorders>
+              <w:left w:val="single" w:sz="4" w:space="0" w:color="auto"/>
+              <w:right w:val="single" w:sz="4" w:space="0" w:color="auto"/>
+            </w:tcBorders>
+          </w:tcPr>
+          <w:p/>
+        </w:tc>
+        <w:tc>
+          <w:tcPr>
+            <w:tcW w:w="850" w:type="dxa"/>
+            <w:tcBorders>
+              <w:left w:val="single" w:sz="4" w:space="0" w:color="auto"/>
+              <w:right w:val="nil"/>
+            </w:tcBorders>
+          </w:tcPr>
+          <w:p/>
+        </w:tc>
+      </w:tr>
+      <w:tr>
+        <w:trPr>
+          <w:trHeight w:val="340"/>
+        </w:trPr>
+        <w:tc>
+          <w:tcPr>
+            <w:tcW w:w="11312" w:type="dxa"/>
+            <w:tcBorders>
+              <w:left w:val="nil"/>
+              <w:right w:val="single" w:sz="4" w:space="0" w:color="auto"/>
+            </w:tcBorders>
+          </w:tcPr>
+          <w:p>
+            <w:r>
+              <w:t xml:space="preserve">Access to </w:t>
+            </w:r>
+            <w:r>
+              <w:t>internet and web browser</w:t>
+            </w:r>
+          </w:p>
+        </w:tc>
+        <w:tc>
+          <w:tcPr>
+            <w:tcW w:w="850" w:type="dxa"/>
+            <w:tcBorders>
+              <w:left w:val="single" w:sz="4" w:space="0" w:color="auto"/>
+              <w:right w:val="single" w:sz="4" w:space="0" w:color="auto"/>
+            </w:tcBorders>
+          </w:tcPr>
+          <w:p/>
+        </w:tc>
+        <w:tc>
+          <w:tcPr>
+            <w:tcW w:w="851" w:type="dxa"/>
+            <w:tcBorders>
+              <w:left w:val="single" w:sz="4" w:space="0" w:color="auto"/>
+              <w:right w:val="single" w:sz="4" w:space="0" w:color="auto"/>
+            </w:tcBorders>
+          </w:tcPr>
+          <w:p/>
+        </w:tc>
+        <w:tc>
+          <w:tcPr>
+            <w:tcW w:w="850" w:type="dxa"/>
+            <w:tcBorders>
+              <w:left w:val="single" w:sz="4" w:space="0" w:color="auto"/>
+              <w:right w:val="single" w:sz="4" w:space="0" w:color="auto"/>
+            </w:tcBorders>
+          </w:tcPr>
+          <w:p/>
+        </w:tc>
+        <w:tc>
+          <w:tcPr>
+            <w:tcW w:w="851" w:type="dxa"/>
+            <w:tcBorders>
+              <w:left w:val="single" w:sz="4" w:space="0" w:color="auto"/>
+              <w:right w:val="single" w:sz="4" w:space="0" w:color="auto"/>
+            </w:tcBorders>
+          </w:tcPr>
+          <w:p/>
+        </w:tc>
+        <w:tc>
+          <w:tcPr>
+            <w:tcW w:w="850" w:type="dxa"/>
+            <w:tcBorders>
+              <w:left w:val="single" w:sz="4" w:space="0" w:color="auto"/>
+              <w:right w:val="nil"/>
+            </w:tcBorders>
+          </w:tcPr>
+          <w:p/>
+        </w:tc>
+      </w:tr>
+      <w:tr>
+        <w:trPr>
+          <w:trHeight w:val="340"/>
+        </w:trPr>
+        <w:tc>
+          <w:tcPr>
+            <w:tcW w:w="11312" w:type="dxa"/>
+            <w:tcBorders>
+              <w:left w:val="nil"/>
+              <w:right w:val="single" w:sz="4" w:space="0" w:color="auto"/>
+            </w:tcBorders>
+          </w:tcPr>
+          <w:p>
+            <w:r>
+              <w:t xml:space="preserve">Access to </w:t>
+            </w:r>
+            <w:r>
+              <w:t>secure shell (SSH) or remote desktop protocol (RDP) client to connect to cloud-hosted instances</w:t>
+            </w:r>
+          </w:p>
+        </w:tc>
+        <w:tc>
+          <w:tcPr>
+            <w:tcW w:w="850" w:type="dxa"/>
+            <w:tcBorders>
+              <w:left w:val="single" w:sz="4" w:space="0" w:color="auto"/>
+              <w:right w:val="single" w:sz="4" w:space="0" w:color="auto"/>
+            </w:tcBorders>
+          </w:tcPr>
+          <w:p/>
+        </w:tc>
+        <w:tc>
+          <w:tcPr>
+            <w:tcW w:w="851" w:type="dxa"/>
+            <w:tcBorders>
+              <w:left w:val="single" w:sz="4" w:space="0" w:color="auto"/>
+              <w:right w:val="single" w:sz="4" w:space="0" w:color="auto"/>
+            </w:tcBorders>
+          </w:tcPr>
+          <w:p/>
+        </w:tc>
+        <w:tc>
+          <w:tcPr>
+            <w:tcW w:w="850" w:type="dxa"/>
+            <w:tcBorders>
+              <w:left w:val="single" w:sz="4" w:space="0" w:color="auto"/>
+              <w:right w:val="single" w:sz="4" w:space="0" w:color="auto"/>
+            </w:tcBorders>
+          </w:tcPr>
+          <w:p/>
+        </w:tc>
+        <w:tc>
+          <w:tcPr>
+            <w:tcW w:w="851" w:type="dxa"/>
+            <w:tcBorders>
+              <w:left w:val="single" w:sz="4" w:space="0" w:color="auto"/>
+              <w:right w:val="single" w:sz="4" w:space="0" w:color="auto"/>
+            </w:tcBorders>
+          </w:tcPr>
+          <w:p/>
+        </w:tc>
+        <w:tc>
+          <w:tcPr>
+            <w:tcW w:w="850" w:type="dxa"/>
+            <w:tcBorders>
+              <w:left w:val="single" w:sz="4" w:space="0" w:color="auto"/>
+              <w:right w:val="nil"/>
+            </w:tcBorders>
+          </w:tcPr>
+          <w:p/>
+        </w:tc>
+      </w:tr>
+      <w:tr>
+        <w:trPr>
+          <w:trHeight w:val="340"/>
+        </w:trPr>
+        <w:tc>
+          <w:tcPr>
+            <w:tcW w:w="11312" w:type="dxa"/>
+            <w:tcBorders>
+              <w:left w:val="nil"/>
+              <w:right w:val="single" w:sz="4" w:space="0" w:color="auto"/>
+            </w:tcBorders>
+          </w:tcPr>
+          <w:p>
+            <w:r>
+              <w:t xml:space="preserve">Access to </w:t>
+            </w:r>
+            <w:r>
+              <w:t>data to gather information from to determine output and user requirements, including user access and business protocols.</w:t>
+            </w:r>
+          </w:p>
+        </w:tc>
+        <w:tc>
+          <w:tcPr>
+            <w:tcW w:w="850" w:type="dxa"/>
+            <w:tcBorders>
+              <w:left w:val="single" w:sz="4" w:space="0" w:color="auto"/>
+              <w:right w:val="single" w:sz="4" w:space="0" w:color="auto"/>
+            </w:tcBorders>
+          </w:tcPr>
+          <w:p/>
+        </w:tc>
+        <w:tc>
+          <w:tcPr>
+            <w:tcW w:w="851" w:type="dxa"/>
+            <w:tcBorders>
+              <w:left w:val="single" w:sz="4" w:space="0" w:color="auto"/>
+              <w:right w:val="single" w:sz="4" w:space="0" w:color="auto"/>
+            </w:tcBorders>
+          </w:tcPr>
+          <w:p/>
+        </w:tc>
+        <w:tc>
+          <w:tcPr>
+            <w:tcW w:w="850" w:type="dxa"/>
+            <w:tcBorders>
+              <w:left w:val="single" w:sz="4" w:space="0" w:color="auto"/>
+              <w:right w:val="single" w:sz="4" w:space="0" w:color="auto"/>
+            </w:tcBorders>
+          </w:tcPr>
+          <w:p/>
+        </w:tc>
+        <w:tc>
+          <w:tcPr>
+            <w:tcW w:w="851" w:type="dxa"/>
+            <w:tcBorders>
+              <w:left w:val="single" w:sz="4" w:space="0" w:color="auto"/>
+              <w:right w:val="single" w:sz="4" w:space="0" w:color="auto"/>
+            </w:tcBorders>
+          </w:tcPr>
+          <w:p/>
+        </w:tc>
+        <w:tc>
+          <w:tcPr>
+            <w:tcW w:w="850" w:type="dxa"/>
+            <w:tcBorders>
+              <w:left w:val="single" w:sz="4" w:space="0" w:color="auto"/>
+              <w:right w:val="nil"/>
+            </w:tcBorders>
           </w:tcPr>
           <w:p/>
         </w:tc>
@@ -1586,7 +1830,6 @@
               <w:bottom w:val="single" w:sz="4" w:space="0" w:color="auto"/>
               <w:right w:val="single" w:sz="4" w:space="0" w:color="auto"/>
             </w:tcBorders>
-            <w:shd w:val="clear" w:color="auto" w:fill="auto"/>
             <w:vAlign w:val="center"/>
           </w:tcPr>
           <w:p>
@@ -1610,7 +1853,6 @@
               <w:bottom w:val="single" w:sz="4" w:space="0" w:color="auto"/>
               <w:right w:val="single" w:sz="4" w:space="0" w:color="auto"/>
             </w:tcBorders>
-            <w:shd w:val="clear" w:color="auto" w:fill="auto"/>
             <w:vAlign w:val="center"/>
           </w:tcPr>
           <w:p>
@@ -1649,7 +1891,6 @@
               <w:bottom w:val="single" w:sz="4" w:space="0" w:color="auto"/>
               <w:right w:val="single" w:sz="4" w:space="0" w:color="auto"/>
             </w:tcBorders>
-            <w:shd w:val="clear" w:color="auto" w:fill="auto"/>
             <w:vAlign w:val="center"/>
           </w:tcPr>
           <w:p>
@@ -1671,7 +1912,6 @@
               <w:bottom w:val="single" w:sz="4" w:space="0" w:color="auto"/>
               <w:right w:val="single" w:sz="4" w:space="0" w:color="auto"/>
             </w:tcBorders>
-            <w:shd w:val="clear" w:color="auto" w:fill="auto"/>
             <w:vAlign w:val="center"/>
           </w:tcPr>
           <w:p>
@@ -1693,7 +1933,6 @@
               <w:bottom w:val="single" w:sz="4" w:space="0" w:color="auto"/>
               <w:right w:val="single" w:sz="4" w:space="0" w:color="auto"/>
             </w:tcBorders>
-            <w:shd w:val="clear" w:color="auto" w:fill="auto"/>
             <w:vAlign w:val="center"/>
           </w:tcPr>
           <w:p>
@@ -1715,7 +1954,6 @@
               <w:bottom w:val="single" w:sz="4" w:space="0" w:color="auto"/>
               <w:right w:val="single" w:sz="4" w:space="0" w:color="auto"/>
             </w:tcBorders>
-            <w:shd w:val="clear" w:color="auto" w:fill="auto"/>
             <w:vAlign w:val="center"/>
           </w:tcPr>
           <w:p>
@@ -1737,7 +1975,6 @@
               <w:bottom w:val="single" w:sz="4" w:space="0" w:color="auto"/>
               <w:right w:val="nil"/>
             </w:tcBorders>
-            <w:shd w:val="clear" w:color="auto" w:fill="auto"/>
             <w:vAlign w:val="center"/>
           </w:tcPr>
           <w:p>
@@ -1763,11 +2000,23 @@
               <w:left w:val="nil"/>
               <w:right w:val="single" w:sz="4" w:space="0" w:color="auto"/>
             </w:tcBorders>
-            <w:shd w:val="clear" w:color="auto" w:fill="auto"/>
-          </w:tcPr>
-          <w:p>
-            <w:r>
-              <w:t>1</w:t>
+          </w:tcPr>
+          <w:p>
+            <w:pPr>
+              <w:rPr>
+                <w:sz w:val="20"/>
+                <w:szCs w:val="20"/>
+              </w:rPr>
+            </w:pPr>
+            <w:r>
+              <w:rPr>
+                <w:rFonts w:ascii="Segoe UI" w:hAnsi="Segoe UI" w:cs="Segoe UI"/>
+                <w:color w:val="1F2328"/>
+                <w:sz w:val="20"/>
+                <w:szCs w:val="20"/>
+                <w:shd w:val="clear" w:color="auto" w:fill="F6F8FA"/>
+              </w:rPr>
+              <w:t>1. Identify high-availability requirements</w:t>
             </w:r>
           </w:p>
         </w:tc>
@@ -1779,11 +2028,10 @@
               <w:left w:val="single" w:sz="4" w:space="0" w:color="auto"/>
               <w:right w:val="single" w:sz="4" w:space="0" w:color="auto"/>
             </w:tcBorders>
-            <w:shd w:val="clear" w:color="auto" w:fill="auto"/>
-          </w:tcPr>
-          <w:p>
-            <w:r>
-              <w:t>1.1</w:t>
+          </w:tcPr>
+          <w:p>
+            <w:r>
+              <w:t>1.1 Determine reliability, recoverability and service levels required for application</w:t>
             </w:r>
           </w:p>
         </w:tc>
@@ -1795,7 +2043,6 @@
               <w:left w:val="single" w:sz="4" w:space="0" w:color="auto"/>
               <w:right w:val="single" w:sz="4" w:space="0" w:color="auto"/>
             </w:tcBorders>
-            <w:shd w:val="clear" w:color="auto" w:fill="auto"/>
           </w:tcPr>
           <w:p/>
         </w:tc>
@@ -1807,7 +2054,6 @@
               <w:left w:val="single" w:sz="4" w:space="0" w:color="auto"/>
               <w:right w:val="single" w:sz="4" w:space="0" w:color="auto"/>
             </w:tcBorders>
-            <w:shd w:val="clear" w:color="auto" w:fill="auto"/>
           </w:tcPr>
           <w:p/>
         </w:tc>
@@ -1819,7 +2065,6 @@
               <w:left w:val="single" w:sz="4" w:space="0" w:color="auto"/>
               <w:right w:val="single" w:sz="4" w:space="0" w:color="auto"/>
             </w:tcBorders>
-            <w:shd w:val="clear" w:color="auto" w:fill="auto"/>
           </w:tcPr>
           <w:p/>
         </w:tc>
@@ -1831,7 +2076,6 @@
               <w:left w:val="single" w:sz="4" w:space="0" w:color="auto"/>
               <w:right w:val="single" w:sz="4" w:space="0" w:color="auto"/>
             </w:tcBorders>
-            <w:shd w:val="clear" w:color="auto" w:fill="auto"/>
           </w:tcPr>
           <w:p/>
         </w:tc>
@@ -1843,7 +2087,6 @@
               <w:left w:val="single" w:sz="4" w:space="0" w:color="auto"/>
               <w:right w:val="nil"/>
             </w:tcBorders>
-            <w:shd w:val="clear" w:color="auto" w:fill="auto"/>
           </w:tcPr>
           <w:p/>
         </w:tc>
@@ -1859,9 +2102,25 @@
               <w:left w:val="nil"/>
               <w:right w:val="single" w:sz="4" w:space="0" w:color="auto"/>
             </w:tcBorders>
-            <w:shd w:val="clear" w:color="auto" w:fill="auto"/>
-          </w:tcPr>
-          <w:p/>
+          </w:tcPr>
+          <w:p>
+            <w:pPr>
+              <w:rPr>
+                <w:sz w:val="20"/>
+                <w:szCs w:val="20"/>
+              </w:rPr>
+            </w:pPr>
+            <w:r>
+              <w:rPr>
+                <w:rFonts w:ascii="Segoe UI" w:hAnsi="Segoe UI" w:cs="Segoe UI"/>
+                <w:color w:val="1F2328"/>
+                <w:sz w:val="20"/>
+                <w:szCs w:val="20"/>
+                <w:shd w:val="clear" w:color="auto" w:fill="F6F8FA"/>
+              </w:rPr>
+              <w:t>1. Identify high-availability requirements</w:t>
+            </w:r>
+          </w:p>
         </w:tc>
         <w:tc>
           <w:tcPr>
@@ -1870,11 +2129,10 @@
               <w:left w:val="single" w:sz="4" w:space="0" w:color="auto"/>
               <w:right w:val="single" w:sz="4" w:space="0" w:color="auto"/>
             </w:tcBorders>
-            <w:shd w:val="clear" w:color="auto" w:fill="auto"/>
-          </w:tcPr>
-          <w:p>
-            <w:r>
-              <w:t>1.2</w:t>
+          </w:tcPr>
+          <w:p>
+            <w:r>
+              <w:t>1.2 Determine cloud infrastructure according to business needs</w:t>
             </w:r>
           </w:p>
         </w:tc>
@@ -1885,7 +2143,6 @@
               <w:left w:val="single" w:sz="4" w:space="0" w:color="auto"/>
               <w:right w:val="single" w:sz="4" w:space="0" w:color="auto"/>
             </w:tcBorders>
-            <w:shd w:val="clear" w:color="auto" w:fill="auto"/>
           </w:tcPr>
           <w:p/>
         </w:tc>
@@ -1896,7 +2153,6 @@
               <w:left w:val="single" w:sz="4" w:space="0" w:color="auto"/>
               <w:right w:val="single" w:sz="4" w:space="0" w:color="auto"/>
             </w:tcBorders>
-            <w:shd w:val="clear" w:color="auto" w:fill="auto"/>
           </w:tcPr>
           <w:p/>
         </w:tc>
@@ -1907,7 +2163,6 @@
               <w:left w:val="single" w:sz="4" w:space="0" w:color="auto"/>
               <w:right w:val="single" w:sz="4" w:space="0" w:color="auto"/>
             </w:tcBorders>
-            <w:shd w:val="clear" w:color="auto" w:fill="auto"/>
           </w:tcPr>
           <w:p/>
         </w:tc>
@@ -1918,7 +2173,6 @@
               <w:left w:val="single" w:sz="4" w:space="0" w:color="auto"/>
               <w:right w:val="single" w:sz="4" w:space="0" w:color="auto"/>
             </w:tcBorders>
-            <w:shd w:val="clear" w:color="auto" w:fill="auto"/>
           </w:tcPr>
           <w:p/>
         </w:tc>
@@ -1929,7 +2183,6 @@
               <w:left w:val="single" w:sz="4" w:space="0" w:color="auto"/>
               <w:right w:val="nil"/>
             </w:tcBorders>
-            <w:shd w:val="clear" w:color="auto" w:fill="auto"/>
           </w:tcPr>
           <w:p/>
         </w:tc>
@@ -1945,9 +2198,25 @@
               <w:left w:val="nil"/>
               <w:right w:val="single" w:sz="4" w:space="0" w:color="auto"/>
             </w:tcBorders>
-            <w:shd w:val="clear" w:color="auto" w:fill="auto"/>
-          </w:tcPr>
-          <w:p/>
+          </w:tcPr>
+          <w:p>
+            <w:pPr>
+              <w:rPr>
+                <w:sz w:val="20"/>
+                <w:szCs w:val="20"/>
+              </w:rPr>
+            </w:pPr>
+            <w:r>
+              <w:rPr>
+                <w:rFonts w:ascii="Segoe UI" w:hAnsi="Segoe UI" w:cs="Segoe UI"/>
+                <w:color w:val="1F2328"/>
+                <w:sz w:val="20"/>
+                <w:szCs w:val="20"/>
+                <w:shd w:val="clear" w:color="auto" w:fill="F6F8FA"/>
+              </w:rPr>
+              <w:t>1. Identify high-availability requirements</w:t>
+            </w:r>
+          </w:p>
         </w:tc>
         <w:tc>
           <w:tcPr>
@@ -1956,11 +2225,10 @@
               <w:left w:val="single" w:sz="4" w:space="0" w:color="auto"/>
               <w:right w:val="single" w:sz="4" w:space="0" w:color="auto"/>
             </w:tcBorders>
-            <w:shd w:val="clear" w:color="auto" w:fill="auto"/>
-          </w:tcPr>
-          <w:p>
-            <w:r>
-              <w:t>1.3</w:t>
+          </w:tcPr>
+          <w:p>
+            <w:r>
+              <w:t>1.3 Identify level of shared security responsibility models according to business needs</w:t>
             </w:r>
           </w:p>
         </w:tc>
@@ -1971,7 +2239,6 @@
               <w:left w:val="single" w:sz="4" w:space="0" w:color="auto"/>
               <w:right w:val="single" w:sz="4" w:space="0" w:color="auto"/>
             </w:tcBorders>
-            <w:shd w:val="clear" w:color="auto" w:fill="auto"/>
           </w:tcPr>
           <w:p/>
         </w:tc>
@@ -1982,7 +2249,6 @@
               <w:left w:val="single" w:sz="4" w:space="0" w:color="auto"/>
               <w:right w:val="single" w:sz="4" w:space="0" w:color="auto"/>
             </w:tcBorders>
-            <w:shd w:val="clear" w:color="auto" w:fill="auto"/>
           </w:tcPr>
           <w:p/>
         </w:tc>
@@ -1993,7 +2259,6 @@
               <w:left w:val="single" w:sz="4" w:space="0" w:color="auto"/>
               <w:right w:val="single" w:sz="4" w:space="0" w:color="auto"/>
             </w:tcBorders>
-            <w:shd w:val="clear" w:color="auto" w:fill="auto"/>
           </w:tcPr>
           <w:p/>
         </w:tc>
@@ -2004,7 +2269,6 @@
               <w:left w:val="single" w:sz="4" w:space="0" w:color="auto"/>
               <w:right w:val="single" w:sz="4" w:space="0" w:color="auto"/>
             </w:tcBorders>
-            <w:shd w:val="clear" w:color="auto" w:fill="auto"/>
           </w:tcPr>
           <w:p/>
         </w:tc>
@@ -2015,7 +2279,6 @@
               <w:left w:val="single" w:sz="4" w:space="0" w:color="auto"/>
               <w:right w:val="nil"/>
             </w:tcBorders>
-            <w:shd w:val="clear" w:color="auto" w:fill="auto"/>
           </w:tcPr>
           <w:p/>
         </w:tc>
@@ -2031,11 +2294,23 @@
               <w:left w:val="nil"/>
               <w:right w:val="single" w:sz="4" w:space="0" w:color="auto"/>
             </w:tcBorders>
-            <w:shd w:val="clear" w:color="auto" w:fill="auto"/>
-          </w:tcPr>
-          <w:p>
-            <w:r>
-              <w:t>2</w:t>
+          </w:tcPr>
+          <w:p>
+            <w:pPr>
+              <w:rPr>
+                <w:sz w:val="20"/>
+                <w:szCs w:val="20"/>
+              </w:rPr>
+            </w:pPr>
+            <w:r>
+              <w:rPr>
+                <w:rFonts w:ascii="Segoe UI" w:hAnsi="Segoe UI" w:cs="Segoe UI"/>
+                <w:color w:val="1F2328"/>
+                <w:sz w:val="20"/>
+                <w:szCs w:val="20"/>
+                <w:shd w:val="clear" w:color="auto" w:fill="FFFFFF"/>
+              </w:rPr>
+              <w:t>2. Evaluate architecture availability</w:t>
             </w:r>
           </w:p>
         </w:tc>
@@ -2046,11 +2321,10 @@
               <w:left w:val="single" w:sz="4" w:space="0" w:color="auto"/>
               <w:right w:val="single" w:sz="4" w:space="0" w:color="auto"/>
             </w:tcBorders>
-            <w:shd w:val="clear" w:color="auto" w:fill="auto"/>
-          </w:tcPr>
-          <w:p>
-            <w:r>
-              <w:t>2.1</w:t>
+          </w:tcPr>
+          <w:p>
+            <w:r>
+              <w:t>2.1 Review architecture of traditional multi-tier web application in non-cloud environment and identify high availability requirements</w:t>
             </w:r>
           </w:p>
         </w:tc>
@@ -2061,7 +2335,6 @@
               <w:left w:val="single" w:sz="4" w:space="0" w:color="auto"/>
               <w:right w:val="single" w:sz="4" w:space="0" w:color="auto"/>
             </w:tcBorders>
-            <w:shd w:val="clear" w:color="auto" w:fill="auto"/>
           </w:tcPr>
           <w:p/>
         </w:tc>
@@ -2072,7 +2345,6 @@
               <w:left w:val="single" w:sz="4" w:space="0" w:color="auto"/>
               <w:right w:val="single" w:sz="4" w:space="0" w:color="auto"/>
             </w:tcBorders>
-            <w:shd w:val="clear" w:color="auto" w:fill="auto"/>
           </w:tcPr>
           <w:p/>
         </w:tc>
@@ -2083,7 +2355,6 @@
               <w:left w:val="single" w:sz="4" w:space="0" w:color="auto"/>
               <w:right w:val="single" w:sz="4" w:space="0" w:color="auto"/>
             </w:tcBorders>
-            <w:shd w:val="clear" w:color="auto" w:fill="auto"/>
           </w:tcPr>
           <w:p/>
         </w:tc>
@@ -2094,7 +2365,6 @@
               <w:left w:val="single" w:sz="4" w:space="0" w:color="auto"/>
               <w:right w:val="single" w:sz="4" w:space="0" w:color="auto"/>
             </w:tcBorders>
-            <w:shd w:val="clear" w:color="auto" w:fill="auto"/>
           </w:tcPr>
           <w:p/>
         </w:tc>
@@ -2105,7 +2375,6 @@
               <w:left w:val="single" w:sz="4" w:space="0" w:color="auto"/>
               <w:right w:val="nil"/>
             </w:tcBorders>
-            <w:shd w:val="clear" w:color="auto" w:fill="auto"/>
           </w:tcPr>
           <w:p/>
         </w:tc>
@@ -2121,9 +2390,25 @@
               <w:left w:val="nil"/>
               <w:right w:val="single" w:sz="4" w:space="0" w:color="auto"/>
             </w:tcBorders>
-            <w:shd w:val="clear" w:color="auto" w:fill="auto"/>
-          </w:tcPr>
-          <w:p/>
+          </w:tcPr>
+          <w:p>
+            <w:pPr>
+              <w:rPr>
+                <w:sz w:val="20"/>
+                <w:szCs w:val="20"/>
+              </w:rPr>
+            </w:pPr>
+            <w:r>
+              <w:rPr>
+                <w:rFonts w:ascii="Segoe UI" w:hAnsi="Segoe UI" w:cs="Segoe UI"/>
+                <w:color w:val="1F2328"/>
+                <w:sz w:val="20"/>
+                <w:szCs w:val="20"/>
+                <w:shd w:val="clear" w:color="auto" w:fill="FFFFFF"/>
+              </w:rPr>
+              <w:t>2. Evaluate architecture availability</w:t>
+            </w:r>
+          </w:p>
         </w:tc>
         <w:tc>
           <w:tcPr>
@@ -2132,11 +2417,10 @@
               <w:left w:val="single" w:sz="4" w:space="0" w:color="auto"/>
               <w:right w:val="single" w:sz="4" w:space="0" w:color="auto"/>
             </w:tcBorders>
-            <w:shd w:val="clear" w:color="auto" w:fill="auto"/>
-          </w:tcPr>
-          <w:p>
-            <w:r>
-              <w:t>2.2</w:t>
+          </w:tcPr>
+          <w:p>
+            <w:r>
+              <w:t>2.2 Identify any single points of failure</w:t>
             </w:r>
           </w:p>
         </w:tc>
@@ -2147,7 +2431,6 @@
               <w:left w:val="single" w:sz="4" w:space="0" w:color="auto"/>
               <w:right w:val="single" w:sz="4" w:space="0" w:color="auto"/>
             </w:tcBorders>
-            <w:shd w:val="clear" w:color="auto" w:fill="auto"/>
           </w:tcPr>
           <w:p/>
         </w:tc>
@@ -2158,7 +2441,6 @@
               <w:left w:val="single" w:sz="4" w:space="0" w:color="auto"/>
               <w:right w:val="single" w:sz="4" w:space="0" w:color="auto"/>
             </w:tcBorders>
-            <w:shd w:val="clear" w:color="auto" w:fill="auto"/>
           </w:tcPr>
           <w:p/>
         </w:tc>
@@ -2169,7 +2451,6 @@
               <w:left w:val="single" w:sz="4" w:space="0" w:color="auto"/>
               <w:right w:val="single" w:sz="4" w:space="0" w:color="auto"/>
             </w:tcBorders>
-            <w:shd w:val="clear" w:color="auto" w:fill="auto"/>
           </w:tcPr>
           <w:p/>
         </w:tc>
@@ -2180,7 +2461,6 @@
               <w:left w:val="single" w:sz="4" w:space="0" w:color="auto"/>
               <w:right w:val="single" w:sz="4" w:space="0" w:color="auto"/>
             </w:tcBorders>
-            <w:shd w:val="clear" w:color="auto" w:fill="auto"/>
           </w:tcPr>
           <w:p/>
         </w:tc>
@@ -2191,7 +2471,6 @@
               <w:left w:val="single" w:sz="4" w:space="0" w:color="auto"/>
               <w:right w:val="nil"/>
             </w:tcBorders>
-            <w:shd w:val="clear" w:color="auto" w:fill="auto"/>
           </w:tcPr>
           <w:p/>
         </w:tc>
@@ -2207,9 +2486,26 @@
               <w:left w:val="nil"/>
               <w:right w:val="single" w:sz="4" w:space="0" w:color="auto"/>
             </w:tcBorders>
-            <w:shd w:val="clear" w:color="auto" w:fill="auto"/>
-          </w:tcPr>
-          <w:p/>
+          </w:tcPr>
+          <w:p>
+            <w:pPr>
+              <w:rPr>
+                <w:sz w:val="20"/>
+                <w:szCs w:val="20"/>
+              </w:rPr>
+            </w:pPr>
+            <w:r>
+              <w:rPr>
+                <w:rFonts w:ascii="Segoe UI" w:hAnsi="Segoe UI" w:cs="Segoe UI"/>
+                <w:color w:val="1F2328"/>
+                <w:sz w:val="20"/>
+                <w:szCs w:val="20"/>
+                <w:shd w:val="clear" w:color="auto" w:fill="FFFFFF"/>
+              </w:rPr>
+              <w:lastRenderedPageBreak/>
+              <w:t>2. Evaluate architecture availability</w:t>
+            </w:r>
+          </w:p>
         </w:tc>
         <w:tc>
           <w:tcPr>
@@ -2218,11 +2514,10 @@
               <w:left w:val="single" w:sz="4" w:space="0" w:color="auto"/>
               <w:right w:val="single" w:sz="4" w:space="0" w:color="auto"/>
             </w:tcBorders>
-            <w:shd w:val="clear" w:color="auto" w:fill="auto"/>
-          </w:tcPr>
-          <w:p>
-            <w:r>
-              <w:t>2.3</w:t>
+          </w:tcPr>
+          <w:p>
+            <w:r>
+              <w:t>2.3 Estimate recovery objectives for multi-tier web components and for overall architecture</w:t>
             </w:r>
           </w:p>
         </w:tc>
@@ -2233,7 +2528,6 @@
               <w:left w:val="single" w:sz="4" w:space="0" w:color="auto"/>
               <w:right w:val="single" w:sz="4" w:space="0" w:color="auto"/>
             </w:tcBorders>
-            <w:shd w:val="clear" w:color="auto" w:fill="auto"/>
           </w:tcPr>
           <w:p/>
         </w:tc>
@@ -2244,7 +2538,6 @@
               <w:left w:val="single" w:sz="4" w:space="0" w:color="auto"/>
               <w:right w:val="single" w:sz="4" w:space="0" w:color="auto"/>
             </w:tcBorders>
-            <w:shd w:val="clear" w:color="auto" w:fill="auto"/>
           </w:tcPr>
           <w:p/>
         </w:tc>
@@ -2255,7 +2548,6 @@
               <w:left w:val="single" w:sz="4" w:space="0" w:color="auto"/>
               <w:right w:val="single" w:sz="4" w:space="0" w:color="auto"/>
             </w:tcBorders>
-            <w:shd w:val="clear" w:color="auto" w:fill="auto"/>
           </w:tcPr>
           <w:p/>
         </w:tc>
@@ -2266,7 +2558,6 @@
               <w:left w:val="single" w:sz="4" w:space="0" w:color="auto"/>
               <w:right w:val="single" w:sz="4" w:space="0" w:color="auto"/>
             </w:tcBorders>
-            <w:shd w:val="clear" w:color="auto" w:fill="auto"/>
           </w:tcPr>
           <w:p/>
         </w:tc>
@@ -2277,7 +2568,6 @@
               <w:left w:val="single" w:sz="4" w:space="0" w:color="auto"/>
               <w:right w:val="nil"/>
             </w:tcBorders>
-            <w:shd w:val="clear" w:color="auto" w:fill="auto"/>
           </w:tcPr>
           <w:p/>
         </w:tc>
@@ -2293,11 +2583,26 @@
               <w:left w:val="nil"/>
               <w:right w:val="single" w:sz="4" w:space="0" w:color="auto"/>
             </w:tcBorders>
-            <w:shd w:val="clear" w:color="auto" w:fill="auto"/>
-          </w:tcPr>
-          <w:p>
-            <w:r>
-              <w:t>3</w:t>
+          </w:tcPr>
+          <w:p>
+            <w:pPr>
+              <w:rPr>
+                <w:rFonts w:ascii="Segoe UI" w:hAnsi="Segoe UI" w:cs="Segoe UI"/>
+                <w:color w:val="1F2328"/>
+                <w:sz w:val="20"/>
+                <w:szCs w:val="20"/>
+                <w:shd w:val="clear" w:color="auto" w:fill="FFFFFF"/>
+              </w:rPr>
+            </w:pPr>
+            <w:r>
+              <w:rPr>
+                <w:rFonts w:ascii="Segoe UI" w:hAnsi="Segoe UI" w:cs="Segoe UI"/>
+                <w:color w:val="1F2328"/>
+                <w:sz w:val="20"/>
+                <w:szCs w:val="20"/>
+                <w:shd w:val="clear" w:color="auto" w:fill="FFFFFF"/>
+              </w:rPr>
+              <w:t>2. Evaluate architecture availability</w:t>
             </w:r>
           </w:p>
         </w:tc>
@@ -2308,11 +2613,10 @@
               <w:left w:val="single" w:sz="4" w:space="0" w:color="auto"/>
               <w:right w:val="single" w:sz="4" w:space="0" w:color="auto"/>
             </w:tcBorders>
-            <w:shd w:val="clear" w:color="auto" w:fill="auto"/>
-          </w:tcPr>
-          <w:p>
-            <w:r>
-              <w:t>3.1</w:t>
+          </w:tcPr>
+          <w:p>
+            <w:r>
+              <w:t>2.4 Determine components that must scale vertically and the potential impact on system availability</w:t>
             </w:r>
           </w:p>
         </w:tc>
@@ -2323,7 +2627,6 @@
               <w:left w:val="single" w:sz="4" w:space="0" w:color="auto"/>
               <w:right w:val="single" w:sz="4" w:space="0" w:color="auto"/>
             </w:tcBorders>
-            <w:shd w:val="clear" w:color="auto" w:fill="auto"/>
           </w:tcPr>
           <w:p/>
         </w:tc>
@@ -2334,7 +2637,6 @@
               <w:left w:val="single" w:sz="4" w:space="0" w:color="auto"/>
               <w:right w:val="single" w:sz="4" w:space="0" w:color="auto"/>
             </w:tcBorders>
-            <w:shd w:val="clear" w:color="auto" w:fill="auto"/>
           </w:tcPr>
           <w:p/>
         </w:tc>
@@ -2345,7 +2647,6 @@
               <w:left w:val="single" w:sz="4" w:space="0" w:color="auto"/>
               <w:right w:val="single" w:sz="4" w:space="0" w:color="auto"/>
             </w:tcBorders>
-            <w:shd w:val="clear" w:color="auto" w:fill="auto"/>
           </w:tcPr>
           <w:p/>
         </w:tc>
@@ -2356,7 +2657,6 @@
               <w:left w:val="single" w:sz="4" w:space="0" w:color="auto"/>
               <w:right w:val="single" w:sz="4" w:space="0" w:color="auto"/>
             </w:tcBorders>
-            <w:shd w:val="clear" w:color="auto" w:fill="auto"/>
           </w:tcPr>
           <w:p/>
         </w:tc>
@@ -2367,7 +2667,6 @@
               <w:left w:val="single" w:sz="4" w:space="0" w:color="auto"/>
               <w:right w:val="nil"/>
             </w:tcBorders>
-            <w:shd w:val="clear" w:color="auto" w:fill="auto"/>
           </w:tcPr>
           <w:p/>
         </w:tc>
@@ -2383,9 +2682,28 @@
               <w:left w:val="nil"/>
               <w:right w:val="single" w:sz="4" w:space="0" w:color="auto"/>
             </w:tcBorders>
-            <w:shd w:val="clear" w:color="auto" w:fill="auto"/>
-          </w:tcPr>
-          <w:p/>
+          </w:tcPr>
+          <w:p>
+            <w:pPr>
+              <w:rPr>
+                <w:rFonts w:ascii="Segoe UI" w:hAnsi="Segoe UI" w:cs="Segoe UI"/>
+                <w:color w:val="1F2328"/>
+                <w:sz w:val="20"/>
+                <w:szCs w:val="20"/>
+                <w:shd w:val="clear" w:color="auto" w:fill="FFFFFF"/>
+              </w:rPr>
+            </w:pPr>
+            <w:r>
+              <w:rPr>
+                <w:rFonts w:ascii="Segoe UI" w:hAnsi="Segoe UI" w:cs="Segoe UI"/>
+                <w:color w:val="1F2328"/>
+                <w:sz w:val="20"/>
+                <w:szCs w:val="20"/>
+                <w:shd w:val="clear" w:color="auto" w:fill="FFFFFF"/>
+              </w:rPr>
+              <w:t>2. Evaluate architecture availability</w:t>
+            </w:r>
+          </w:p>
         </w:tc>
         <w:tc>
           <w:tcPr>
@@ -2394,11 +2712,10 @@
               <w:left w:val="single" w:sz="4" w:space="0" w:color="auto"/>
               <w:right w:val="single" w:sz="4" w:space="0" w:color="auto"/>
             </w:tcBorders>
-            <w:shd w:val="clear" w:color="auto" w:fill="auto"/>
-          </w:tcPr>
-          <w:p>
-            <w:r>
-              <w:t>3.2</w:t>
+          </w:tcPr>
+          <w:p>
+            <w:r>
+              <w:t>2.5 Document architecture review findings according to business needs</w:t>
             </w:r>
           </w:p>
         </w:tc>
@@ -2409,7 +2726,6 @@
               <w:left w:val="single" w:sz="4" w:space="0" w:color="auto"/>
               <w:right w:val="single" w:sz="4" w:space="0" w:color="auto"/>
             </w:tcBorders>
-            <w:shd w:val="clear" w:color="auto" w:fill="auto"/>
           </w:tcPr>
           <w:p/>
         </w:tc>
@@ -2420,7 +2736,6 @@
               <w:left w:val="single" w:sz="4" w:space="0" w:color="auto"/>
               <w:right w:val="single" w:sz="4" w:space="0" w:color="auto"/>
             </w:tcBorders>
-            <w:shd w:val="clear" w:color="auto" w:fill="auto"/>
           </w:tcPr>
           <w:p/>
         </w:tc>
@@ -2431,7 +2746,6 @@
               <w:left w:val="single" w:sz="4" w:space="0" w:color="auto"/>
               <w:right w:val="single" w:sz="4" w:space="0" w:color="auto"/>
             </w:tcBorders>
-            <w:shd w:val="clear" w:color="auto" w:fill="auto"/>
           </w:tcPr>
           <w:p/>
         </w:tc>
@@ -2442,7 +2756,6 @@
               <w:left w:val="single" w:sz="4" w:space="0" w:color="auto"/>
               <w:right w:val="single" w:sz="4" w:space="0" w:color="auto"/>
             </w:tcBorders>
-            <w:shd w:val="clear" w:color="auto" w:fill="auto"/>
           </w:tcPr>
           <w:p/>
         </w:tc>
@@ -2453,7 +2766,6 @@
               <w:left w:val="single" w:sz="4" w:space="0" w:color="auto"/>
               <w:right w:val="nil"/>
             </w:tcBorders>
-            <w:shd w:val="clear" w:color="auto" w:fill="auto"/>
           </w:tcPr>
           <w:p/>
         </w:tc>
@@ -2469,9 +2781,25 @@
               <w:left w:val="nil"/>
               <w:right w:val="single" w:sz="4" w:space="0" w:color="auto"/>
             </w:tcBorders>
-            <w:shd w:val="clear" w:color="auto" w:fill="auto"/>
-          </w:tcPr>
-          <w:p/>
+          </w:tcPr>
+          <w:p>
+            <w:pPr>
+              <w:rPr>
+                <w:sz w:val="20"/>
+                <w:szCs w:val="20"/>
+              </w:rPr>
+            </w:pPr>
+            <w:r>
+              <w:rPr>
+                <w:rFonts w:ascii="Segoe UI" w:hAnsi="Segoe UI" w:cs="Segoe UI"/>
+                <w:color w:val="1F2328"/>
+                <w:sz w:val="20"/>
+                <w:szCs w:val="20"/>
+                <w:shd w:val="clear" w:color="auto" w:fill="F6F8FA"/>
+              </w:rPr>
+              <w:t>3. Design cloud-based architecture for high availability</w:t>
+            </w:r>
+          </w:p>
         </w:tc>
         <w:tc>
           <w:tcPr>
@@ -2480,11 +2808,13 @@
               <w:left w:val="single" w:sz="4" w:space="0" w:color="auto"/>
               <w:right w:val="single" w:sz="4" w:space="0" w:color="auto"/>
             </w:tcBorders>
-            <w:shd w:val="clear" w:color="auto" w:fill="auto"/>
-          </w:tcPr>
-          <w:p>
-            <w:r>
-              <w:t>3.3</w:t>
+          </w:tcPr>
+          <w:p>
+            <w:r>
+              <w:t>3.1 Design equivalent architecture for high availability using cloud services</w:t>
+            </w:r>
+            <w:r>
+              <w:br/>
             </w:r>
           </w:p>
         </w:tc>
@@ -2495,7 +2825,6 @@
               <w:left w:val="single" w:sz="4" w:space="0" w:color="auto"/>
               <w:right w:val="single" w:sz="4" w:space="0" w:color="auto"/>
             </w:tcBorders>
-            <w:shd w:val="clear" w:color="auto" w:fill="auto"/>
           </w:tcPr>
           <w:p/>
         </w:tc>
@@ -2506,7 +2835,6 @@
               <w:left w:val="single" w:sz="4" w:space="0" w:color="auto"/>
               <w:right w:val="single" w:sz="4" w:space="0" w:color="auto"/>
             </w:tcBorders>
-            <w:shd w:val="clear" w:color="auto" w:fill="auto"/>
           </w:tcPr>
           <w:p/>
         </w:tc>
@@ -2517,7 +2845,6 @@
               <w:left w:val="single" w:sz="4" w:space="0" w:color="auto"/>
               <w:right w:val="single" w:sz="4" w:space="0" w:color="auto"/>
             </w:tcBorders>
-            <w:shd w:val="clear" w:color="auto" w:fill="auto"/>
           </w:tcPr>
           <w:p/>
         </w:tc>
@@ -2528,7 +2855,6 @@
               <w:left w:val="single" w:sz="4" w:space="0" w:color="auto"/>
               <w:right w:val="single" w:sz="4" w:space="0" w:color="auto"/>
             </w:tcBorders>
-            <w:shd w:val="clear" w:color="auto" w:fill="auto"/>
           </w:tcPr>
           <w:p/>
         </w:tc>
@@ -2539,7 +2865,6 @@
               <w:left w:val="single" w:sz="4" w:space="0" w:color="auto"/>
               <w:right w:val="nil"/>
             </w:tcBorders>
-            <w:shd w:val="clear" w:color="auto" w:fill="auto"/>
           </w:tcPr>
           <w:p/>
         </w:tc>
@@ -2555,11 +2880,23 @@
               <w:left w:val="nil"/>
               <w:right w:val="single" w:sz="4" w:space="0" w:color="auto"/>
             </w:tcBorders>
-            <w:shd w:val="clear" w:color="auto" w:fill="auto"/>
-          </w:tcPr>
-          <w:p>
-            <w:r>
-              <w:t>4</w:t>
+          </w:tcPr>
+          <w:p>
+            <w:pPr>
+              <w:rPr>
+                <w:sz w:val="20"/>
+                <w:szCs w:val="20"/>
+              </w:rPr>
+            </w:pPr>
+            <w:r>
+              <w:rPr>
+                <w:rFonts w:ascii="Segoe UI" w:hAnsi="Segoe UI" w:cs="Segoe UI"/>
+                <w:color w:val="1F2328"/>
+                <w:sz w:val="20"/>
+                <w:szCs w:val="20"/>
+                <w:shd w:val="clear" w:color="auto" w:fill="F6F8FA"/>
+              </w:rPr>
+              <w:t>3. Design cloud-based architecture for high availability</w:t>
             </w:r>
           </w:p>
         </w:tc>
@@ -2570,11 +2907,10 @@
               <w:left w:val="single" w:sz="4" w:space="0" w:color="auto"/>
               <w:right w:val="single" w:sz="4" w:space="0" w:color="auto"/>
             </w:tcBorders>
-            <w:shd w:val="clear" w:color="auto" w:fill="auto"/>
-          </w:tcPr>
-          <w:p>
-            <w:r>
-              <w:t>4.1</w:t>
+          </w:tcPr>
+          <w:p>
+            <w:r>
+              <w:t>3.2 Identify and remove single points of failure as required</w:t>
             </w:r>
           </w:p>
         </w:tc>
@@ -2585,7 +2921,6 @@
               <w:left w:val="single" w:sz="4" w:space="0" w:color="auto"/>
               <w:right w:val="single" w:sz="4" w:space="0" w:color="auto"/>
             </w:tcBorders>
-            <w:shd w:val="clear" w:color="auto" w:fill="auto"/>
           </w:tcPr>
           <w:p/>
         </w:tc>
@@ -2596,7 +2931,6 @@
               <w:left w:val="single" w:sz="4" w:space="0" w:color="auto"/>
               <w:right w:val="single" w:sz="4" w:space="0" w:color="auto"/>
             </w:tcBorders>
-            <w:shd w:val="clear" w:color="auto" w:fill="auto"/>
           </w:tcPr>
           <w:p/>
         </w:tc>
@@ -2607,7 +2941,6 @@
               <w:left w:val="single" w:sz="4" w:space="0" w:color="auto"/>
               <w:right w:val="single" w:sz="4" w:space="0" w:color="auto"/>
             </w:tcBorders>
-            <w:shd w:val="clear" w:color="auto" w:fill="auto"/>
           </w:tcPr>
           <w:p/>
         </w:tc>
@@ -2618,7 +2951,6 @@
               <w:left w:val="single" w:sz="4" w:space="0" w:color="auto"/>
               <w:right w:val="single" w:sz="4" w:space="0" w:color="auto"/>
             </w:tcBorders>
-            <w:shd w:val="clear" w:color="auto" w:fill="auto"/>
           </w:tcPr>
           <w:p/>
         </w:tc>
@@ -2629,7 +2961,6 @@
               <w:left w:val="single" w:sz="4" w:space="0" w:color="auto"/>
               <w:right w:val="nil"/>
             </w:tcBorders>
-            <w:shd w:val="clear" w:color="auto" w:fill="auto"/>
           </w:tcPr>
           <w:p/>
         </w:tc>
@@ -2645,9 +2976,25 @@
               <w:left w:val="nil"/>
               <w:right w:val="single" w:sz="4" w:space="0" w:color="auto"/>
             </w:tcBorders>
-            <w:shd w:val="clear" w:color="auto" w:fill="auto"/>
-          </w:tcPr>
-          <w:p/>
+          </w:tcPr>
+          <w:p>
+            <w:pPr>
+              <w:rPr>
+                <w:sz w:val="20"/>
+                <w:szCs w:val="20"/>
+              </w:rPr>
+            </w:pPr>
+            <w:r>
+              <w:rPr>
+                <w:rFonts w:ascii="Segoe UI" w:hAnsi="Segoe UI" w:cs="Segoe UI"/>
+                <w:color w:val="1F2328"/>
+                <w:sz w:val="20"/>
+                <w:szCs w:val="20"/>
+                <w:shd w:val="clear" w:color="auto" w:fill="F6F8FA"/>
+              </w:rPr>
+              <w:t>3. Design cloud-based architecture for high availability</w:t>
+            </w:r>
+          </w:p>
         </w:tc>
         <w:tc>
           <w:tcPr>
@@ -2656,11 +3003,10 @@
               <w:left w:val="single" w:sz="4" w:space="0" w:color="auto"/>
               <w:right w:val="single" w:sz="4" w:space="0" w:color="auto"/>
             </w:tcBorders>
-            <w:shd w:val="clear" w:color="auto" w:fill="auto"/>
-          </w:tcPr>
-          <w:p>
-            <w:r>
-              <w:t>4.2</w:t>
+          </w:tcPr>
+          <w:p>
+            <w:r>
+              <w:t>3.3 Estimate recovery objectives for each component and overall architecture</w:t>
             </w:r>
           </w:p>
         </w:tc>
@@ -2671,7 +3017,6 @@
               <w:left w:val="single" w:sz="4" w:space="0" w:color="auto"/>
               <w:right w:val="single" w:sz="4" w:space="0" w:color="auto"/>
             </w:tcBorders>
-            <w:shd w:val="clear" w:color="auto" w:fill="auto"/>
           </w:tcPr>
           <w:p/>
         </w:tc>
@@ -2682,7 +3027,6 @@
               <w:left w:val="single" w:sz="4" w:space="0" w:color="auto"/>
               <w:right w:val="single" w:sz="4" w:space="0" w:color="auto"/>
             </w:tcBorders>
-            <w:shd w:val="clear" w:color="auto" w:fill="auto"/>
           </w:tcPr>
           <w:p/>
         </w:tc>
@@ -2693,7 +3037,6 @@
               <w:left w:val="single" w:sz="4" w:space="0" w:color="auto"/>
               <w:right w:val="single" w:sz="4" w:space="0" w:color="auto"/>
             </w:tcBorders>
-            <w:shd w:val="clear" w:color="auto" w:fill="auto"/>
           </w:tcPr>
           <w:p/>
         </w:tc>
@@ -2704,7 +3047,6 @@
               <w:left w:val="single" w:sz="4" w:space="0" w:color="auto"/>
               <w:right w:val="single" w:sz="4" w:space="0" w:color="auto"/>
             </w:tcBorders>
-            <w:shd w:val="clear" w:color="auto" w:fill="auto"/>
           </w:tcPr>
           <w:p/>
         </w:tc>
@@ -2715,7 +3057,6 @@
               <w:left w:val="single" w:sz="4" w:space="0" w:color="auto"/>
               <w:right w:val="nil"/>
             </w:tcBorders>
-            <w:shd w:val="clear" w:color="auto" w:fill="auto"/>
           </w:tcPr>
           <w:p/>
         </w:tc>
@@ -2731,9 +3072,25 @@
               <w:left w:val="nil"/>
               <w:right w:val="single" w:sz="4" w:space="0" w:color="auto"/>
             </w:tcBorders>
-            <w:shd w:val="clear" w:color="auto" w:fill="auto"/>
-          </w:tcPr>
-          <w:p/>
+          </w:tcPr>
+          <w:p>
+            <w:pPr>
+              <w:rPr>
+                <w:sz w:val="20"/>
+                <w:szCs w:val="20"/>
+              </w:rPr>
+            </w:pPr>
+            <w:r>
+              <w:rPr>
+                <w:rFonts w:ascii="Segoe UI" w:hAnsi="Segoe UI" w:cs="Segoe UI"/>
+                <w:color w:val="1F2328"/>
+                <w:sz w:val="20"/>
+                <w:szCs w:val="20"/>
+                <w:shd w:val="clear" w:color="auto" w:fill="F6F8FA"/>
+              </w:rPr>
+              <w:t>3. Design cloud-based architecture for high availability</w:t>
+            </w:r>
+          </w:p>
         </w:tc>
         <w:tc>
           <w:tcPr>
@@ -2742,11 +3099,10 @@
               <w:left w:val="single" w:sz="4" w:space="0" w:color="auto"/>
               <w:right w:val="single" w:sz="4" w:space="0" w:color="auto"/>
             </w:tcBorders>
-            <w:shd w:val="clear" w:color="auto" w:fill="auto"/>
-          </w:tcPr>
-          <w:p>
-            <w:r>
-              <w:t>4.3</w:t>
+          </w:tcPr>
+          <w:p>
+            <w:r>
+              <w:t>3.4 Determine components that must scale vertically and the potential impact on system availability</w:t>
             </w:r>
           </w:p>
         </w:tc>
@@ -2757,7 +3113,6 @@
               <w:left w:val="single" w:sz="4" w:space="0" w:color="auto"/>
               <w:right w:val="single" w:sz="4" w:space="0" w:color="auto"/>
             </w:tcBorders>
-            <w:shd w:val="clear" w:color="auto" w:fill="auto"/>
           </w:tcPr>
           <w:p/>
         </w:tc>
@@ -2768,7 +3123,6 @@
               <w:left w:val="single" w:sz="4" w:space="0" w:color="auto"/>
               <w:right w:val="single" w:sz="4" w:space="0" w:color="auto"/>
             </w:tcBorders>
-            <w:shd w:val="clear" w:color="auto" w:fill="auto"/>
           </w:tcPr>
           <w:p/>
         </w:tc>
@@ -2779,7 +3133,6 @@
               <w:left w:val="single" w:sz="4" w:space="0" w:color="auto"/>
               <w:right w:val="single" w:sz="4" w:space="0" w:color="auto"/>
             </w:tcBorders>
-            <w:shd w:val="clear" w:color="auto" w:fill="auto"/>
           </w:tcPr>
           <w:p/>
         </w:tc>
@@ -2790,7 +3143,6 @@
               <w:left w:val="single" w:sz="4" w:space="0" w:color="auto"/>
               <w:right w:val="single" w:sz="4" w:space="0" w:color="auto"/>
             </w:tcBorders>
-            <w:shd w:val="clear" w:color="auto" w:fill="auto"/>
           </w:tcPr>
           <w:p/>
         </w:tc>
@@ -2801,7 +3153,1007 @@
               <w:left w:val="single" w:sz="4" w:space="0" w:color="auto"/>
               <w:right w:val="nil"/>
             </w:tcBorders>
-            <w:shd w:val="clear" w:color="auto" w:fill="auto"/>
+          </w:tcPr>
+          <w:p/>
+        </w:tc>
+      </w:tr>
+      <w:tr>
+        <w:trPr>
+          <w:trHeight w:val="340"/>
+        </w:trPr>
+        <w:tc>
+          <w:tcPr>
+            <w:tcW w:w="2948" w:type="dxa"/>
+            <w:tcBorders>
+              <w:left w:val="nil"/>
+              <w:right w:val="single" w:sz="4" w:space="0" w:color="auto"/>
+            </w:tcBorders>
+          </w:tcPr>
+          <w:p>
+            <w:pPr>
+              <w:rPr>
+                <w:sz w:val="20"/>
+                <w:szCs w:val="20"/>
+              </w:rPr>
+            </w:pPr>
+            <w:r>
+              <w:rPr>
+                <w:rFonts w:ascii="Segoe UI" w:hAnsi="Segoe UI" w:cs="Segoe UI"/>
+                <w:color w:val="1F2328"/>
+                <w:sz w:val="20"/>
+                <w:szCs w:val="20"/>
+                <w:shd w:val="clear" w:color="auto" w:fill="F6F8FA"/>
+              </w:rPr>
+              <w:t>3. Design cloud-based architecture for high availability</w:t>
+            </w:r>
+          </w:p>
+        </w:tc>
+        <w:tc>
+          <w:tcPr>
+            <w:tcW w:w="8364" w:type="dxa"/>
+            <w:tcBorders>
+              <w:left w:val="single" w:sz="4" w:space="0" w:color="auto"/>
+              <w:right w:val="single" w:sz="4" w:space="0" w:color="auto"/>
+            </w:tcBorders>
+          </w:tcPr>
+          <w:p>
+            <w:r>
+              <w:t>3.5 Document architecture design according to business needs</w:t>
+            </w:r>
+          </w:p>
+        </w:tc>
+        <w:tc>
+          <w:tcPr>
+            <w:tcW w:w="850" w:type="dxa"/>
+            <w:tcBorders>
+              <w:left w:val="single" w:sz="4" w:space="0" w:color="auto"/>
+              <w:right w:val="single" w:sz="4" w:space="0" w:color="auto"/>
+            </w:tcBorders>
+          </w:tcPr>
+          <w:p/>
+        </w:tc>
+        <w:tc>
+          <w:tcPr>
+            <w:tcW w:w="851" w:type="dxa"/>
+            <w:tcBorders>
+              <w:left w:val="single" w:sz="4" w:space="0" w:color="auto"/>
+              <w:right w:val="single" w:sz="4" w:space="0" w:color="auto"/>
+            </w:tcBorders>
+          </w:tcPr>
+          <w:p/>
+        </w:tc>
+        <w:tc>
+          <w:tcPr>
+            <w:tcW w:w="850" w:type="dxa"/>
+            <w:tcBorders>
+              <w:left w:val="single" w:sz="4" w:space="0" w:color="auto"/>
+              <w:right w:val="single" w:sz="4" w:space="0" w:color="auto"/>
+            </w:tcBorders>
+          </w:tcPr>
+          <w:p/>
+        </w:tc>
+        <w:tc>
+          <w:tcPr>
+            <w:tcW w:w="851" w:type="dxa"/>
+            <w:tcBorders>
+              <w:left w:val="single" w:sz="4" w:space="0" w:color="auto"/>
+              <w:right w:val="single" w:sz="4" w:space="0" w:color="auto"/>
+            </w:tcBorders>
+          </w:tcPr>
+          <w:p/>
+        </w:tc>
+        <w:tc>
+          <w:tcPr>
+            <w:tcW w:w="850" w:type="dxa"/>
+            <w:tcBorders>
+              <w:left w:val="single" w:sz="4" w:space="0" w:color="auto"/>
+              <w:right w:val="nil"/>
+            </w:tcBorders>
+          </w:tcPr>
+          <w:p/>
+        </w:tc>
+      </w:tr>
+      <w:tr>
+        <w:trPr>
+          <w:trHeight w:val="340"/>
+        </w:trPr>
+        <w:tc>
+          <w:tcPr>
+            <w:tcW w:w="2948" w:type="dxa"/>
+            <w:tcBorders>
+              <w:left w:val="nil"/>
+              <w:right w:val="single" w:sz="4" w:space="0" w:color="auto"/>
+            </w:tcBorders>
+          </w:tcPr>
+          <w:p>
+            <w:pPr>
+              <w:rPr>
+                <w:sz w:val="20"/>
+                <w:szCs w:val="20"/>
+              </w:rPr>
+            </w:pPr>
+            <w:r>
+              <w:rPr>
+                <w:rFonts w:ascii="Segoe UI" w:hAnsi="Segoe UI" w:cs="Segoe UI"/>
+                <w:color w:val="1F2328"/>
+                <w:sz w:val="20"/>
+                <w:szCs w:val="20"/>
+                <w:shd w:val="clear" w:color="auto" w:fill="FFFFFF"/>
+              </w:rPr>
+              <w:t>4. Implement cloud-based architecture for high availability</w:t>
+            </w:r>
+          </w:p>
+        </w:tc>
+        <w:tc>
+          <w:tcPr>
+            <w:tcW w:w="8364" w:type="dxa"/>
+            <w:tcBorders>
+              <w:left w:val="single" w:sz="4" w:space="0" w:color="auto"/>
+              <w:right w:val="single" w:sz="4" w:space="0" w:color="auto"/>
+            </w:tcBorders>
+          </w:tcPr>
+          <w:p>
+            <w:r>
+              <w:t>4.1 Implement architecture design in cloud environment</w:t>
+            </w:r>
+          </w:p>
+        </w:tc>
+        <w:tc>
+          <w:tcPr>
+            <w:tcW w:w="850" w:type="dxa"/>
+            <w:tcBorders>
+              <w:left w:val="single" w:sz="4" w:space="0" w:color="auto"/>
+              <w:right w:val="single" w:sz="4" w:space="0" w:color="auto"/>
+            </w:tcBorders>
+          </w:tcPr>
+          <w:p/>
+        </w:tc>
+        <w:tc>
+          <w:tcPr>
+            <w:tcW w:w="851" w:type="dxa"/>
+            <w:tcBorders>
+              <w:left w:val="single" w:sz="4" w:space="0" w:color="auto"/>
+              <w:right w:val="single" w:sz="4" w:space="0" w:color="auto"/>
+            </w:tcBorders>
+          </w:tcPr>
+          <w:p/>
+        </w:tc>
+        <w:tc>
+          <w:tcPr>
+            <w:tcW w:w="850" w:type="dxa"/>
+            <w:tcBorders>
+              <w:left w:val="single" w:sz="4" w:space="0" w:color="auto"/>
+              <w:right w:val="single" w:sz="4" w:space="0" w:color="auto"/>
+            </w:tcBorders>
+          </w:tcPr>
+          <w:p/>
+        </w:tc>
+        <w:tc>
+          <w:tcPr>
+            <w:tcW w:w="851" w:type="dxa"/>
+            <w:tcBorders>
+              <w:left w:val="single" w:sz="4" w:space="0" w:color="auto"/>
+              <w:right w:val="single" w:sz="4" w:space="0" w:color="auto"/>
+            </w:tcBorders>
+          </w:tcPr>
+          <w:p/>
+        </w:tc>
+        <w:tc>
+          <w:tcPr>
+            <w:tcW w:w="850" w:type="dxa"/>
+            <w:tcBorders>
+              <w:left w:val="single" w:sz="4" w:space="0" w:color="auto"/>
+              <w:right w:val="nil"/>
+            </w:tcBorders>
+          </w:tcPr>
+          <w:p/>
+        </w:tc>
+      </w:tr>
+      <w:tr>
+        <w:trPr>
+          <w:trHeight w:val="340"/>
+        </w:trPr>
+        <w:tc>
+          <w:tcPr>
+            <w:tcW w:w="2948" w:type="dxa"/>
+            <w:tcBorders>
+              <w:left w:val="nil"/>
+              <w:right w:val="single" w:sz="4" w:space="0" w:color="auto"/>
+            </w:tcBorders>
+          </w:tcPr>
+          <w:p>
+            <w:pPr>
+              <w:rPr>
+                <w:sz w:val="20"/>
+                <w:szCs w:val="20"/>
+              </w:rPr>
+            </w:pPr>
+            <w:r>
+              <w:rPr>
+                <w:rFonts w:ascii="Segoe UI" w:hAnsi="Segoe UI" w:cs="Segoe UI"/>
+                <w:color w:val="1F2328"/>
+                <w:sz w:val="20"/>
+                <w:szCs w:val="20"/>
+                <w:shd w:val="clear" w:color="auto" w:fill="FFFFFF"/>
+              </w:rPr>
+              <w:t>4. Implement cloud-based architecture for high availability</w:t>
+            </w:r>
+          </w:p>
+        </w:tc>
+        <w:tc>
+          <w:tcPr>
+            <w:tcW w:w="8364" w:type="dxa"/>
+            <w:tcBorders>
+              <w:left w:val="single" w:sz="4" w:space="0" w:color="auto"/>
+              <w:right w:val="single" w:sz="4" w:space="0" w:color="auto"/>
+            </w:tcBorders>
+          </w:tcPr>
+          <w:p>
+            <w:r>
+              <w:rPr>
+                <w:rFonts w:ascii="Segoe UI" w:hAnsi="Segoe UI" w:cs="Segoe UI"/>
+                <w:color w:val="1F2328"/>
+                <w:shd w:val="clear" w:color="auto" w:fill="FFFFFF"/>
+              </w:rPr>
+              <w:t>4.2 Demonstrate connectivity between resources at all tiers</w:t>
+            </w:r>
+          </w:p>
+        </w:tc>
+        <w:tc>
+          <w:tcPr>
+            <w:tcW w:w="850" w:type="dxa"/>
+            <w:tcBorders>
+              <w:left w:val="single" w:sz="4" w:space="0" w:color="auto"/>
+              <w:right w:val="single" w:sz="4" w:space="0" w:color="auto"/>
+            </w:tcBorders>
+          </w:tcPr>
+          <w:p/>
+        </w:tc>
+        <w:tc>
+          <w:tcPr>
+            <w:tcW w:w="851" w:type="dxa"/>
+            <w:tcBorders>
+              <w:left w:val="single" w:sz="4" w:space="0" w:color="auto"/>
+              <w:right w:val="single" w:sz="4" w:space="0" w:color="auto"/>
+            </w:tcBorders>
+          </w:tcPr>
+          <w:p/>
+        </w:tc>
+        <w:tc>
+          <w:tcPr>
+            <w:tcW w:w="850" w:type="dxa"/>
+            <w:tcBorders>
+              <w:left w:val="single" w:sz="4" w:space="0" w:color="auto"/>
+              <w:right w:val="single" w:sz="4" w:space="0" w:color="auto"/>
+            </w:tcBorders>
+          </w:tcPr>
+          <w:p/>
+        </w:tc>
+        <w:tc>
+          <w:tcPr>
+            <w:tcW w:w="851" w:type="dxa"/>
+            <w:tcBorders>
+              <w:left w:val="single" w:sz="4" w:space="0" w:color="auto"/>
+              <w:right w:val="single" w:sz="4" w:space="0" w:color="auto"/>
+            </w:tcBorders>
+          </w:tcPr>
+          <w:p/>
+        </w:tc>
+        <w:tc>
+          <w:tcPr>
+            <w:tcW w:w="850" w:type="dxa"/>
+            <w:tcBorders>
+              <w:left w:val="single" w:sz="4" w:space="0" w:color="auto"/>
+              <w:right w:val="nil"/>
+            </w:tcBorders>
+          </w:tcPr>
+          <w:p/>
+        </w:tc>
+      </w:tr>
+      <w:tr>
+        <w:trPr>
+          <w:trHeight w:val="340"/>
+        </w:trPr>
+        <w:tc>
+          <w:tcPr>
+            <w:tcW w:w="2948" w:type="dxa"/>
+            <w:tcBorders>
+              <w:left w:val="nil"/>
+              <w:right w:val="single" w:sz="4" w:space="0" w:color="auto"/>
+            </w:tcBorders>
+          </w:tcPr>
+          <w:p>
+            <w:pPr>
+              <w:rPr>
+                <w:sz w:val="20"/>
+                <w:szCs w:val="20"/>
+              </w:rPr>
+            </w:pPr>
+            <w:r>
+              <w:rPr>
+                <w:rFonts w:ascii="Segoe UI" w:hAnsi="Segoe UI" w:cs="Segoe UI"/>
+                <w:color w:val="1F2328"/>
+                <w:sz w:val="20"/>
+                <w:szCs w:val="20"/>
+                <w:shd w:val="clear" w:color="auto" w:fill="FFFFFF"/>
+              </w:rPr>
+              <w:t>4. Implement cloud-based architecture for high availability</w:t>
+            </w:r>
+          </w:p>
+        </w:tc>
+        <w:tc>
+          <w:tcPr>
+            <w:tcW w:w="8364" w:type="dxa"/>
+            <w:tcBorders>
+              <w:left w:val="single" w:sz="4" w:space="0" w:color="auto"/>
+              <w:right w:val="single" w:sz="4" w:space="0" w:color="auto"/>
+            </w:tcBorders>
+          </w:tcPr>
+          <w:p>
+            <w:r>
+              <w:rPr>
+                <w:rFonts w:ascii="Segoe UI" w:hAnsi="Segoe UI" w:cs="Segoe UI"/>
+                <w:color w:val="1F2328"/>
+                <w:shd w:val="clear" w:color="auto" w:fill="FFFFFF"/>
+              </w:rPr>
+              <w:t>4.3 Monitor and measure availability of resources</w:t>
+            </w:r>
+          </w:p>
+        </w:tc>
+        <w:tc>
+          <w:tcPr>
+            <w:tcW w:w="850" w:type="dxa"/>
+            <w:tcBorders>
+              <w:left w:val="single" w:sz="4" w:space="0" w:color="auto"/>
+              <w:right w:val="single" w:sz="4" w:space="0" w:color="auto"/>
+            </w:tcBorders>
+          </w:tcPr>
+          <w:p/>
+        </w:tc>
+        <w:tc>
+          <w:tcPr>
+            <w:tcW w:w="851" w:type="dxa"/>
+            <w:tcBorders>
+              <w:left w:val="single" w:sz="4" w:space="0" w:color="auto"/>
+              <w:right w:val="single" w:sz="4" w:space="0" w:color="auto"/>
+            </w:tcBorders>
+          </w:tcPr>
+          <w:p/>
+        </w:tc>
+        <w:tc>
+          <w:tcPr>
+            <w:tcW w:w="850" w:type="dxa"/>
+            <w:tcBorders>
+              <w:left w:val="single" w:sz="4" w:space="0" w:color="auto"/>
+              <w:right w:val="single" w:sz="4" w:space="0" w:color="auto"/>
+            </w:tcBorders>
+          </w:tcPr>
+          <w:p/>
+        </w:tc>
+        <w:tc>
+          <w:tcPr>
+            <w:tcW w:w="851" w:type="dxa"/>
+            <w:tcBorders>
+              <w:left w:val="single" w:sz="4" w:space="0" w:color="auto"/>
+              <w:right w:val="single" w:sz="4" w:space="0" w:color="auto"/>
+            </w:tcBorders>
+          </w:tcPr>
+          <w:p/>
+        </w:tc>
+        <w:tc>
+          <w:tcPr>
+            <w:tcW w:w="850" w:type="dxa"/>
+            <w:tcBorders>
+              <w:left w:val="single" w:sz="4" w:space="0" w:color="auto"/>
+              <w:right w:val="nil"/>
+            </w:tcBorders>
+          </w:tcPr>
+          <w:p/>
+        </w:tc>
+      </w:tr>
+      <w:tr>
+        <w:trPr>
+          <w:trHeight w:val="340"/>
+        </w:trPr>
+        <w:tc>
+          <w:tcPr>
+            <w:tcW w:w="2948" w:type="dxa"/>
+            <w:tcBorders>
+              <w:left w:val="nil"/>
+              <w:right w:val="single" w:sz="4" w:space="0" w:color="auto"/>
+            </w:tcBorders>
+          </w:tcPr>
+          <w:p>
+            <w:pPr>
+              <w:rPr>
+                <w:sz w:val="20"/>
+                <w:szCs w:val="20"/>
+              </w:rPr>
+            </w:pPr>
+            <w:r>
+              <w:rPr>
+                <w:rFonts w:ascii="Segoe UI" w:hAnsi="Segoe UI" w:cs="Segoe UI"/>
+                <w:color w:val="1F2328"/>
+                <w:sz w:val="20"/>
+                <w:szCs w:val="20"/>
+                <w:shd w:val="clear" w:color="auto" w:fill="FFFFFF"/>
+              </w:rPr>
+              <w:t>4. Implement cloud-based architecture for high availability</w:t>
+            </w:r>
+          </w:p>
+        </w:tc>
+        <w:tc>
+          <w:tcPr>
+            <w:tcW w:w="8364" w:type="dxa"/>
+            <w:tcBorders>
+              <w:left w:val="single" w:sz="4" w:space="0" w:color="auto"/>
+              <w:right w:val="single" w:sz="4" w:space="0" w:color="auto"/>
+            </w:tcBorders>
+          </w:tcPr>
+          <w:p>
+            <w:r>
+              <w:rPr>
+                <w:rFonts w:ascii="Segoe UI" w:hAnsi="Segoe UI" w:cs="Segoe UI"/>
+                <w:color w:val="1F2328"/>
+                <w:shd w:val="clear" w:color="auto" w:fill="FFFFFF"/>
+              </w:rPr>
+              <w:t>4.4 Simulate failures of component and confirm that infrastructure is fault tolerant</w:t>
+            </w:r>
+          </w:p>
+        </w:tc>
+        <w:tc>
+          <w:tcPr>
+            <w:tcW w:w="850" w:type="dxa"/>
+            <w:tcBorders>
+              <w:left w:val="single" w:sz="4" w:space="0" w:color="auto"/>
+              <w:right w:val="single" w:sz="4" w:space="0" w:color="auto"/>
+            </w:tcBorders>
+          </w:tcPr>
+          <w:p/>
+        </w:tc>
+        <w:tc>
+          <w:tcPr>
+            <w:tcW w:w="851" w:type="dxa"/>
+            <w:tcBorders>
+              <w:left w:val="single" w:sz="4" w:space="0" w:color="auto"/>
+              <w:right w:val="single" w:sz="4" w:space="0" w:color="auto"/>
+            </w:tcBorders>
+          </w:tcPr>
+          <w:p/>
+        </w:tc>
+        <w:tc>
+          <w:tcPr>
+            <w:tcW w:w="850" w:type="dxa"/>
+            <w:tcBorders>
+              <w:left w:val="single" w:sz="4" w:space="0" w:color="auto"/>
+              <w:right w:val="single" w:sz="4" w:space="0" w:color="auto"/>
+            </w:tcBorders>
+          </w:tcPr>
+          <w:p/>
+        </w:tc>
+        <w:tc>
+          <w:tcPr>
+            <w:tcW w:w="851" w:type="dxa"/>
+            <w:tcBorders>
+              <w:left w:val="single" w:sz="4" w:space="0" w:color="auto"/>
+              <w:right w:val="single" w:sz="4" w:space="0" w:color="auto"/>
+            </w:tcBorders>
+          </w:tcPr>
+          <w:p/>
+        </w:tc>
+        <w:tc>
+          <w:tcPr>
+            <w:tcW w:w="850" w:type="dxa"/>
+            <w:tcBorders>
+              <w:left w:val="single" w:sz="4" w:space="0" w:color="auto"/>
+              <w:right w:val="nil"/>
+            </w:tcBorders>
+          </w:tcPr>
+          <w:p/>
+        </w:tc>
+      </w:tr>
+      <w:tr>
+        <w:trPr>
+          <w:trHeight w:val="340"/>
+        </w:trPr>
+        <w:tc>
+          <w:tcPr>
+            <w:tcW w:w="2948" w:type="dxa"/>
+            <w:tcBorders>
+              <w:left w:val="nil"/>
+              <w:right w:val="single" w:sz="4" w:space="0" w:color="auto"/>
+            </w:tcBorders>
+          </w:tcPr>
+          <w:p>
+            <w:pPr>
+              <w:rPr>
+                <w:sz w:val="20"/>
+                <w:szCs w:val="20"/>
+              </w:rPr>
+            </w:pPr>
+            <w:r>
+              <w:rPr>
+                <w:rFonts w:ascii="Segoe UI" w:hAnsi="Segoe UI" w:cs="Segoe UI"/>
+                <w:color w:val="1F2328"/>
+                <w:sz w:val="20"/>
+                <w:szCs w:val="20"/>
+                <w:shd w:val="clear" w:color="auto" w:fill="FFFFFF"/>
+              </w:rPr>
+              <w:t>4. Implement cloud-based architecture for high availability</w:t>
+            </w:r>
+          </w:p>
+        </w:tc>
+        <w:tc>
+          <w:tcPr>
+            <w:tcW w:w="8364" w:type="dxa"/>
+            <w:tcBorders>
+              <w:left w:val="single" w:sz="4" w:space="0" w:color="auto"/>
+              <w:right w:val="single" w:sz="4" w:space="0" w:color="auto"/>
+            </w:tcBorders>
+          </w:tcPr>
+          <w:p>
+            <w:r>
+              <w:rPr>
+                <w:rFonts w:ascii="Segoe UI" w:hAnsi="Segoe UI" w:cs="Segoe UI"/>
+                <w:color w:val="1F2328"/>
+                <w:shd w:val="clear" w:color="auto" w:fill="FFFFFF"/>
+              </w:rPr>
+              <w:t>4.5 Simulate resizing components likely to impact performance and measure availability impact</w:t>
+            </w:r>
+          </w:p>
+        </w:tc>
+        <w:tc>
+          <w:tcPr>
+            <w:tcW w:w="850" w:type="dxa"/>
+            <w:tcBorders>
+              <w:left w:val="single" w:sz="4" w:space="0" w:color="auto"/>
+              <w:right w:val="single" w:sz="4" w:space="0" w:color="auto"/>
+            </w:tcBorders>
+          </w:tcPr>
+          <w:p/>
+        </w:tc>
+        <w:tc>
+          <w:tcPr>
+            <w:tcW w:w="851" w:type="dxa"/>
+            <w:tcBorders>
+              <w:left w:val="single" w:sz="4" w:space="0" w:color="auto"/>
+              <w:right w:val="single" w:sz="4" w:space="0" w:color="auto"/>
+            </w:tcBorders>
+          </w:tcPr>
+          <w:p/>
+        </w:tc>
+        <w:tc>
+          <w:tcPr>
+            <w:tcW w:w="850" w:type="dxa"/>
+            <w:tcBorders>
+              <w:left w:val="single" w:sz="4" w:space="0" w:color="auto"/>
+              <w:right w:val="single" w:sz="4" w:space="0" w:color="auto"/>
+            </w:tcBorders>
+          </w:tcPr>
+          <w:p/>
+        </w:tc>
+        <w:tc>
+          <w:tcPr>
+            <w:tcW w:w="851" w:type="dxa"/>
+            <w:tcBorders>
+              <w:left w:val="single" w:sz="4" w:space="0" w:color="auto"/>
+              <w:right w:val="single" w:sz="4" w:space="0" w:color="auto"/>
+            </w:tcBorders>
+          </w:tcPr>
+          <w:p/>
+        </w:tc>
+        <w:tc>
+          <w:tcPr>
+            <w:tcW w:w="850" w:type="dxa"/>
+            <w:tcBorders>
+              <w:left w:val="single" w:sz="4" w:space="0" w:color="auto"/>
+              <w:right w:val="nil"/>
+            </w:tcBorders>
+          </w:tcPr>
+          <w:p/>
+        </w:tc>
+      </w:tr>
+      <w:tr>
+        <w:trPr>
+          <w:trHeight w:val="340"/>
+        </w:trPr>
+        <w:tc>
+          <w:tcPr>
+            <w:tcW w:w="2948" w:type="dxa"/>
+            <w:tcBorders>
+              <w:left w:val="nil"/>
+              <w:right w:val="single" w:sz="4" w:space="0" w:color="auto"/>
+            </w:tcBorders>
+          </w:tcPr>
+          <w:p>
+            <w:pPr>
+              <w:rPr>
+                <w:sz w:val="20"/>
+                <w:szCs w:val="20"/>
+              </w:rPr>
+            </w:pPr>
+            <w:r>
+              <w:rPr>
+                <w:rFonts w:ascii="Segoe UI" w:hAnsi="Segoe UI" w:cs="Segoe UI"/>
+                <w:color w:val="1F2328"/>
+                <w:sz w:val="20"/>
+                <w:szCs w:val="20"/>
+                <w:shd w:val="clear" w:color="auto" w:fill="FFFFFF"/>
+              </w:rPr>
+              <w:lastRenderedPageBreak/>
+              <w:t>4. Implement cloud-based architecture for high availability</w:t>
+            </w:r>
+          </w:p>
+        </w:tc>
+        <w:tc>
+          <w:tcPr>
+            <w:tcW w:w="8364" w:type="dxa"/>
+            <w:tcBorders>
+              <w:left w:val="single" w:sz="4" w:space="0" w:color="auto"/>
+              <w:right w:val="single" w:sz="4" w:space="0" w:color="auto"/>
+            </w:tcBorders>
+          </w:tcPr>
+          <w:p>
+            <w:r>
+              <w:rPr>
+                <w:rFonts w:ascii="Segoe UI" w:hAnsi="Segoe UI" w:cs="Segoe UI"/>
+                <w:color w:val="1F2328"/>
+                <w:shd w:val="clear" w:color="auto" w:fill="FFFFFF"/>
+              </w:rPr>
+              <w:t>4.6 Compare and document simulation findings according to documented design</w:t>
+            </w:r>
+          </w:p>
+        </w:tc>
+        <w:tc>
+          <w:tcPr>
+            <w:tcW w:w="850" w:type="dxa"/>
+            <w:tcBorders>
+              <w:left w:val="single" w:sz="4" w:space="0" w:color="auto"/>
+              <w:right w:val="single" w:sz="4" w:space="0" w:color="auto"/>
+            </w:tcBorders>
+          </w:tcPr>
+          <w:p/>
+        </w:tc>
+        <w:tc>
+          <w:tcPr>
+            <w:tcW w:w="851" w:type="dxa"/>
+            <w:tcBorders>
+              <w:left w:val="single" w:sz="4" w:space="0" w:color="auto"/>
+              <w:right w:val="single" w:sz="4" w:space="0" w:color="auto"/>
+            </w:tcBorders>
+          </w:tcPr>
+          <w:p/>
+        </w:tc>
+        <w:tc>
+          <w:tcPr>
+            <w:tcW w:w="850" w:type="dxa"/>
+            <w:tcBorders>
+              <w:left w:val="single" w:sz="4" w:space="0" w:color="auto"/>
+              <w:right w:val="single" w:sz="4" w:space="0" w:color="auto"/>
+            </w:tcBorders>
+          </w:tcPr>
+          <w:p/>
+        </w:tc>
+        <w:tc>
+          <w:tcPr>
+            <w:tcW w:w="851" w:type="dxa"/>
+            <w:tcBorders>
+              <w:left w:val="single" w:sz="4" w:space="0" w:color="auto"/>
+              <w:right w:val="single" w:sz="4" w:space="0" w:color="auto"/>
+            </w:tcBorders>
+          </w:tcPr>
+          <w:p/>
+        </w:tc>
+        <w:tc>
+          <w:tcPr>
+            <w:tcW w:w="850" w:type="dxa"/>
+            <w:tcBorders>
+              <w:left w:val="single" w:sz="4" w:space="0" w:color="auto"/>
+              <w:right w:val="nil"/>
+            </w:tcBorders>
+          </w:tcPr>
+          <w:p/>
+        </w:tc>
+      </w:tr>
+      <w:tr>
+        <w:trPr>
+          <w:trHeight w:val="340"/>
+        </w:trPr>
+        <w:tc>
+          <w:tcPr>
+            <w:tcW w:w="2948" w:type="dxa"/>
+            <w:tcBorders>
+              <w:left w:val="nil"/>
+              <w:right w:val="single" w:sz="4" w:space="0" w:color="auto"/>
+            </w:tcBorders>
+          </w:tcPr>
+          <w:p>
+            <w:pPr>
+              <w:rPr>
+                <w:sz w:val="20"/>
+                <w:szCs w:val="20"/>
+              </w:rPr>
+            </w:pPr>
+            <w:r>
+              <w:rPr>
+                <w:rFonts w:ascii="Segoe UI" w:hAnsi="Segoe UI" w:cs="Segoe UI"/>
+                <w:color w:val="1F2328"/>
+                <w:sz w:val="20"/>
+                <w:szCs w:val="20"/>
+                <w:shd w:val="clear" w:color="auto" w:fill="F6F8FA"/>
+              </w:rPr>
+              <w:t>5. Finalise cloud infrastructure</w:t>
+            </w:r>
+          </w:p>
+        </w:tc>
+        <w:tc>
+          <w:tcPr>
+            <w:tcW w:w="8364" w:type="dxa"/>
+            <w:tcBorders>
+              <w:left w:val="single" w:sz="4" w:space="0" w:color="auto"/>
+              <w:right w:val="single" w:sz="4" w:space="0" w:color="auto"/>
+            </w:tcBorders>
+          </w:tcPr>
+          <w:p>
+            <w:r>
+              <w:rPr>
+                <w:rFonts w:ascii="Segoe UI" w:hAnsi="Segoe UI" w:cs="Segoe UI"/>
+                <w:color w:val="1F2328"/>
+                <w:shd w:val="clear" w:color="auto" w:fill="F6F8FA"/>
+              </w:rPr>
+              <w:t>5.1 Adjust and improve availability of architecture according to simulations as required</w:t>
+            </w:r>
+          </w:p>
+        </w:tc>
+        <w:tc>
+          <w:tcPr>
+            <w:tcW w:w="850" w:type="dxa"/>
+            <w:tcBorders>
+              <w:left w:val="single" w:sz="4" w:space="0" w:color="auto"/>
+              <w:right w:val="single" w:sz="4" w:space="0" w:color="auto"/>
+            </w:tcBorders>
+          </w:tcPr>
+          <w:p/>
+        </w:tc>
+        <w:tc>
+          <w:tcPr>
+            <w:tcW w:w="851" w:type="dxa"/>
+            <w:tcBorders>
+              <w:left w:val="single" w:sz="4" w:space="0" w:color="auto"/>
+              <w:right w:val="single" w:sz="4" w:space="0" w:color="auto"/>
+            </w:tcBorders>
+          </w:tcPr>
+          <w:p/>
+        </w:tc>
+        <w:tc>
+          <w:tcPr>
+            <w:tcW w:w="850" w:type="dxa"/>
+            <w:tcBorders>
+              <w:left w:val="single" w:sz="4" w:space="0" w:color="auto"/>
+              <w:right w:val="single" w:sz="4" w:space="0" w:color="auto"/>
+            </w:tcBorders>
+          </w:tcPr>
+          <w:p/>
+        </w:tc>
+        <w:tc>
+          <w:tcPr>
+            <w:tcW w:w="851" w:type="dxa"/>
+            <w:tcBorders>
+              <w:left w:val="single" w:sz="4" w:space="0" w:color="auto"/>
+              <w:right w:val="single" w:sz="4" w:space="0" w:color="auto"/>
+            </w:tcBorders>
+          </w:tcPr>
+          <w:p/>
+        </w:tc>
+        <w:tc>
+          <w:tcPr>
+            <w:tcW w:w="850" w:type="dxa"/>
+            <w:tcBorders>
+              <w:left w:val="single" w:sz="4" w:space="0" w:color="auto"/>
+              <w:right w:val="nil"/>
+            </w:tcBorders>
+          </w:tcPr>
+          <w:p/>
+        </w:tc>
+      </w:tr>
+      <w:tr>
+        <w:trPr>
+          <w:trHeight w:val="340"/>
+        </w:trPr>
+        <w:tc>
+          <w:tcPr>
+            <w:tcW w:w="2948" w:type="dxa"/>
+            <w:tcBorders>
+              <w:left w:val="nil"/>
+              <w:right w:val="single" w:sz="4" w:space="0" w:color="auto"/>
+            </w:tcBorders>
+          </w:tcPr>
+          <w:p>
+            <w:pPr>
+              <w:rPr>
+                <w:sz w:val="20"/>
+                <w:szCs w:val="20"/>
+              </w:rPr>
+            </w:pPr>
+            <w:r>
+              <w:rPr>
+                <w:rFonts w:ascii="Segoe UI" w:hAnsi="Segoe UI" w:cs="Segoe UI"/>
+                <w:color w:val="1F2328"/>
+                <w:sz w:val="20"/>
+                <w:szCs w:val="20"/>
+                <w:shd w:val="clear" w:color="auto" w:fill="F6F8FA"/>
+              </w:rPr>
+              <w:t>5. Finalise cloud infrastructure</w:t>
+            </w:r>
+          </w:p>
+        </w:tc>
+        <w:tc>
+          <w:tcPr>
+            <w:tcW w:w="8364" w:type="dxa"/>
+            <w:tcBorders>
+              <w:left w:val="single" w:sz="4" w:space="0" w:color="auto"/>
+              <w:right w:val="single" w:sz="4" w:space="0" w:color="auto"/>
+            </w:tcBorders>
+          </w:tcPr>
+          <w:p>
+            <w:r>
+              <w:rPr>
+                <w:rFonts w:ascii="Segoe UI" w:hAnsi="Segoe UI" w:cs="Segoe UI"/>
+                <w:color w:val="1F2328"/>
+                <w:shd w:val="clear" w:color="auto" w:fill="F6F8FA"/>
+              </w:rPr>
+              <w:t>5.2 Confirm, seek and respond to feedback with required personnel</w:t>
+            </w:r>
+          </w:p>
+        </w:tc>
+        <w:tc>
+          <w:tcPr>
+            <w:tcW w:w="850" w:type="dxa"/>
+            <w:tcBorders>
+              <w:left w:val="single" w:sz="4" w:space="0" w:color="auto"/>
+              <w:right w:val="single" w:sz="4" w:space="0" w:color="auto"/>
+            </w:tcBorders>
+          </w:tcPr>
+          <w:p/>
+        </w:tc>
+        <w:tc>
+          <w:tcPr>
+            <w:tcW w:w="851" w:type="dxa"/>
+            <w:tcBorders>
+              <w:left w:val="single" w:sz="4" w:space="0" w:color="auto"/>
+              <w:right w:val="single" w:sz="4" w:space="0" w:color="auto"/>
+            </w:tcBorders>
+          </w:tcPr>
+          <w:p/>
+        </w:tc>
+        <w:tc>
+          <w:tcPr>
+            <w:tcW w:w="850" w:type="dxa"/>
+            <w:tcBorders>
+              <w:left w:val="single" w:sz="4" w:space="0" w:color="auto"/>
+              <w:right w:val="single" w:sz="4" w:space="0" w:color="auto"/>
+            </w:tcBorders>
+          </w:tcPr>
+          <w:p/>
+        </w:tc>
+        <w:tc>
+          <w:tcPr>
+            <w:tcW w:w="851" w:type="dxa"/>
+            <w:tcBorders>
+              <w:left w:val="single" w:sz="4" w:space="0" w:color="auto"/>
+              <w:right w:val="single" w:sz="4" w:space="0" w:color="auto"/>
+            </w:tcBorders>
+          </w:tcPr>
+          <w:p/>
+        </w:tc>
+        <w:tc>
+          <w:tcPr>
+            <w:tcW w:w="850" w:type="dxa"/>
+            <w:tcBorders>
+              <w:left w:val="single" w:sz="4" w:space="0" w:color="auto"/>
+              <w:right w:val="nil"/>
+            </w:tcBorders>
+          </w:tcPr>
+          <w:p/>
+        </w:tc>
+      </w:tr>
+      <w:tr>
+        <w:trPr>
+          <w:trHeight w:val="340"/>
+        </w:trPr>
+        <w:tc>
+          <w:tcPr>
+            <w:tcW w:w="2948" w:type="dxa"/>
+            <w:tcBorders>
+              <w:left w:val="nil"/>
+              <w:right w:val="single" w:sz="4" w:space="0" w:color="auto"/>
+            </w:tcBorders>
+          </w:tcPr>
+          <w:p>
+            <w:pPr>
+              <w:rPr>
+                <w:sz w:val="20"/>
+                <w:szCs w:val="20"/>
+              </w:rPr>
+            </w:pPr>
+            <w:r>
+              <w:rPr>
+                <w:rFonts w:ascii="Segoe UI" w:hAnsi="Segoe UI" w:cs="Segoe UI"/>
+                <w:color w:val="1F2328"/>
+                <w:sz w:val="20"/>
+                <w:szCs w:val="20"/>
+                <w:shd w:val="clear" w:color="auto" w:fill="F6F8FA"/>
+              </w:rPr>
+              <w:t>5. Finalise cloud infrastructure</w:t>
+            </w:r>
+          </w:p>
+        </w:tc>
+        <w:tc>
+          <w:tcPr>
+            <w:tcW w:w="8364" w:type="dxa"/>
+            <w:tcBorders>
+              <w:left w:val="single" w:sz="4" w:space="0" w:color="auto"/>
+              <w:right w:val="single" w:sz="4" w:space="0" w:color="auto"/>
+            </w:tcBorders>
+          </w:tcPr>
+          <w:p>
+            <w:r>
+              <w:rPr>
+                <w:rFonts w:ascii="Segoe UI" w:hAnsi="Segoe UI" w:cs="Segoe UI"/>
+                <w:color w:val="1F2328"/>
+                <w:shd w:val="clear" w:color="auto" w:fill="F6F8FA"/>
+              </w:rPr>
+              <w:t>5.3 Obtain final sign off from required personnel</w:t>
+            </w:r>
+          </w:p>
+        </w:tc>
+        <w:tc>
+          <w:tcPr>
+            <w:tcW w:w="850" w:type="dxa"/>
+            <w:tcBorders>
+              <w:left w:val="single" w:sz="4" w:space="0" w:color="auto"/>
+              <w:right w:val="single" w:sz="4" w:space="0" w:color="auto"/>
+            </w:tcBorders>
+          </w:tcPr>
+          <w:p/>
+        </w:tc>
+        <w:tc>
+          <w:tcPr>
+            <w:tcW w:w="851" w:type="dxa"/>
+            <w:tcBorders>
+              <w:left w:val="single" w:sz="4" w:space="0" w:color="auto"/>
+              <w:right w:val="single" w:sz="4" w:space="0" w:color="auto"/>
+            </w:tcBorders>
+          </w:tcPr>
+          <w:p/>
+        </w:tc>
+        <w:tc>
+          <w:tcPr>
+            <w:tcW w:w="850" w:type="dxa"/>
+            <w:tcBorders>
+              <w:left w:val="single" w:sz="4" w:space="0" w:color="auto"/>
+              <w:right w:val="single" w:sz="4" w:space="0" w:color="auto"/>
+            </w:tcBorders>
+          </w:tcPr>
+          <w:p/>
+        </w:tc>
+        <w:tc>
+          <w:tcPr>
+            <w:tcW w:w="851" w:type="dxa"/>
+            <w:tcBorders>
+              <w:left w:val="single" w:sz="4" w:space="0" w:color="auto"/>
+              <w:right w:val="single" w:sz="4" w:space="0" w:color="auto"/>
+            </w:tcBorders>
+          </w:tcPr>
+          <w:p/>
+        </w:tc>
+        <w:tc>
+          <w:tcPr>
+            <w:tcW w:w="850" w:type="dxa"/>
+            <w:tcBorders>
+              <w:left w:val="single" w:sz="4" w:space="0" w:color="auto"/>
+              <w:right w:val="nil"/>
+            </w:tcBorders>
           </w:tcPr>
           <w:p/>
         </w:tc>
@@ -2858,7 +4210,6 @@
               </w:rPr>
             </w:pPr>
             <w:r>
-              <w:lastRenderedPageBreak/>
               <w:t>Required Skills / Performance Evidence</w:t>
             </w:r>
           </w:p>
@@ -2972,7 +4323,6 @@
               <w:bottom w:val="single" w:sz="4" w:space="0" w:color="auto"/>
               <w:right w:val="single" w:sz="4" w:space="0" w:color="auto"/>
             </w:tcBorders>
-            <w:shd w:val="clear" w:color="auto" w:fill="auto"/>
             <w:vAlign w:val="center"/>
           </w:tcPr>
           <w:p>
@@ -3008,7 +4358,6 @@
               <w:bottom w:val="single" w:sz="4" w:space="0" w:color="auto"/>
               <w:right w:val="single" w:sz="4" w:space="0" w:color="auto"/>
             </w:tcBorders>
-            <w:shd w:val="clear" w:color="auto" w:fill="auto"/>
             <w:vAlign w:val="center"/>
           </w:tcPr>
           <w:p>
@@ -3030,7 +4379,6 @@
               <w:bottom w:val="single" w:sz="4" w:space="0" w:color="auto"/>
               <w:right w:val="single" w:sz="4" w:space="0" w:color="auto"/>
             </w:tcBorders>
-            <w:shd w:val="clear" w:color="auto" w:fill="auto"/>
             <w:vAlign w:val="center"/>
           </w:tcPr>
           <w:p>
@@ -3052,7 +4400,6 @@
               <w:bottom w:val="single" w:sz="4" w:space="0" w:color="auto"/>
               <w:right w:val="single" w:sz="4" w:space="0" w:color="auto"/>
             </w:tcBorders>
-            <w:shd w:val="clear" w:color="auto" w:fill="auto"/>
             <w:vAlign w:val="center"/>
           </w:tcPr>
           <w:p>
@@ -3074,7 +4421,6 @@
               <w:bottom w:val="single" w:sz="4" w:space="0" w:color="auto"/>
               <w:right w:val="single" w:sz="4" w:space="0" w:color="auto"/>
             </w:tcBorders>
-            <w:shd w:val="clear" w:color="auto" w:fill="auto"/>
             <w:vAlign w:val="center"/>
           </w:tcPr>
           <w:p>
@@ -3096,7 +4442,6 @@
               <w:bottom w:val="single" w:sz="4" w:space="0" w:color="auto"/>
               <w:right w:val="nil"/>
             </w:tcBorders>
-            <w:shd w:val="clear" w:color="auto" w:fill="auto"/>
             <w:vAlign w:val="center"/>
           </w:tcPr>
           <w:p>
@@ -3122,9 +4467,12 @@
               <w:left w:val="nil"/>
               <w:right w:val="single" w:sz="4" w:space="0" w:color="auto"/>
             </w:tcBorders>
-            <w:shd w:val="clear" w:color="auto" w:fill="auto"/>
-          </w:tcPr>
-          <w:p/>
+          </w:tcPr>
+          <w:p>
+            <w:r>
+              <w:t>design and implement at least one fault tolerant cloud infrastructure on a cloud platform resilient to networking, compute, storage, database and data centre failures</w:t>
+            </w:r>
+          </w:p>
         </w:tc>
         <w:tc>
           <w:tcPr>
@@ -3134,7 +4482,6 @@
               <w:left w:val="single" w:sz="4" w:space="0" w:color="auto"/>
               <w:right w:val="single" w:sz="4" w:space="0" w:color="auto"/>
             </w:tcBorders>
-            <w:shd w:val="clear" w:color="auto" w:fill="auto"/>
           </w:tcPr>
           <w:p/>
         </w:tc>
@@ -3146,7 +4493,6 @@
               <w:left w:val="single" w:sz="4" w:space="0" w:color="auto"/>
               <w:right w:val="single" w:sz="4" w:space="0" w:color="auto"/>
             </w:tcBorders>
-            <w:shd w:val="clear" w:color="auto" w:fill="auto"/>
           </w:tcPr>
           <w:p/>
         </w:tc>
@@ -3158,7 +4504,6 @@
               <w:left w:val="single" w:sz="4" w:space="0" w:color="auto"/>
               <w:right w:val="single" w:sz="4" w:space="0" w:color="auto"/>
             </w:tcBorders>
-            <w:shd w:val="clear" w:color="auto" w:fill="auto"/>
           </w:tcPr>
           <w:p/>
         </w:tc>
@@ -3170,7 +4515,6 @@
               <w:left w:val="single" w:sz="4" w:space="0" w:color="auto"/>
               <w:right w:val="single" w:sz="4" w:space="0" w:color="auto"/>
             </w:tcBorders>
-            <w:shd w:val="clear" w:color="auto" w:fill="auto"/>
           </w:tcPr>
           <w:p/>
         </w:tc>
@@ -3182,7 +4526,6 @@
               <w:left w:val="single" w:sz="4" w:space="0" w:color="auto"/>
               <w:right w:val="nil"/>
             </w:tcBorders>
-            <w:shd w:val="clear" w:color="auto" w:fill="auto"/>
           </w:tcPr>
           <w:p/>
         </w:tc>
@@ -3198,9 +4541,12 @@
               <w:left w:val="nil"/>
               <w:right w:val="single" w:sz="4" w:space="0" w:color="auto"/>
             </w:tcBorders>
-            <w:shd w:val="clear" w:color="auto" w:fill="auto"/>
-          </w:tcPr>
-          <w:p/>
+          </w:tcPr>
+          <w:p>
+            <w:r>
+              <w:t>design and deploy automated infrastructure scaling for at least one business need</w:t>
+            </w:r>
+          </w:p>
         </w:tc>
         <w:tc>
           <w:tcPr>
@@ -3209,7 +4555,6 @@
               <w:left w:val="single" w:sz="4" w:space="0" w:color="auto"/>
               <w:right w:val="single" w:sz="4" w:space="0" w:color="auto"/>
             </w:tcBorders>
-            <w:shd w:val="clear" w:color="auto" w:fill="auto"/>
           </w:tcPr>
           <w:p/>
         </w:tc>
@@ -3220,7 +4565,6 @@
               <w:left w:val="single" w:sz="4" w:space="0" w:color="auto"/>
               <w:right w:val="single" w:sz="4" w:space="0" w:color="auto"/>
             </w:tcBorders>
-            <w:shd w:val="clear" w:color="auto" w:fill="auto"/>
           </w:tcPr>
           <w:p/>
         </w:tc>
@@ -3231,7 +4575,6 @@
               <w:left w:val="single" w:sz="4" w:space="0" w:color="auto"/>
               <w:right w:val="single" w:sz="4" w:space="0" w:color="auto"/>
             </w:tcBorders>
-            <w:shd w:val="clear" w:color="auto" w:fill="auto"/>
           </w:tcPr>
           <w:p/>
         </w:tc>
@@ -3242,7 +4585,6 @@
               <w:left w:val="single" w:sz="4" w:space="0" w:color="auto"/>
               <w:right w:val="single" w:sz="4" w:space="0" w:color="auto"/>
             </w:tcBorders>
-            <w:shd w:val="clear" w:color="auto" w:fill="auto"/>
           </w:tcPr>
           <w:p/>
         </w:tc>
@@ -3253,7 +4595,6 @@
               <w:left w:val="single" w:sz="4" w:space="0" w:color="auto"/>
               <w:right w:val="nil"/>
             </w:tcBorders>
-            <w:shd w:val="clear" w:color="auto" w:fill="auto"/>
           </w:tcPr>
           <w:p/>
         </w:tc>
@@ -3269,9 +4610,12 @@
               <w:left w:val="nil"/>
               <w:right w:val="single" w:sz="4" w:space="0" w:color="auto"/>
             </w:tcBorders>
-            <w:shd w:val="clear" w:color="auto" w:fill="auto"/>
-          </w:tcPr>
-          <w:p/>
+          </w:tcPr>
+          <w:p>
+            <w:r>
+              <w:t>simulate failures of at least one component and demonstrate is fault tolerant.</w:t>
+            </w:r>
+          </w:p>
         </w:tc>
         <w:tc>
           <w:tcPr>
@@ -3280,7 +4624,6 @@
               <w:left w:val="single" w:sz="4" w:space="0" w:color="auto"/>
               <w:right w:val="single" w:sz="4" w:space="0" w:color="auto"/>
             </w:tcBorders>
-            <w:shd w:val="clear" w:color="auto" w:fill="auto"/>
           </w:tcPr>
           <w:p/>
         </w:tc>
@@ -3291,7 +4634,6 @@
               <w:left w:val="single" w:sz="4" w:space="0" w:color="auto"/>
               <w:right w:val="single" w:sz="4" w:space="0" w:color="auto"/>
             </w:tcBorders>
-            <w:shd w:val="clear" w:color="auto" w:fill="auto"/>
           </w:tcPr>
           <w:p/>
         </w:tc>
@@ -3302,7 +4644,6 @@
               <w:left w:val="single" w:sz="4" w:space="0" w:color="auto"/>
               <w:right w:val="single" w:sz="4" w:space="0" w:color="auto"/>
             </w:tcBorders>
-            <w:shd w:val="clear" w:color="auto" w:fill="auto"/>
           </w:tcPr>
           <w:p/>
         </w:tc>
@@ -3313,7 +4654,6 @@
               <w:left w:val="single" w:sz="4" w:space="0" w:color="auto"/>
               <w:right w:val="single" w:sz="4" w:space="0" w:color="auto"/>
             </w:tcBorders>
-            <w:shd w:val="clear" w:color="auto" w:fill="auto"/>
           </w:tcPr>
           <w:p/>
         </w:tc>
@@ -3324,7 +4664,6 @@
               <w:left w:val="single" w:sz="4" w:space="0" w:color="auto"/>
               <w:right w:val="nil"/>
             </w:tcBorders>
-            <w:shd w:val="clear" w:color="auto" w:fill="auto"/>
           </w:tcPr>
           <w:p/>
         </w:tc>
@@ -3340,9 +4679,12 @@
               <w:left w:val="nil"/>
               <w:right w:val="single" w:sz="4" w:space="0" w:color="auto"/>
             </w:tcBorders>
-            <w:shd w:val="clear" w:color="auto" w:fill="auto"/>
-          </w:tcPr>
-          <w:p/>
+          </w:tcPr>
+          <w:p>
+            <w:r>
+              <w:t>use cloud management console, software development kits or command line tools</w:t>
+            </w:r>
+          </w:p>
         </w:tc>
         <w:tc>
           <w:tcPr>
@@ -3351,7 +4693,6 @@
               <w:left w:val="single" w:sz="4" w:space="0" w:color="auto"/>
               <w:right w:val="single" w:sz="4" w:space="0" w:color="auto"/>
             </w:tcBorders>
-            <w:shd w:val="clear" w:color="auto" w:fill="auto"/>
           </w:tcPr>
           <w:p/>
         </w:tc>
@@ -3362,7 +4703,6 @@
               <w:left w:val="single" w:sz="4" w:space="0" w:color="auto"/>
               <w:right w:val="single" w:sz="4" w:space="0" w:color="auto"/>
             </w:tcBorders>
-            <w:shd w:val="clear" w:color="auto" w:fill="auto"/>
           </w:tcPr>
           <w:p/>
         </w:tc>
@@ -3373,7 +4713,6 @@
               <w:left w:val="single" w:sz="4" w:space="0" w:color="auto"/>
               <w:right w:val="single" w:sz="4" w:space="0" w:color="auto"/>
             </w:tcBorders>
-            <w:shd w:val="clear" w:color="auto" w:fill="auto"/>
           </w:tcPr>
           <w:p/>
         </w:tc>
@@ -3384,7 +4723,6 @@
               <w:left w:val="single" w:sz="4" w:space="0" w:color="auto"/>
               <w:right w:val="single" w:sz="4" w:space="0" w:color="auto"/>
             </w:tcBorders>
-            <w:shd w:val="clear" w:color="auto" w:fill="auto"/>
           </w:tcPr>
           <w:p/>
         </w:tc>
@@ -3395,7 +4733,119 @@
               <w:left w:val="single" w:sz="4" w:space="0" w:color="auto"/>
               <w:right w:val="nil"/>
             </w:tcBorders>
-            <w:shd w:val="clear" w:color="auto" w:fill="auto"/>
+          </w:tcPr>
+          <w:p/>
+        </w:tc>
+      </w:tr>
+      <w:tr>
+        <w:trPr>
+          <w:trHeight w:val="651"/>
+        </w:trPr>
+        <w:tc>
+          <w:tcPr>
+            <w:tcW w:w="11272" w:type="dxa"/>
+            <w:tcBorders>
+              <w:left w:val="nil"/>
+              <w:right w:val="single" w:sz="4" w:space="0" w:color="auto"/>
+            </w:tcBorders>
+          </w:tcPr>
+          <w:p>
+            <w:r>
+              <w:t>define, monitor and record resource availability in cloud environment, including:</w:t>
+            </w:r>
+          </w:p>
+          <w:p>
+            <w:pPr>
+              <w:numPr>
+                <w:ilvl w:val="0"/>
+                <w:numId w:val="42"/>
+              </w:numPr>
+            </w:pPr>
+            <w:r>
+              <w:t>reliability</w:t>
+            </w:r>
+          </w:p>
+          <w:p>
+            <w:pPr>
+              <w:numPr>
+                <w:ilvl w:val="0"/>
+                <w:numId w:val="42"/>
+              </w:numPr>
+            </w:pPr>
+            <w:r>
+              <w:t>recoverability</w:t>
+            </w:r>
+          </w:p>
+          <w:p>
+            <w:pPr>
+              <w:numPr>
+                <w:ilvl w:val="0"/>
+                <w:numId w:val="42"/>
+              </w:numPr>
+            </w:pPr>
+            <w:r>
+              <w:t>service levels</w:t>
+            </w:r>
+          </w:p>
+          <w:p>
+            <w:pPr>
+              <w:numPr>
+                <w:ilvl w:val="0"/>
+                <w:numId w:val="42"/>
+              </w:numPr>
+            </w:pPr>
+            <w:r>
+              <w:t>scalability.</w:t>
+            </w:r>
+          </w:p>
+        </w:tc>
+        <w:tc>
+          <w:tcPr>
+            <w:tcW w:w="859" w:type="dxa"/>
+            <w:tcBorders>
+              <w:left w:val="single" w:sz="4" w:space="0" w:color="auto"/>
+              <w:right w:val="single" w:sz="4" w:space="0" w:color="auto"/>
+            </w:tcBorders>
+          </w:tcPr>
+          <w:p/>
+        </w:tc>
+        <w:tc>
+          <w:tcPr>
+            <w:tcW w:w="859" w:type="dxa"/>
+            <w:tcBorders>
+              <w:left w:val="single" w:sz="4" w:space="0" w:color="auto"/>
+              <w:right w:val="single" w:sz="4" w:space="0" w:color="auto"/>
+            </w:tcBorders>
+          </w:tcPr>
+          <w:p/>
+        </w:tc>
+        <w:tc>
+          <w:tcPr>
+            <w:tcW w:w="859" w:type="dxa"/>
+            <w:tcBorders>
+              <w:left w:val="single" w:sz="4" w:space="0" w:color="auto"/>
+              <w:right w:val="single" w:sz="4" w:space="0" w:color="auto"/>
+            </w:tcBorders>
+          </w:tcPr>
+          <w:p/>
+        </w:tc>
+        <w:tc>
+          <w:tcPr>
+            <w:tcW w:w="859" w:type="dxa"/>
+            <w:tcBorders>
+              <w:left w:val="single" w:sz="4" w:space="0" w:color="auto"/>
+              <w:right w:val="single" w:sz="4" w:space="0" w:color="auto"/>
+            </w:tcBorders>
+          </w:tcPr>
+          <w:p/>
+        </w:tc>
+        <w:tc>
+          <w:tcPr>
+            <w:tcW w:w="860" w:type="dxa"/>
+            <w:tcBorders>
+              <w:left w:val="single" w:sz="4" w:space="0" w:color="auto"/>
+              <w:right w:val="nil"/>
+            </w:tcBorders>
           </w:tcPr>
           <w:p/>
         </w:tc>
@@ -3576,7 +5026,6 @@
               <w:bottom w:val="single" w:sz="4" w:space="0" w:color="auto"/>
               <w:right w:val="single" w:sz="4" w:space="0" w:color="auto"/>
             </w:tcBorders>
-            <w:shd w:val="clear" w:color="auto" w:fill="auto"/>
             <w:vAlign w:val="center"/>
           </w:tcPr>
           <w:p>
@@ -3612,7 +5061,6 @@
               <w:bottom w:val="single" w:sz="4" w:space="0" w:color="auto"/>
               <w:right w:val="single" w:sz="4" w:space="0" w:color="auto"/>
             </w:tcBorders>
-            <w:shd w:val="clear" w:color="auto" w:fill="auto"/>
             <w:vAlign w:val="center"/>
           </w:tcPr>
           <w:p>
@@ -3634,7 +5082,6 @@
               <w:bottom w:val="single" w:sz="4" w:space="0" w:color="auto"/>
               <w:right w:val="single" w:sz="4" w:space="0" w:color="auto"/>
             </w:tcBorders>
-            <w:shd w:val="clear" w:color="auto" w:fill="auto"/>
             <w:vAlign w:val="center"/>
           </w:tcPr>
           <w:p>
@@ -3656,7 +5103,6 @@
               <w:bottom w:val="single" w:sz="4" w:space="0" w:color="auto"/>
               <w:right w:val="single" w:sz="4" w:space="0" w:color="auto"/>
             </w:tcBorders>
-            <w:shd w:val="clear" w:color="auto" w:fill="auto"/>
             <w:vAlign w:val="center"/>
           </w:tcPr>
           <w:p>
@@ -3678,7 +5124,6 @@
               <w:bottom w:val="single" w:sz="4" w:space="0" w:color="auto"/>
               <w:right w:val="single" w:sz="4" w:space="0" w:color="auto"/>
             </w:tcBorders>
-            <w:shd w:val="clear" w:color="auto" w:fill="auto"/>
             <w:vAlign w:val="center"/>
           </w:tcPr>
           <w:p>
@@ -3700,7 +5145,6 @@
               <w:bottom w:val="single" w:sz="4" w:space="0" w:color="auto"/>
               <w:right w:val="nil"/>
             </w:tcBorders>
-            <w:shd w:val="clear" w:color="auto" w:fill="auto"/>
             <w:vAlign w:val="center"/>
           </w:tcPr>
           <w:p>
@@ -3726,10 +5170,13 @@
               <w:left w:val="nil"/>
               <w:right w:val="single" w:sz="4" w:space="0" w:color="auto"/>
             </w:tcBorders>
-            <w:shd w:val="clear" w:color="auto" w:fill="auto"/>
-            <w:vAlign w:val="center"/>
-          </w:tcPr>
-          <w:p/>
+          </w:tcPr>
+          <w:p>
+            <w:r>
+              <w:lastRenderedPageBreak/>
+              <w:t>industry technology standards used in cloud computing solutions and services</w:t>
+            </w:r>
+          </w:p>
         </w:tc>
         <w:tc>
           <w:tcPr>
@@ -3739,7 +5186,6 @@
               <w:left w:val="single" w:sz="4" w:space="0" w:color="auto"/>
               <w:right w:val="single" w:sz="4" w:space="0" w:color="auto"/>
             </w:tcBorders>
-            <w:shd w:val="clear" w:color="auto" w:fill="auto"/>
           </w:tcPr>
           <w:p/>
         </w:tc>
@@ -3751,7 +5197,6 @@
               <w:left w:val="single" w:sz="4" w:space="0" w:color="auto"/>
               <w:right w:val="single" w:sz="4" w:space="0" w:color="auto"/>
             </w:tcBorders>
-            <w:shd w:val="clear" w:color="auto" w:fill="auto"/>
           </w:tcPr>
           <w:p/>
         </w:tc>
@@ -3763,7 +5208,6 @@
               <w:left w:val="single" w:sz="4" w:space="0" w:color="auto"/>
               <w:right w:val="single" w:sz="4" w:space="0" w:color="auto"/>
             </w:tcBorders>
-            <w:shd w:val="clear" w:color="auto" w:fill="auto"/>
           </w:tcPr>
           <w:p/>
         </w:tc>
@@ -3775,7 +5219,6 @@
               <w:left w:val="single" w:sz="4" w:space="0" w:color="auto"/>
               <w:right w:val="single" w:sz="4" w:space="0" w:color="auto"/>
             </w:tcBorders>
-            <w:shd w:val="clear" w:color="auto" w:fill="auto"/>
           </w:tcPr>
           <w:p/>
         </w:tc>
@@ -3787,7 +5230,6 @@
               <w:left w:val="single" w:sz="4" w:space="0" w:color="auto"/>
               <w:right w:val="nil"/>
             </w:tcBorders>
-            <w:shd w:val="clear" w:color="auto" w:fill="auto"/>
           </w:tcPr>
           <w:p/>
         </w:tc>
@@ -3803,9 +5245,12 @@
               <w:left w:val="nil"/>
               <w:right w:val="single" w:sz="4" w:space="0" w:color="auto"/>
             </w:tcBorders>
-            <w:shd w:val="clear" w:color="auto" w:fill="auto"/>
-          </w:tcPr>
-          <w:p/>
+          </w:tcPr>
+          <w:p>
+            <w:r>
+              <w:t>current industry standard hardware and software products, their general features, capabilities and application, including storage technology</w:t>
+            </w:r>
+          </w:p>
         </w:tc>
         <w:tc>
           <w:tcPr>
@@ -3814,7 +5259,6 @@
               <w:left w:val="single" w:sz="4" w:space="0" w:color="auto"/>
               <w:right w:val="single" w:sz="4" w:space="0" w:color="auto"/>
             </w:tcBorders>
-            <w:shd w:val="clear" w:color="auto" w:fill="auto"/>
           </w:tcPr>
           <w:p/>
         </w:tc>
@@ -3825,7 +5269,6 @@
               <w:left w:val="single" w:sz="4" w:space="0" w:color="auto"/>
               <w:right w:val="single" w:sz="4" w:space="0" w:color="auto"/>
             </w:tcBorders>
-            <w:shd w:val="clear" w:color="auto" w:fill="auto"/>
           </w:tcPr>
           <w:p/>
         </w:tc>
@@ -3836,7 +5279,6 @@
               <w:left w:val="single" w:sz="4" w:space="0" w:color="auto"/>
               <w:right w:val="single" w:sz="4" w:space="0" w:color="auto"/>
             </w:tcBorders>
-            <w:shd w:val="clear" w:color="auto" w:fill="auto"/>
           </w:tcPr>
           <w:p/>
         </w:tc>
@@ -3847,7 +5289,6 @@
               <w:left w:val="single" w:sz="4" w:space="0" w:color="auto"/>
               <w:right w:val="single" w:sz="4" w:space="0" w:color="auto"/>
             </w:tcBorders>
-            <w:shd w:val="clear" w:color="auto" w:fill="auto"/>
           </w:tcPr>
           <w:p/>
         </w:tc>
@@ -3858,7 +5299,6 @@
               <w:left w:val="single" w:sz="4" w:space="0" w:color="auto"/>
               <w:right w:val="nil"/>
             </w:tcBorders>
-            <w:shd w:val="clear" w:color="auto" w:fill="auto"/>
           </w:tcPr>
           <w:p/>
         </w:tc>
@@ -3874,9 +5314,12 @@
               <w:left w:val="nil"/>
               <w:right w:val="single" w:sz="4" w:space="0" w:color="auto"/>
             </w:tcBorders>
-            <w:shd w:val="clear" w:color="auto" w:fill="auto"/>
-          </w:tcPr>
-          <w:p/>
+          </w:tcPr>
+          <w:p>
+            <w:r>
+              <w:t>different cloud cost models as they relate to scalability of cloud infrastructure</w:t>
+            </w:r>
+          </w:p>
         </w:tc>
         <w:tc>
           <w:tcPr>
@@ -3885,7 +5328,6 @@
               <w:left w:val="single" w:sz="4" w:space="0" w:color="auto"/>
               <w:right w:val="single" w:sz="4" w:space="0" w:color="auto"/>
             </w:tcBorders>
-            <w:shd w:val="clear" w:color="auto" w:fill="auto"/>
           </w:tcPr>
           <w:p/>
         </w:tc>
@@ -3896,7 +5338,6 @@
               <w:left w:val="single" w:sz="4" w:space="0" w:color="auto"/>
               <w:right w:val="single" w:sz="4" w:space="0" w:color="auto"/>
             </w:tcBorders>
-            <w:shd w:val="clear" w:color="auto" w:fill="auto"/>
           </w:tcPr>
           <w:p/>
         </w:tc>
@@ -3907,7 +5348,6 @@
               <w:left w:val="single" w:sz="4" w:space="0" w:color="auto"/>
               <w:right w:val="single" w:sz="4" w:space="0" w:color="auto"/>
             </w:tcBorders>
-            <w:shd w:val="clear" w:color="auto" w:fill="auto"/>
           </w:tcPr>
           <w:p/>
         </w:tc>
@@ -3918,7 +5358,6 @@
               <w:left w:val="single" w:sz="4" w:space="0" w:color="auto"/>
               <w:right w:val="single" w:sz="4" w:space="0" w:color="auto"/>
             </w:tcBorders>
-            <w:shd w:val="clear" w:color="auto" w:fill="auto"/>
           </w:tcPr>
           <w:p/>
         </w:tc>
@@ -3929,7 +5368,6 @@
               <w:left w:val="single" w:sz="4" w:space="0" w:color="auto"/>
               <w:right w:val="nil"/>
             </w:tcBorders>
-            <w:shd w:val="clear" w:color="auto" w:fill="auto"/>
           </w:tcPr>
           <w:p/>
         </w:tc>
@@ -3945,9 +5383,67 @@
               <w:left w:val="nil"/>
               <w:right w:val="single" w:sz="4" w:space="0" w:color="auto"/>
             </w:tcBorders>
-            <w:shd w:val="clear" w:color="auto" w:fill="auto"/>
-          </w:tcPr>
-          <w:p/>
+          </w:tcPr>
+          <w:p>
+            <w:r>
+              <w:t>definitions, functions, features and uses of different cloud infrastructure resources as they apply in cloud architecture to high availability, including:</w:t>
+            </w:r>
+          </w:p>
+          <w:p>
+            <w:pPr>
+              <w:numPr>
+                <w:ilvl w:val="0"/>
+                <w:numId w:val="43"/>
+              </w:numPr>
+            </w:pPr>
+            <w:r>
+              <w:t>fault tolerance and single points of failure</w:t>
+            </w:r>
+          </w:p>
+          <w:p>
+            <w:pPr>
+              <w:numPr>
+                <w:ilvl w:val="0"/>
+                <w:numId w:val="43"/>
+              </w:numPr>
+            </w:pPr>
+            <w:r>
+              <w:t>reliability as defined by mean time to failure (MTTF), to repair (MTTR) and between failures (MTBF)</w:t>
+            </w:r>
+          </w:p>
+          <w:p>
+            <w:pPr>
+              <w:numPr>
+                <w:ilvl w:val="0"/>
+                <w:numId w:val="43"/>
+              </w:numPr>
+            </w:pPr>
+            <w:r>
+              <w:t>recoverability as measured by recovery time (RTO) and recovery point (RPO) objectives</w:t>
+            </w:r>
+          </w:p>
+          <w:p>
+            <w:pPr>
+              <w:numPr>
+                <w:ilvl w:val="0"/>
+                <w:numId w:val="43"/>
+              </w:numPr>
+            </w:pPr>
+            <w:r>
+              <w:t>service level agreements (SLAs)</w:t>
+            </w:r>
+          </w:p>
+          <w:p>
+            <w:pPr>
+              <w:numPr>
+                <w:ilvl w:val="0"/>
+                <w:numId w:val="43"/>
+              </w:numPr>
+            </w:pPr>
+            <w:r>
+              <w:t>vertical and horizontal scalability</w:t>
+            </w:r>
+          </w:p>
         </w:tc>
         <w:tc>
           <w:tcPr>
@@ -3956,7 +5452,6 @@
               <w:left w:val="single" w:sz="4" w:space="0" w:color="auto"/>
               <w:right w:val="single" w:sz="4" w:space="0" w:color="auto"/>
             </w:tcBorders>
-            <w:shd w:val="clear" w:color="auto" w:fill="auto"/>
           </w:tcPr>
           <w:p/>
         </w:tc>
@@ -3967,7 +5462,6 @@
               <w:left w:val="single" w:sz="4" w:space="0" w:color="auto"/>
               <w:right w:val="single" w:sz="4" w:space="0" w:color="auto"/>
             </w:tcBorders>
-            <w:shd w:val="clear" w:color="auto" w:fill="auto"/>
           </w:tcPr>
           <w:p/>
         </w:tc>
@@ -3978,7 +5472,6 @@
               <w:left w:val="single" w:sz="4" w:space="0" w:color="auto"/>
               <w:right w:val="single" w:sz="4" w:space="0" w:color="auto"/>
             </w:tcBorders>
-            <w:shd w:val="clear" w:color="auto" w:fill="auto"/>
           </w:tcPr>
           <w:p/>
         </w:tc>
@@ -3989,7 +5482,6 @@
               <w:left w:val="single" w:sz="4" w:space="0" w:color="auto"/>
               <w:right w:val="single" w:sz="4" w:space="0" w:color="auto"/>
             </w:tcBorders>
-            <w:shd w:val="clear" w:color="auto" w:fill="auto"/>
           </w:tcPr>
           <w:p/>
         </w:tc>
@@ -4000,7 +5492,351 @@
               <w:left w:val="single" w:sz="4" w:space="0" w:color="auto"/>
               <w:right w:val="nil"/>
             </w:tcBorders>
-            <w:shd w:val="clear" w:color="auto" w:fill="auto"/>
+          </w:tcPr>
+          <w:p/>
+        </w:tc>
+      </w:tr>
+      <w:tr>
+        <w:trPr>
+          <w:trHeight w:val="340"/>
+        </w:trPr>
+        <w:tc>
+          <w:tcPr>
+            <w:tcW w:w="11272" w:type="dxa"/>
+            <w:tcBorders>
+              <w:left w:val="nil"/>
+              <w:right w:val="single" w:sz="4" w:space="0" w:color="auto"/>
+            </w:tcBorders>
+          </w:tcPr>
+          <w:p>
+            <w:r>
+              <w:t>testing and debugging techniques, including techniques to avoid single point failures</w:t>
+            </w:r>
+          </w:p>
+        </w:tc>
+        <w:tc>
+          <w:tcPr>
+            <w:tcW w:w="859" w:type="dxa"/>
+            <w:tcBorders>
+              <w:left w:val="single" w:sz="4" w:space="0" w:color="auto"/>
+              <w:right w:val="single" w:sz="4" w:space="0" w:color="auto"/>
+            </w:tcBorders>
+          </w:tcPr>
+          <w:p/>
+        </w:tc>
+        <w:tc>
+          <w:tcPr>
+            <w:tcW w:w="859" w:type="dxa"/>
+            <w:tcBorders>
+              <w:left w:val="single" w:sz="4" w:space="0" w:color="auto"/>
+              <w:right w:val="single" w:sz="4" w:space="0" w:color="auto"/>
+            </w:tcBorders>
+          </w:tcPr>
+          <w:p/>
+        </w:tc>
+        <w:tc>
+          <w:tcPr>
+            <w:tcW w:w="859" w:type="dxa"/>
+            <w:tcBorders>
+              <w:left w:val="single" w:sz="4" w:space="0" w:color="auto"/>
+              <w:right w:val="single" w:sz="4" w:space="0" w:color="auto"/>
+            </w:tcBorders>
+          </w:tcPr>
+          <w:p/>
+        </w:tc>
+        <w:tc>
+          <w:tcPr>
+            <w:tcW w:w="859" w:type="dxa"/>
+            <w:tcBorders>
+              <w:left w:val="single" w:sz="4" w:space="0" w:color="auto"/>
+              <w:right w:val="single" w:sz="4" w:space="0" w:color="auto"/>
+            </w:tcBorders>
+          </w:tcPr>
+          <w:p/>
+        </w:tc>
+        <w:tc>
+          <w:tcPr>
+            <w:tcW w:w="860" w:type="dxa"/>
+            <w:tcBorders>
+              <w:left w:val="single" w:sz="4" w:space="0" w:color="auto"/>
+              <w:right w:val="nil"/>
+            </w:tcBorders>
+          </w:tcPr>
+          <w:p/>
+        </w:tc>
+      </w:tr>
+      <w:tr>
+        <w:trPr>
+          <w:trHeight w:val="340"/>
+        </w:trPr>
+        <w:tc>
+          <w:tcPr>
+            <w:tcW w:w="11272" w:type="dxa"/>
+            <w:tcBorders>
+              <w:left w:val="nil"/>
+              <w:right w:val="single" w:sz="4" w:space="0" w:color="auto"/>
+            </w:tcBorders>
+          </w:tcPr>
+          <w:p>
+            <w:r>
+              <w:t>tools and techniques to measure availability impact</w:t>
+            </w:r>
+          </w:p>
+        </w:tc>
+        <w:tc>
+          <w:tcPr>
+            <w:tcW w:w="859" w:type="dxa"/>
+            <w:tcBorders>
+              <w:left w:val="single" w:sz="4" w:space="0" w:color="auto"/>
+              <w:right w:val="single" w:sz="4" w:space="0" w:color="auto"/>
+            </w:tcBorders>
+          </w:tcPr>
+          <w:p/>
+        </w:tc>
+        <w:tc>
+          <w:tcPr>
+            <w:tcW w:w="859" w:type="dxa"/>
+            <w:tcBorders>
+              <w:left w:val="single" w:sz="4" w:space="0" w:color="auto"/>
+              <w:right w:val="single" w:sz="4" w:space="0" w:color="auto"/>
+            </w:tcBorders>
+          </w:tcPr>
+          <w:p/>
+        </w:tc>
+        <w:tc>
+          <w:tcPr>
+            <w:tcW w:w="859" w:type="dxa"/>
+            <w:tcBorders>
+              <w:left w:val="single" w:sz="4" w:space="0" w:color="auto"/>
+              <w:right w:val="single" w:sz="4" w:space="0" w:color="auto"/>
+            </w:tcBorders>
+          </w:tcPr>
+          <w:p/>
+        </w:tc>
+        <w:tc>
+          <w:tcPr>
+            <w:tcW w:w="859" w:type="dxa"/>
+            <w:tcBorders>
+              <w:left w:val="single" w:sz="4" w:space="0" w:color="auto"/>
+              <w:right w:val="single" w:sz="4" w:space="0" w:color="auto"/>
+            </w:tcBorders>
+          </w:tcPr>
+          <w:p/>
+        </w:tc>
+        <w:tc>
+          <w:tcPr>
+            <w:tcW w:w="860" w:type="dxa"/>
+            <w:tcBorders>
+              <w:left w:val="single" w:sz="4" w:space="0" w:color="auto"/>
+              <w:right w:val="nil"/>
+            </w:tcBorders>
+          </w:tcPr>
+          <w:p/>
+        </w:tc>
+      </w:tr>
+      <w:tr>
+        <w:trPr>
+          <w:trHeight w:val="340"/>
+        </w:trPr>
+        <w:tc>
+          <w:tcPr>
+            <w:tcW w:w="11272" w:type="dxa"/>
+            <w:tcBorders>
+              <w:left w:val="nil"/>
+              <w:right w:val="single" w:sz="4" w:space="0" w:color="auto"/>
+            </w:tcBorders>
+          </w:tcPr>
+          <w:p>
+            <w:r>
+              <w:t>features of cloud services, including differences between built-in fault tolerance and infrastructure designed for fault tolerance</w:t>
+            </w:r>
+          </w:p>
+        </w:tc>
+        <w:tc>
+          <w:tcPr>
+            <w:tcW w:w="859" w:type="dxa"/>
+            <w:tcBorders>
+              <w:left w:val="single" w:sz="4" w:space="0" w:color="auto"/>
+              <w:right w:val="single" w:sz="4" w:space="0" w:color="auto"/>
+            </w:tcBorders>
+          </w:tcPr>
+          <w:p/>
+        </w:tc>
+        <w:tc>
+          <w:tcPr>
+            <w:tcW w:w="859" w:type="dxa"/>
+            <w:tcBorders>
+              <w:left w:val="single" w:sz="4" w:space="0" w:color="auto"/>
+              <w:right w:val="single" w:sz="4" w:space="0" w:color="auto"/>
+            </w:tcBorders>
+          </w:tcPr>
+          <w:p/>
+        </w:tc>
+        <w:tc>
+          <w:tcPr>
+            <w:tcW w:w="859" w:type="dxa"/>
+            <w:tcBorders>
+              <w:left w:val="single" w:sz="4" w:space="0" w:color="auto"/>
+              <w:right w:val="single" w:sz="4" w:space="0" w:color="auto"/>
+            </w:tcBorders>
+          </w:tcPr>
+          <w:p/>
+        </w:tc>
+        <w:tc>
+          <w:tcPr>
+            <w:tcW w:w="859" w:type="dxa"/>
+            <w:tcBorders>
+              <w:left w:val="single" w:sz="4" w:space="0" w:color="auto"/>
+              <w:right w:val="single" w:sz="4" w:space="0" w:color="auto"/>
+            </w:tcBorders>
+          </w:tcPr>
+          <w:p/>
+        </w:tc>
+        <w:tc>
+          <w:tcPr>
+            <w:tcW w:w="860" w:type="dxa"/>
+            <w:tcBorders>
+              <w:left w:val="single" w:sz="4" w:space="0" w:color="auto"/>
+              <w:right w:val="nil"/>
+            </w:tcBorders>
+          </w:tcPr>
+          <w:p/>
+        </w:tc>
+      </w:tr>
+      <w:tr>
+        <w:trPr>
+          <w:trHeight w:val="340"/>
+        </w:trPr>
+        <w:tc>
+          <w:tcPr>
+            <w:tcW w:w="11272" w:type="dxa"/>
+            <w:tcBorders>
+              <w:left w:val="nil"/>
+              <w:right w:val="single" w:sz="4" w:space="0" w:color="auto"/>
+            </w:tcBorders>
+          </w:tcPr>
+          <w:p>
+            <w:r>
+              <w:t>purpose and features of load balancing and autoscaling as related to improve availability within cloud environment</w:t>
+            </w:r>
+          </w:p>
+        </w:tc>
+        <w:tc>
+          <w:tcPr>
+            <w:tcW w:w="859" w:type="dxa"/>
+            <w:tcBorders>
+              <w:left w:val="single" w:sz="4" w:space="0" w:color="auto"/>
+              <w:right w:val="single" w:sz="4" w:space="0" w:color="auto"/>
+            </w:tcBorders>
+          </w:tcPr>
+          <w:p/>
+        </w:tc>
+        <w:tc>
+          <w:tcPr>
+            <w:tcW w:w="859" w:type="dxa"/>
+            <w:tcBorders>
+              <w:left w:val="single" w:sz="4" w:space="0" w:color="auto"/>
+              <w:right w:val="single" w:sz="4" w:space="0" w:color="auto"/>
+            </w:tcBorders>
+          </w:tcPr>
+          <w:p/>
+        </w:tc>
+        <w:tc>
+          <w:tcPr>
+            <w:tcW w:w="859" w:type="dxa"/>
+            <w:tcBorders>
+              <w:left w:val="single" w:sz="4" w:space="0" w:color="auto"/>
+              <w:right w:val="single" w:sz="4" w:space="0" w:color="auto"/>
+            </w:tcBorders>
+          </w:tcPr>
+          <w:p/>
+        </w:tc>
+        <w:tc>
+          <w:tcPr>
+            <w:tcW w:w="859" w:type="dxa"/>
+            <w:tcBorders>
+              <w:left w:val="single" w:sz="4" w:space="0" w:color="auto"/>
+              <w:right w:val="single" w:sz="4" w:space="0" w:color="auto"/>
+            </w:tcBorders>
+          </w:tcPr>
+          <w:p/>
+        </w:tc>
+        <w:tc>
+          <w:tcPr>
+            <w:tcW w:w="860" w:type="dxa"/>
+            <w:tcBorders>
+              <w:left w:val="single" w:sz="4" w:space="0" w:color="auto"/>
+              <w:right w:val="nil"/>
+            </w:tcBorders>
+          </w:tcPr>
+          <w:p/>
+        </w:tc>
+      </w:tr>
+      <w:tr>
+        <w:trPr>
+          <w:trHeight w:val="340"/>
+        </w:trPr>
+        <w:tc>
+          <w:tcPr>
+            <w:tcW w:w="11272" w:type="dxa"/>
+            <w:tcBorders>
+              <w:left w:val="nil"/>
+              <w:right w:val="single" w:sz="4" w:space="0" w:color="auto"/>
+            </w:tcBorders>
+          </w:tcPr>
+          <w:p>
+            <w:r>
+              <w:t>techniques, methods and industry standard metrics used to monitor performance of cloud resources.</w:t>
+            </w:r>
+          </w:p>
+        </w:tc>
+        <w:tc>
+          <w:tcPr>
+            <w:tcW w:w="859" w:type="dxa"/>
+            <w:tcBorders>
+              <w:left w:val="single" w:sz="4" w:space="0" w:color="auto"/>
+              <w:right w:val="single" w:sz="4" w:space="0" w:color="auto"/>
+            </w:tcBorders>
+          </w:tcPr>
+          <w:p/>
+        </w:tc>
+        <w:tc>
+          <w:tcPr>
+            <w:tcW w:w="859" w:type="dxa"/>
+            <w:tcBorders>
+              <w:left w:val="single" w:sz="4" w:space="0" w:color="auto"/>
+              <w:right w:val="single" w:sz="4" w:space="0" w:color="auto"/>
+            </w:tcBorders>
+          </w:tcPr>
+          <w:p/>
+        </w:tc>
+        <w:tc>
+          <w:tcPr>
+            <w:tcW w:w="859" w:type="dxa"/>
+            <w:tcBorders>
+              <w:left w:val="single" w:sz="4" w:space="0" w:color="auto"/>
+              <w:right w:val="single" w:sz="4" w:space="0" w:color="auto"/>
+            </w:tcBorders>
+          </w:tcPr>
+          <w:p/>
+        </w:tc>
+        <w:tc>
+          <w:tcPr>
+            <w:tcW w:w="859" w:type="dxa"/>
+            <w:tcBorders>
+              <w:left w:val="single" w:sz="4" w:space="0" w:color="auto"/>
+              <w:right w:val="single" w:sz="4" w:space="0" w:color="auto"/>
+            </w:tcBorders>
+          </w:tcPr>
+          <w:p/>
+        </w:tc>
+        <w:tc>
+          <w:tcPr>
+            <w:tcW w:w="860" w:type="dxa"/>
+            <w:tcBorders>
+              <w:left w:val="single" w:sz="4" w:space="0" w:color="auto"/>
+              <w:right w:val="nil"/>
+            </w:tcBorders>
           </w:tcPr>
           <w:p/>
         </w:tc>
@@ -4173,7 +6009,6 @@
               <w:bottom w:val="single" w:sz="4" w:space="0" w:color="auto"/>
               <w:right w:val="single" w:sz="4" w:space="0" w:color="auto"/>
             </w:tcBorders>
-            <w:shd w:val="clear" w:color="auto" w:fill="auto"/>
             <w:vAlign w:val="center"/>
           </w:tcPr>
           <w:p>
@@ -4203,7 +6038,6 @@
               <w:bottom w:val="single" w:sz="4" w:space="0" w:color="auto"/>
               <w:right w:val="single" w:sz="4" w:space="0" w:color="auto"/>
             </w:tcBorders>
-            <w:shd w:val="clear" w:color="auto" w:fill="auto"/>
             <w:vAlign w:val="center"/>
           </w:tcPr>
           <w:p>
@@ -4233,7 +6067,6 @@
               <w:bottom w:val="single" w:sz="4" w:space="0" w:color="auto"/>
               <w:right w:val="single" w:sz="4" w:space="0" w:color="auto"/>
             </w:tcBorders>
-            <w:shd w:val="clear" w:color="auto" w:fill="auto"/>
             <w:vAlign w:val="center"/>
           </w:tcPr>
           <w:p>
@@ -4263,7 +6096,6 @@
               <w:bottom w:val="single" w:sz="4" w:space="0" w:color="auto"/>
               <w:right w:val="single" w:sz="4" w:space="0" w:color="auto"/>
             </w:tcBorders>
-            <w:shd w:val="clear" w:color="auto" w:fill="auto"/>
             <w:vAlign w:val="center"/>
           </w:tcPr>
           <w:p>
@@ -4285,7 +6117,6 @@
               <w:bottom w:val="single" w:sz="4" w:space="0" w:color="auto"/>
               <w:right w:val="single" w:sz="4" w:space="0" w:color="auto"/>
             </w:tcBorders>
-            <w:shd w:val="clear" w:color="auto" w:fill="auto"/>
             <w:vAlign w:val="center"/>
           </w:tcPr>
           <w:p>
@@ -4307,7 +6138,6 @@
               <w:bottom w:val="single" w:sz="4" w:space="0" w:color="auto"/>
               <w:right w:val="single" w:sz="4" w:space="0" w:color="auto"/>
             </w:tcBorders>
-            <w:shd w:val="clear" w:color="auto" w:fill="auto"/>
             <w:vAlign w:val="center"/>
           </w:tcPr>
           <w:p>
@@ -4329,7 +6159,6 @@
               <w:bottom w:val="single" w:sz="4" w:space="0" w:color="auto"/>
               <w:right w:val="single" w:sz="4" w:space="0" w:color="auto"/>
             </w:tcBorders>
-            <w:shd w:val="clear" w:color="auto" w:fill="auto"/>
             <w:vAlign w:val="center"/>
           </w:tcPr>
           <w:p>
@@ -4351,7 +6180,6 @@
               <w:bottom w:val="single" w:sz="4" w:space="0" w:color="auto"/>
               <w:right w:val="nil"/>
             </w:tcBorders>
-            <w:shd w:val="clear" w:color="auto" w:fill="auto"/>
             <w:vAlign w:val="center"/>
           </w:tcPr>
           <w:p>
@@ -4377,9 +6205,12 @@
               <w:left w:val="nil"/>
               <w:right w:val="single" w:sz="4" w:space="0" w:color="auto"/>
             </w:tcBorders>
-            <w:shd w:val="clear" w:color="auto" w:fill="auto"/>
-          </w:tcPr>
-          <w:p/>
+          </w:tcPr>
+          <w:p>
+            <w:r>
+              <w:t>Oral communication</w:t>
+            </w:r>
+          </w:p>
         </w:tc>
         <w:tc>
           <w:tcPr>
@@ -4389,7 +6220,6 @@
               <w:left w:val="single" w:sz="4" w:space="0" w:color="auto"/>
               <w:right w:val="single" w:sz="4" w:space="0" w:color="auto"/>
             </w:tcBorders>
-            <w:shd w:val="clear" w:color="auto" w:fill="auto"/>
           </w:tcPr>
           <w:p/>
         </w:tc>
@@ -4401,9 +6231,12 @@
               <w:left w:val="single" w:sz="4" w:space="0" w:color="auto"/>
               <w:right w:val="single" w:sz="4" w:space="0" w:color="auto"/>
             </w:tcBorders>
-            <w:shd w:val="clear" w:color="auto" w:fill="auto"/>
-          </w:tcPr>
-          <w:p/>
+          </w:tcPr>
+          <w:p>
+            <w:r>
+              <w:t>Uses listening and questioning techniques to articulate complex concepts and requirements using industry language for intended audience</w:t>
+            </w:r>
+          </w:p>
         </w:tc>
         <w:tc>
           <w:tcPr>
@@ -4412,7 +6245,6 @@
               <w:left w:val="single" w:sz="4" w:space="0" w:color="auto"/>
               <w:right w:val="single" w:sz="4" w:space="0" w:color="auto"/>
             </w:tcBorders>
-            <w:shd w:val="clear" w:color="auto" w:fill="auto"/>
           </w:tcPr>
           <w:p/>
         </w:tc>
@@ -4423,7 +6255,6 @@
               <w:left w:val="single" w:sz="4" w:space="0" w:color="auto"/>
               <w:right w:val="single" w:sz="4" w:space="0" w:color="auto"/>
             </w:tcBorders>
-            <w:shd w:val="clear" w:color="auto" w:fill="auto"/>
           </w:tcPr>
           <w:p/>
         </w:tc>
@@ -4434,7 +6265,6 @@
               <w:left w:val="single" w:sz="4" w:space="0" w:color="auto"/>
               <w:right w:val="single" w:sz="4" w:space="0" w:color="auto"/>
             </w:tcBorders>
-            <w:shd w:val="clear" w:color="auto" w:fill="auto"/>
           </w:tcPr>
           <w:p/>
         </w:tc>
@@ -4445,7 +6275,6 @@
               <w:left w:val="single" w:sz="4" w:space="0" w:color="auto"/>
               <w:right w:val="single" w:sz="4" w:space="0" w:color="auto"/>
             </w:tcBorders>
-            <w:shd w:val="clear" w:color="auto" w:fill="auto"/>
           </w:tcPr>
           <w:p/>
         </w:tc>
@@ -4456,7 +6285,6 @@
               <w:left w:val="single" w:sz="4" w:space="0" w:color="auto"/>
               <w:right w:val="nil"/>
             </w:tcBorders>
-            <w:shd w:val="clear" w:color="auto" w:fill="auto"/>
           </w:tcPr>
           <w:p/>
         </w:tc>
@@ -4472,9 +6300,13 @@
               <w:left w:val="nil"/>
               <w:right w:val="single" w:sz="4" w:space="0" w:color="auto"/>
             </w:tcBorders>
-            <w:shd w:val="clear" w:color="auto" w:fill="auto"/>
-          </w:tcPr>
-          <w:p/>
+          </w:tcPr>
+          <w:p>
+            <w:r>
+              <w:lastRenderedPageBreak/>
+              <w:t>Reading</w:t>
+            </w:r>
+          </w:p>
         </w:tc>
         <w:tc>
           <w:tcPr>
@@ -4483,7 +6315,6 @@
               <w:left w:val="single" w:sz="4" w:space="0" w:color="auto"/>
               <w:right w:val="single" w:sz="4" w:space="0" w:color="auto"/>
             </w:tcBorders>
-            <w:shd w:val="clear" w:color="auto" w:fill="auto"/>
           </w:tcPr>
           <w:p/>
         </w:tc>
@@ -4494,9 +6325,12 @@
               <w:left w:val="single" w:sz="4" w:space="0" w:color="auto"/>
               <w:right w:val="single" w:sz="4" w:space="0" w:color="auto"/>
             </w:tcBorders>
-            <w:shd w:val="clear" w:color="auto" w:fill="auto"/>
-          </w:tcPr>
-          <w:p/>
+          </w:tcPr>
+          <w:p>
+            <w:r>
+              <w:t>Interprets complex technical and operational documentation to determine and confirm job requirements</w:t>
+            </w:r>
+          </w:p>
         </w:tc>
         <w:tc>
           <w:tcPr>
@@ -4505,7 +6339,6 @@
               <w:left w:val="single" w:sz="4" w:space="0" w:color="auto"/>
               <w:right w:val="single" w:sz="4" w:space="0" w:color="auto"/>
             </w:tcBorders>
-            <w:shd w:val="clear" w:color="auto" w:fill="auto"/>
           </w:tcPr>
           <w:p/>
         </w:tc>
@@ -4516,7 +6349,6 @@
               <w:left w:val="single" w:sz="4" w:space="0" w:color="auto"/>
               <w:right w:val="single" w:sz="4" w:space="0" w:color="auto"/>
             </w:tcBorders>
-            <w:shd w:val="clear" w:color="auto" w:fill="auto"/>
           </w:tcPr>
           <w:p/>
         </w:tc>
@@ -4527,7 +6359,6 @@
               <w:left w:val="single" w:sz="4" w:space="0" w:color="auto"/>
               <w:right w:val="single" w:sz="4" w:space="0" w:color="auto"/>
             </w:tcBorders>
-            <w:shd w:val="clear" w:color="auto" w:fill="auto"/>
           </w:tcPr>
           <w:p/>
         </w:tc>
@@ -4538,7 +6369,6 @@
               <w:left w:val="single" w:sz="4" w:space="0" w:color="auto"/>
               <w:right w:val="single" w:sz="4" w:space="0" w:color="auto"/>
             </w:tcBorders>
-            <w:shd w:val="clear" w:color="auto" w:fill="auto"/>
           </w:tcPr>
           <w:p/>
         </w:tc>
@@ -4549,7 +6379,6 @@
               <w:left w:val="single" w:sz="4" w:space="0" w:color="auto"/>
               <w:right w:val="nil"/>
             </w:tcBorders>
-            <w:shd w:val="clear" w:color="auto" w:fill="auto"/>
           </w:tcPr>
           <w:p/>
         </w:tc>
@@ -4565,9 +6394,12 @@
               <w:left w:val="nil"/>
               <w:right w:val="single" w:sz="4" w:space="0" w:color="auto"/>
             </w:tcBorders>
-            <w:shd w:val="clear" w:color="auto" w:fill="auto"/>
-          </w:tcPr>
-          <w:p/>
+          </w:tcPr>
+          <w:p>
+            <w:r>
+              <w:t>Problem solving</w:t>
+            </w:r>
+          </w:p>
         </w:tc>
         <w:tc>
           <w:tcPr>
@@ -4576,7 +6408,6 @@
               <w:left w:val="single" w:sz="4" w:space="0" w:color="auto"/>
               <w:right w:val="single" w:sz="4" w:space="0" w:color="auto"/>
             </w:tcBorders>
-            <w:shd w:val="clear" w:color="auto" w:fill="auto"/>
           </w:tcPr>
           <w:p/>
         </w:tc>
@@ -4587,9 +6418,12 @@
               <w:left w:val="single" w:sz="4" w:space="0" w:color="auto"/>
               <w:right w:val="single" w:sz="4" w:space="0" w:color="auto"/>
             </w:tcBorders>
-            <w:shd w:val="clear" w:color="auto" w:fill="auto"/>
-          </w:tcPr>
-          <w:p/>
+          </w:tcPr>
+          <w:p>
+            <w:r>
+              <w:t>Uses a mix of intuitive and formal processes to identify key information and issues, evaluates alternative strategies, anticipates consequences and considers implementation issues and contingencies</w:t>
+            </w:r>
+          </w:p>
         </w:tc>
         <w:tc>
           <w:tcPr>
@@ -4598,7 +6432,6 @@
               <w:left w:val="single" w:sz="4" w:space="0" w:color="auto"/>
               <w:right w:val="single" w:sz="4" w:space="0" w:color="auto"/>
             </w:tcBorders>
-            <w:shd w:val="clear" w:color="auto" w:fill="auto"/>
           </w:tcPr>
           <w:p/>
         </w:tc>
@@ -4609,7 +6442,6 @@
               <w:left w:val="single" w:sz="4" w:space="0" w:color="auto"/>
               <w:right w:val="single" w:sz="4" w:space="0" w:color="auto"/>
             </w:tcBorders>
-            <w:shd w:val="clear" w:color="auto" w:fill="auto"/>
           </w:tcPr>
           <w:p/>
         </w:tc>
@@ -4620,7 +6452,6 @@
               <w:left w:val="single" w:sz="4" w:space="0" w:color="auto"/>
               <w:right w:val="single" w:sz="4" w:space="0" w:color="auto"/>
             </w:tcBorders>
-            <w:shd w:val="clear" w:color="auto" w:fill="auto"/>
           </w:tcPr>
           <w:p/>
         </w:tc>
@@ -4631,7 +6462,6 @@
               <w:left w:val="single" w:sz="4" w:space="0" w:color="auto"/>
               <w:right w:val="single" w:sz="4" w:space="0" w:color="auto"/>
             </w:tcBorders>
-            <w:shd w:val="clear" w:color="auto" w:fill="auto"/>
           </w:tcPr>
           <w:p/>
         </w:tc>
@@ -4642,7 +6472,192 @@
               <w:left w:val="single" w:sz="4" w:space="0" w:color="auto"/>
               <w:right w:val="nil"/>
             </w:tcBorders>
-            <w:shd w:val="clear" w:color="auto" w:fill="auto"/>
+          </w:tcPr>
+          <w:p/>
+        </w:tc>
+      </w:tr>
+      <w:tr>
+        <w:trPr>
+          <w:trHeight w:val="340"/>
+        </w:trPr>
+        <w:tc>
+          <w:tcPr>
+            <w:tcW w:w="2381" w:type="dxa"/>
+            <w:tcBorders>
+              <w:left w:val="nil"/>
+              <w:right w:val="single" w:sz="4" w:space="0" w:color="auto"/>
+            </w:tcBorders>
+          </w:tcPr>
+          <w:p>
+            <w:r>
+              <w:t>Problem solving</w:t>
+            </w:r>
+          </w:p>
+        </w:tc>
+        <w:tc>
+          <w:tcPr>
+            <w:tcW w:w="2552" w:type="dxa"/>
+            <w:tcBorders>
+              <w:left w:val="single" w:sz="4" w:space="0" w:color="auto"/>
+              <w:right w:val="single" w:sz="4" w:space="0" w:color="auto"/>
+            </w:tcBorders>
+          </w:tcPr>
+          <w:p/>
+        </w:tc>
+        <w:tc>
+          <w:tcPr>
+            <w:tcW w:w="6339" w:type="dxa"/>
+            <w:tcBorders>
+              <w:left w:val="single" w:sz="4" w:space="0" w:color="auto"/>
+              <w:right w:val="single" w:sz="4" w:space="0" w:color="auto"/>
+            </w:tcBorders>
+          </w:tcPr>
+          <w:p>
+            <w:r>
+              <w:t>Uses knowledge of context to address common problems in cloud computing applications and cloud-based environments</w:t>
+            </w:r>
+          </w:p>
+        </w:tc>
+        <w:tc>
+          <w:tcPr>
+            <w:tcW w:w="859" w:type="dxa"/>
+            <w:tcBorders>
+              <w:left w:val="single" w:sz="4" w:space="0" w:color="auto"/>
+              <w:right w:val="single" w:sz="4" w:space="0" w:color="auto"/>
+            </w:tcBorders>
+          </w:tcPr>
+          <w:p/>
+        </w:tc>
+        <w:tc>
+          <w:tcPr>
+            <w:tcW w:w="859" w:type="dxa"/>
+            <w:tcBorders>
+              <w:left w:val="single" w:sz="4" w:space="0" w:color="auto"/>
+              <w:right w:val="single" w:sz="4" w:space="0" w:color="auto"/>
+            </w:tcBorders>
+          </w:tcPr>
+          <w:p/>
+        </w:tc>
+        <w:tc>
+          <w:tcPr>
+            <w:tcW w:w="859" w:type="dxa"/>
+            <w:tcBorders>
+              <w:left w:val="single" w:sz="4" w:space="0" w:color="auto"/>
+              <w:right w:val="single" w:sz="4" w:space="0" w:color="auto"/>
+            </w:tcBorders>
+          </w:tcPr>
+          <w:p/>
+        </w:tc>
+        <w:tc>
+          <w:tcPr>
+            <w:tcW w:w="859" w:type="dxa"/>
+            <w:tcBorders>
+              <w:left w:val="single" w:sz="4" w:space="0" w:color="auto"/>
+              <w:right w:val="single" w:sz="4" w:space="0" w:color="auto"/>
+            </w:tcBorders>
+          </w:tcPr>
+          <w:p/>
+        </w:tc>
+        <w:tc>
+          <w:tcPr>
+            <w:tcW w:w="860" w:type="dxa"/>
+            <w:tcBorders>
+              <w:left w:val="single" w:sz="4" w:space="0" w:color="auto"/>
+              <w:right w:val="nil"/>
+            </w:tcBorders>
+          </w:tcPr>
+          <w:p/>
+        </w:tc>
+      </w:tr>
+      <w:tr>
+        <w:trPr>
+          <w:trHeight w:val="340"/>
+        </w:trPr>
+        <w:tc>
+          <w:tcPr>
+            <w:tcW w:w="2381" w:type="dxa"/>
+            <w:tcBorders>
+              <w:left w:val="nil"/>
+              <w:right w:val="single" w:sz="4" w:space="0" w:color="auto"/>
+            </w:tcBorders>
+          </w:tcPr>
+          <w:p>
+            <w:r>
+              <w:t>Self-management</w:t>
+            </w:r>
+          </w:p>
+        </w:tc>
+        <w:tc>
+          <w:tcPr>
+            <w:tcW w:w="2552" w:type="dxa"/>
+            <w:tcBorders>
+              <w:left w:val="single" w:sz="4" w:space="0" w:color="auto"/>
+              <w:right w:val="single" w:sz="4" w:space="0" w:color="auto"/>
+            </w:tcBorders>
+          </w:tcPr>
+          <w:p/>
+        </w:tc>
+        <w:tc>
+          <w:tcPr>
+            <w:tcW w:w="6339" w:type="dxa"/>
+            <w:tcBorders>
+              <w:left w:val="single" w:sz="4" w:space="0" w:color="auto"/>
+              <w:right w:val="single" w:sz="4" w:space="0" w:color="auto"/>
+            </w:tcBorders>
+          </w:tcPr>
+          <w:p>
+            <w:r>
+              <w:t>Demonstrates a sophisticated knowledge of principles, concepts, language and practices associated with cloud computing and the digital world and uses them to troubleshoot and understand the uses and potential of new technology</w:t>
+            </w:r>
+          </w:p>
+        </w:tc>
+        <w:tc>
+          <w:tcPr>
+            <w:tcW w:w="859" w:type="dxa"/>
+            <w:tcBorders>
+              <w:left w:val="single" w:sz="4" w:space="0" w:color="auto"/>
+              <w:right w:val="single" w:sz="4" w:space="0" w:color="auto"/>
+            </w:tcBorders>
+          </w:tcPr>
+          <w:p/>
+        </w:tc>
+        <w:tc>
+          <w:tcPr>
+            <w:tcW w:w="859" w:type="dxa"/>
+            <w:tcBorders>
+              <w:left w:val="single" w:sz="4" w:space="0" w:color="auto"/>
+              <w:right w:val="single" w:sz="4" w:space="0" w:color="auto"/>
+            </w:tcBorders>
+          </w:tcPr>
+          <w:p/>
+        </w:tc>
+        <w:tc>
+          <w:tcPr>
+            <w:tcW w:w="859" w:type="dxa"/>
+            <w:tcBorders>
+              <w:left w:val="single" w:sz="4" w:space="0" w:color="auto"/>
+              <w:right w:val="single" w:sz="4" w:space="0" w:color="auto"/>
+            </w:tcBorders>
+          </w:tcPr>
+          <w:p/>
+        </w:tc>
+        <w:tc>
+          <w:tcPr>
+            <w:tcW w:w="859" w:type="dxa"/>
+            <w:tcBorders>
+              <w:left w:val="single" w:sz="4" w:space="0" w:color="auto"/>
+              <w:right w:val="single" w:sz="4" w:space="0" w:color="auto"/>
+            </w:tcBorders>
+          </w:tcPr>
+          <w:p/>
+        </w:tc>
+        <w:tc>
+          <w:tcPr>
+            <w:tcW w:w="860" w:type="dxa"/>
+            <w:tcBorders>
+              <w:left w:val="single" w:sz="4" w:space="0" w:color="auto"/>
+              <w:right w:val="nil"/>
+            </w:tcBorders>
           </w:tcPr>
           <w:p/>
         </w:tc>
@@ -4668,7 +6683,7 @@
 </file>
 
 <file path=word/endnotes.xml><?xml version="1.0" encoding="utf-8"?>
-<w:endnotes xmlns:wpc="http://schemas.microsoft.com/office/word/2010/wordprocessingCanvas" xmlns:cx="http://schemas.microsoft.com/office/drawing/2014/chartex" xmlns:cx1="http://schemas.microsoft.com/office/drawing/2015/9/8/chartex" xmlns:cx2="http://schemas.microsoft.com/office/drawing/2015/10/21/chartex" xmlns:cx3="http://schemas.microsoft.com/office/drawing/2016/5/9/chartex" xmlns:cx4="http://schemas.microsoft.com/office/drawing/2016/5/10/chartex" xmlns:cx5="http://schemas.microsoft.com/office/drawing/2016/5/11/chartex" xmlns:cx6="http://schemas.microsoft.com/office/drawing/2016/5/12/chartex" xmlns:cx7="http://schemas.microsoft.com/office/drawing/2016/5/13/chartex" xmlns:cx8="http://schemas.microsoft.com/office/drawing/2016/5/14/chartex" xmlns:mc="http://schemas.openxmlformats.org/markup-compatibility/2006" xmlns:aink="http://schemas.microsoft.com/office/drawing/2016/ink" xmlns:am3d="http://schemas.microsoft.com/office/drawing/2017/model3d" xmlns:o="urn:schemas-microsoft-com:office:office" xmlns:oel="http://schemas.microsoft.com/office/2019/extlst" xmlns:r="http://schemas.openxmlformats.org/officeDocument/2006/relationships" xmlns:m="http://schemas.openxmlformats.org/officeDocument/2006/math" xmlns:v="urn:schemas-microsoft-com:vml" xmlns:wp14="http://schemas.microsoft.com/office/word/2010/wordprocessingDrawing" xmlns:wp="http://schemas.openxmlformats.org/drawingml/2006/wordprocessingDrawing" xmlns:w10="urn:schemas-microsoft-com:office:word" xmlns:w="http://schemas.openxmlformats.org/wordprocessingml/2006/main" xmlns:w14="http://schemas.microsoft.com/office/word/2010/wordml" xmlns:w15="http://schemas.microsoft.com/office/word/2012/wordml" xmlns:w16cex="http://schemas.microsoft.com/office/word/2018/wordml/cex" xmlns:w16cid="http://schemas.microsoft.com/office/word/2016/wordml/cid" xmlns:w16="http://schemas.microsoft.com/office/word/2018/wordml" xmlns:w16sdtdh="http://schemas.microsoft.com/office/word/2020/wordml/sdtdatahash" xmlns:w16se="http://schemas.microsoft.com/office/word/2015/wordml/symex" xmlns:wpg="http://schemas.microsoft.com/office/word/2010/wordprocessingGroup" xmlns:wpi="http://schemas.microsoft.com/office/word/2010/wordprocessingInk" xmlns:wne="http://schemas.microsoft.com/office/word/2006/wordml" xmlns:wps="http://schemas.microsoft.com/office/word/2010/wordprocessingShape" mc:Ignorable="w14 w15 w16se w16cid w16 w16cex w16sdtdh wp14">
+<w:endnotes xmlns:wpc="http://schemas.microsoft.com/office/word/2010/wordprocessingCanvas" xmlns:cx="http://schemas.microsoft.com/office/drawing/2014/chartex" xmlns:cx1="http://schemas.microsoft.com/office/drawing/2015/9/8/chartex" xmlns:cx2="http://schemas.microsoft.com/office/drawing/2015/10/21/chartex" xmlns:cx3="http://schemas.microsoft.com/office/drawing/2016/5/9/chartex" xmlns:cx4="http://schemas.microsoft.com/office/drawing/2016/5/10/chartex" xmlns:cx5="http://schemas.microsoft.com/office/drawing/2016/5/11/chartex" xmlns:cx6="http://schemas.microsoft.com/office/drawing/2016/5/12/chartex" xmlns:cx7="http://schemas.microsoft.com/office/drawing/2016/5/13/chartex" xmlns:cx8="http://schemas.microsoft.com/office/drawing/2016/5/14/chartex" xmlns:mc="http://schemas.openxmlformats.org/markup-compatibility/2006" xmlns:aink="http://schemas.microsoft.com/office/drawing/2016/ink" xmlns:am3d="http://schemas.microsoft.com/office/drawing/2017/model3d" xmlns:o="urn:schemas-microsoft-com:office:office" xmlns:oel="http://schemas.microsoft.com/office/2019/extlst" xmlns:r="http://schemas.openxmlformats.org/officeDocument/2006/relationships" xmlns:m="http://schemas.openxmlformats.org/officeDocument/2006/math" xmlns:v="urn:schemas-microsoft-com:vml" xmlns:wp14="http://schemas.microsoft.com/office/word/2010/wordprocessingDrawing" xmlns:wp="http://schemas.openxmlformats.org/drawingml/2006/wordprocessingDrawing" xmlns:w10="urn:schemas-microsoft-com:office:word" xmlns:w="http://schemas.openxmlformats.org/wordprocessingml/2006/main" xmlns:w14="http://schemas.microsoft.com/office/word/2010/wordml" xmlns:w15="http://schemas.microsoft.com/office/word/2012/wordml" xmlns:w16cex="http://schemas.microsoft.com/office/word/2018/wordml/cex" xmlns:w16cid="http://schemas.microsoft.com/office/word/2016/wordml/cid" xmlns:w16="http://schemas.microsoft.com/office/word/2018/wordml" xmlns:w16du="http://schemas.microsoft.com/office/word/2023/wordml/word16du" xmlns:w16sdtdh="http://schemas.microsoft.com/office/word/2020/wordml/sdtdatahash" xmlns:w16sdtfl="http://schemas.microsoft.com/office/word/2024/wordml/sdtformatlock" xmlns:w16se="http://schemas.microsoft.com/office/word/2015/wordml/symex" xmlns:wpg="http://schemas.microsoft.com/office/word/2010/wordprocessingGroup" xmlns:wpi="http://schemas.microsoft.com/office/word/2010/wordprocessingInk" xmlns:wne="http://schemas.microsoft.com/office/word/2006/wordml" xmlns:wps="http://schemas.microsoft.com/office/word/2010/wordprocessingShape" mc:Ignorable="w14 w15 w16se w16cid w16 w16cex w16sdtdh w16sdtfl w16du wp14">
   <w:endnote w:type="separator" w:id="-1">
     <w:p>
       <w:r>
@@ -4687,7 +6702,7 @@
 </file>
 
 <file path=word/footer1.xml><?xml version="1.0" encoding="utf-8"?>
-<w:ftr xmlns:wpc="http://schemas.microsoft.com/office/word/2010/wordprocessingCanvas" xmlns:cx="http://schemas.microsoft.com/office/drawing/2014/chartex" xmlns:cx1="http://schemas.microsoft.com/office/drawing/2015/9/8/chartex" xmlns:cx2="http://schemas.microsoft.com/office/drawing/2015/10/21/chartex" xmlns:cx3="http://schemas.microsoft.com/office/drawing/2016/5/9/chartex" xmlns:cx4="http://schemas.microsoft.com/office/drawing/2016/5/10/chartex" xmlns:cx5="http://schemas.microsoft.com/office/drawing/2016/5/11/chartex" xmlns:cx6="http://schemas.microsoft.com/office/drawing/2016/5/12/chartex" xmlns:cx7="http://schemas.microsoft.com/office/drawing/2016/5/13/chartex" xmlns:cx8="http://schemas.microsoft.com/office/drawing/2016/5/14/chartex" xmlns:mc="http://schemas.openxmlformats.org/markup-compatibility/2006" xmlns:aink="http://schemas.microsoft.com/office/drawing/2016/ink" xmlns:am3d="http://schemas.microsoft.com/office/drawing/2017/model3d" xmlns:o="urn:schemas-microsoft-com:office:office" xmlns:oel="http://schemas.microsoft.com/office/2019/extlst" xmlns:r="http://schemas.openxmlformats.org/officeDocument/2006/relationships" xmlns:m="http://schemas.openxmlformats.org/officeDocument/2006/math" xmlns:v="urn:schemas-microsoft-com:vml" xmlns:wp14="http://schemas.microsoft.com/office/word/2010/wordprocessingDrawing" xmlns:wp="http://schemas.openxmlformats.org/drawingml/2006/wordprocessingDrawing" xmlns:w10="urn:schemas-microsoft-com:office:word" xmlns:w="http://schemas.openxmlformats.org/wordprocessingml/2006/main" xmlns:w14="http://schemas.microsoft.com/office/word/2010/wordml" xmlns:w15="http://schemas.microsoft.com/office/word/2012/wordml" xmlns:w16cex="http://schemas.microsoft.com/office/word/2018/wordml/cex" xmlns:w16cid="http://schemas.microsoft.com/office/word/2016/wordml/cid" xmlns:w16="http://schemas.microsoft.com/office/word/2018/wordml" xmlns:w16sdtdh="http://schemas.microsoft.com/office/word/2020/wordml/sdtdatahash" xmlns:w16se="http://schemas.microsoft.com/office/word/2015/wordml/symex" xmlns:wpg="http://schemas.microsoft.com/office/word/2010/wordprocessingGroup" xmlns:wpi="http://schemas.microsoft.com/office/word/2010/wordprocessingInk" xmlns:wne="http://schemas.microsoft.com/office/word/2006/wordml" xmlns:wps="http://schemas.microsoft.com/office/word/2010/wordprocessingShape" mc:Ignorable="w14 w15 w16se w16cid w16 w16cex w16sdtdh wp14">
+<w:ftr xmlns:wpc="http://schemas.microsoft.com/office/word/2010/wordprocessingCanvas" xmlns:cx="http://schemas.microsoft.com/office/drawing/2014/chartex" xmlns:cx1="http://schemas.microsoft.com/office/drawing/2015/9/8/chartex" xmlns:cx2="http://schemas.microsoft.com/office/drawing/2015/10/21/chartex" xmlns:cx3="http://schemas.microsoft.com/office/drawing/2016/5/9/chartex" xmlns:cx4="http://schemas.microsoft.com/office/drawing/2016/5/10/chartex" xmlns:cx5="http://schemas.microsoft.com/office/drawing/2016/5/11/chartex" xmlns:cx6="http://schemas.microsoft.com/office/drawing/2016/5/12/chartex" xmlns:cx7="http://schemas.microsoft.com/office/drawing/2016/5/13/chartex" xmlns:cx8="http://schemas.microsoft.com/office/drawing/2016/5/14/chartex" xmlns:mc="http://schemas.openxmlformats.org/markup-compatibility/2006" xmlns:aink="http://schemas.microsoft.com/office/drawing/2016/ink" xmlns:am3d="http://schemas.microsoft.com/office/drawing/2017/model3d" xmlns:o="urn:schemas-microsoft-com:office:office" xmlns:oel="http://schemas.microsoft.com/office/2019/extlst" xmlns:r="http://schemas.openxmlformats.org/officeDocument/2006/relationships" xmlns:m="http://schemas.openxmlformats.org/officeDocument/2006/math" xmlns:v="urn:schemas-microsoft-com:vml" xmlns:wp14="http://schemas.microsoft.com/office/word/2010/wordprocessingDrawing" xmlns:wp="http://schemas.openxmlformats.org/drawingml/2006/wordprocessingDrawing" xmlns:w10="urn:schemas-microsoft-com:office:word" xmlns:w="http://schemas.openxmlformats.org/wordprocessingml/2006/main" xmlns:w14="http://schemas.microsoft.com/office/word/2010/wordml" xmlns:w15="http://schemas.microsoft.com/office/word/2012/wordml" xmlns:w16cex="http://schemas.microsoft.com/office/word/2018/wordml/cex" xmlns:w16cid="http://schemas.microsoft.com/office/word/2016/wordml/cid" xmlns:w16="http://schemas.microsoft.com/office/word/2018/wordml" xmlns:w16du="http://schemas.microsoft.com/office/word/2023/wordml/word16du" xmlns:w16sdtdh="http://schemas.microsoft.com/office/word/2020/wordml/sdtdatahash" xmlns:w16sdtfl="http://schemas.microsoft.com/office/word/2024/wordml/sdtformatlock" xmlns:w16se="http://schemas.microsoft.com/office/word/2015/wordml/symex" xmlns:wpg="http://schemas.microsoft.com/office/word/2010/wordprocessingGroup" xmlns:wpi="http://schemas.microsoft.com/office/word/2010/wordprocessingInk" xmlns:wne="http://schemas.microsoft.com/office/word/2006/wordml" xmlns:wps="http://schemas.microsoft.com/office/word/2010/wordprocessingShape" mc:Ignorable="w14 w15 w16se w16cid w16 w16cex w16sdtdh w16sdtfl w16du wp14">
   <w:p>
     <w:pPr>
       <w:pStyle w:val="Footer"/>
@@ -4721,13 +6736,7 @@
       <w:t>0</w:t>
     </w:r>
     <w:r>
-      <w:t xml:space="preserve">   (Template Version 1.</w:t>
-    </w:r>
-    <w:r>
-      <w:t>1</w:t>
-    </w:r>
-    <w:r>
-      <w:t>)</w:t>
+      <w:t xml:space="preserve">   (Template Version 1.1)</w:t>
     </w:r>
     <w:r>
       <w:tab/>
@@ -4746,7 +6755,7 @@
       <w:rPr>
         <w:noProof/>
       </w:rPr>
-      <w:t>9 February 2022</w:t>
+      <w:t>13 March 2024</w:t>
     </w:r>
     <w:r>
       <w:fldChar w:fldCharType="end"/>
@@ -4789,7 +6798,7 @@
 </file>
 
 <file path=word/footnotes.xml><?xml version="1.0" encoding="utf-8"?>
-<w:footnotes xmlns:wpc="http://schemas.microsoft.com/office/word/2010/wordprocessingCanvas" xmlns:cx="http://schemas.microsoft.com/office/drawing/2014/chartex" xmlns:cx1="http://schemas.microsoft.com/office/drawing/2015/9/8/chartex" xmlns:cx2="http://schemas.microsoft.com/office/drawing/2015/10/21/chartex" xmlns:cx3="http://schemas.microsoft.com/office/drawing/2016/5/9/chartex" xmlns:cx4="http://schemas.microsoft.com/office/drawing/2016/5/10/chartex" xmlns:cx5="http://schemas.microsoft.com/office/drawing/2016/5/11/chartex" xmlns:cx6="http://schemas.microsoft.com/office/drawing/2016/5/12/chartex" xmlns:cx7="http://schemas.microsoft.com/office/drawing/2016/5/13/chartex" xmlns:cx8="http://schemas.microsoft.com/office/drawing/2016/5/14/chartex" xmlns:mc="http://schemas.openxmlformats.org/markup-compatibility/2006" xmlns:aink="http://schemas.microsoft.com/office/drawing/2016/ink" xmlns:am3d="http://schemas.microsoft.com/office/drawing/2017/model3d" xmlns:o="urn:schemas-microsoft-com:office:office" xmlns:oel="http://schemas.microsoft.com/office/2019/extlst" xmlns:r="http://schemas.openxmlformats.org/officeDocument/2006/relationships" xmlns:m="http://schemas.openxmlformats.org/officeDocument/2006/math" xmlns:v="urn:schemas-microsoft-com:vml" xmlns:wp14="http://schemas.microsoft.com/office/word/2010/wordprocessingDrawing" xmlns:wp="http://schemas.openxmlformats.org/drawingml/2006/wordprocessingDrawing" xmlns:w10="urn:schemas-microsoft-com:office:word" xmlns:w="http://schemas.openxmlformats.org/wordprocessingml/2006/main" xmlns:w14="http://schemas.microsoft.com/office/word/2010/wordml" xmlns:w15="http://schemas.microsoft.com/office/word/2012/wordml" xmlns:w16cex="http://schemas.microsoft.com/office/word/2018/wordml/cex" xmlns:w16cid="http://schemas.microsoft.com/office/word/2016/wordml/cid" xmlns:w16="http://schemas.microsoft.com/office/word/2018/wordml" xmlns:w16sdtdh="http://schemas.microsoft.com/office/word/2020/wordml/sdtdatahash" xmlns:w16se="http://schemas.microsoft.com/office/word/2015/wordml/symex" xmlns:wpg="http://schemas.microsoft.com/office/word/2010/wordprocessingGroup" xmlns:wpi="http://schemas.microsoft.com/office/word/2010/wordprocessingInk" xmlns:wne="http://schemas.microsoft.com/office/word/2006/wordml" xmlns:wps="http://schemas.microsoft.com/office/word/2010/wordprocessingShape" mc:Ignorable="w14 w15 w16se w16cid w16 w16cex w16sdtdh wp14">
+<w:footnotes xmlns:wpc="http://schemas.microsoft.com/office/word/2010/wordprocessingCanvas" xmlns:cx="http://schemas.microsoft.com/office/drawing/2014/chartex" xmlns:cx1="http://schemas.microsoft.com/office/drawing/2015/9/8/chartex" xmlns:cx2="http://schemas.microsoft.com/office/drawing/2015/10/21/chartex" xmlns:cx3="http://schemas.microsoft.com/office/drawing/2016/5/9/chartex" xmlns:cx4="http://schemas.microsoft.com/office/drawing/2016/5/10/chartex" xmlns:cx5="http://schemas.microsoft.com/office/drawing/2016/5/11/chartex" xmlns:cx6="http://schemas.microsoft.com/office/drawing/2016/5/12/chartex" xmlns:cx7="http://schemas.microsoft.com/office/drawing/2016/5/13/chartex" xmlns:cx8="http://schemas.microsoft.com/office/drawing/2016/5/14/chartex" xmlns:mc="http://schemas.openxmlformats.org/markup-compatibility/2006" xmlns:aink="http://schemas.microsoft.com/office/drawing/2016/ink" xmlns:am3d="http://schemas.microsoft.com/office/drawing/2017/model3d" xmlns:o="urn:schemas-microsoft-com:office:office" xmlns:oel="http://schemas.microsoft.com/office/2019/extlst" xmlns:r="http://schemas.openxmlformats.org/officeDocument/2006/relationships" xmlns:m="http://schemas.openxmlformats.org/officeDocument/2006/math" xmlns:v="urn:schemas-microsoft-com:vml" xmlns:wp14="http://schemas.microsoft.com/office/word/2010/wordprocessingDrawing" xmlns:wp="http://schemas.openxmlformats.org/drawingml/2006/wordprocessingDrawing" xmlns:w10="urn:schemas-microsoft-com:office:word" xmlns:w="http://schemas.openxmlformats.org/wordprocessingml/2006/main" xmlns:w14="http://schemas.microsoft.com/office/word/2010/wordml" xmlns:w15="http://schemas.microsoft.com/office/word/2012/wordml" xmlns:w16cex="http://schemas.microsoft.com/office/word/2018/wordml/cex" xmlns:w16cid="http://schemas.microsoft.com/office/word/2016/wordml/cid" xmlns:w16="http://schemas.microsoft.com/office/word/2018/wordml" xmlns:w16du="http://schemas.microsoft.com/office/word/2023/wordml/word16du" xmlns:w16sdtdh="http://schemas.microsoft.com/office/word/2020/wordml/sdtdatahash" xmlns:w16sdtfl="http://schemas.microsoft.com/office/word/2024/wordml/sdtformatlock" xmlns:w16se="http://schemas.microsoft.com/office/word/2015/wordml/symex" xmlns:wpg="http://schemas.microsoft.com/office/word/2010/wordprocessingGroup" xmlns:wpi="http://schemas.microsoft.com/office/word/2010/wordprocessingInk" xmlns:wne="http://schemas.microsoft.com/office/word/2006/wordml" xmlns:wps="http://schemas.microsoft.com/office/word/2010/wordprocessingShape" mc:Ignorable="w14 w15 w16se w16cid w16 w16cex w16sdtdh w16sdtfl w16du wp14">
   <w:footnote w:type="separator" w:id="-1">
     <w:p>
       <w:r>
@@ -4808,7 +6817,7 @@
 </file>
 
 <file path=word/header1.xml><?xml version="1.0" encoding="utf-8"?>
-<w:hdr xmlns:wpc="http://schemas.microsoft.com/office/word/2010/wordprocessingCanvas" xmlns:cx="http://schemas.microsoft.com/office/drawing/2014/chartex" xmlns:cx1="http://schemas.microsoft.com/office/drawing/2015/9/8/chartex" xmlns:cx2="http://schemas.microsoft.com/office/drawing/2015/10/21/chartex" xmlns:cx3="http://schemas.microsoft.com/office/drawing/2016/5/9/chartex" xmlns:cx4="http://schemas.microsoft.com/office/drawing/2016/5/10/chartex" xmlns:cx5="http://schemas.microsoft.com/office/drawing/2016/5/11/chartex" xmlns:cx6="http://schemas.microsoft.com/office/drawing/2016/5/12/chartex" xmlns:cx7="http://schemas.microsoft.com/office/drawing/2016/5/13/chartex" xmlns:cx8="http://schemas.microsoft.com/office/drawing/2016/5/14/chartex" xmlns:mc="http://schemas.openxmlformats.org/markup-compatibility/2006" xmlns:aink="http://schemas.microsoft.com/office/drawing/2016/ink" xmlns:am3d="http://schemas.microsoft.com/office/drawing/2017/model3d" xmlns:o="urn:schemas-microsoft-com:office:office" xmlns:oel="http://schemas.microsoft.com/office/2019/extlst" xmlns:r="http://schemas.openxmlformats.org/officeDocument/2006/relationships" xmlns:m="http://schemas.openxmlformats.org/officeDocument/2006/math" xmlns:v="urn:schemas-microsoft-com:vml" xmlns:wp14="http://schemas.microsoft.com/office/word/2010/wordprocessingDrawing" xmlns:wp="http://schemas.openxmlformats.org/drawingml/2006/wordprocessingDrawing" xmlns:w10="urn:schemas-microsoft-com:office:word" xmlns:w="http://schemas.openxmlformats.org/wordprocessingml/2006/main" xmlns:w14="http://schemas.microsoft.com/office/word/2010/wordml" xmlns:w15="http://schemas.microsoft.com/office/word/2012/wordml" xmlns:w16cex="http://schemas.microsoft.com/office/word/2018/wordml/cex" xmlns:w16cid="http://schemas.microsoft.com/office/word/2016/wordml/cid" xmlns:w16="http://schemas.microsoft.com/office/word/2018/wordml" xmlns:w16sdtdh="http://schemas.microsoft.com/office/word/2020/wordml/sdtdatahash" xmlns:w16se="http://schemas.microsoft.com/office/word/2015/wordml/symex" xmlns:wpg="http://schemas.microsoft.com/office/word/2010/wordprocessingGroup" xmlns:wpi="http://schemas.microsoft.com/office/word/2010/wordprocessingInk" xmlns:wne="http://schemas.microsoft.com/office/word/2006/wordml" xmlns:wps="http://schemas.microsoft.com/office/word/2010/wordprocessingShape" mc:Ignorable="w14 w15 w16se w16cid w16 w16cex w16sdtdh wp14">
+<w:hdr xmlns:wpc="http://schemas.microsoft.com/office/word/2010/wordprocessingCanvas" xmlns:cx="http://schemas.microsoft.com/office/drawing/2014/chartex" xmlns:cx1="http://schemas.microsoft.com/office/drawing/2015/9/8/chartex" xmlns:cx2="http://schemas.microsoft.com/office/drawing/2015/10/21/chartex" xmlns:cx3="http://schemas.microsoft.com/office/drawing/2016/5/9/chartex" xmlns:cx4="http://schemas.microsoft.com/office/drawing/2016/5/10/chartex" xmlns:cx5="http://schemas.microsoft.com/office/drawing/2016/5/11/chartex" xmlns:cx6="http://schemas.microsoft.com/office/drawing/2016/5/12/chartex" xmlns:cx7="http://schemas.microsoft.com/office/drawing/2016/5/13/chartex" xmlns:cx8="http://schemas.microsoft.com/office/drawing/2016/5/14/chartex" xmlns:mc="http://schemas.openxmlformats.org/markup-compatibility/2006" xmlns:aink="http://schemas.microsoft.com/office/drawing/2016/ink" xmlns:am3d="http://schemas.microsoft.com/office/drawing/2017/model3d" xmlns:o="urn:schemas-microsoft-com:office:office" xmlns:oel="http://schemas.microsoft.com/office/2019/extlst" xmlns:r="http://schemas.openxmlformats.org/officeDocument/2006/relationships" xmlns:m="http://schemas.openxmlformats.org/officeDocument/2006/math" xmlns:v="urn:schemas-microsoft-com:vml" xmlns:wp14="http://schemas.microsoft.com/office/word/2010/wordprocessingDrawing" xmlns:wp="http://schemas.openxmlformats.org/drawingml/2006/wordprocessingDrawing" xmlns:w10="urn:schemas-microsoft-com:office:word" xmlns:w="http://schemas.openxmlformats.org/wordprocessingml/2006/main" xmlns:w14="http://schemas.microsoft.com/office/word/2010/wordml" xmlns:w15="http://schemas.microsoft.com/office/word/2012/wordml" xmlns:w16cex="http://schemas.microsoft.com/office/word/2018/wordml/cex" xmlns:w16cid="http://schemas.microsoft.com/office/word/2016/wordml/cid" xmlns:w16="http://schemas.microsoft.com/office/word/2018/wordml" xmlns:w16du="http://schemas.microsoft.com/office/word/2023/wordml/word16du" xmlns:w16sdtdh="http://schemas.microsoft.com/office/word/2020/wordml/sdtdatahash" xmlns:w16sdtfl="http://schemas.microsoft.com/office/word/2024/wordml/sdtformatlock" xmlns:w16se="http://schemas.microsoft.com/office/word/2015/wordml/symex" xmlns:wpg="http://schemas.microsoft.com/office/word/2010/wordprocessingGroup" xmlns:wpi="http://schemas.microsoft.com/office/word/2010/wordprocessingInk" xmlns:wne="http://schemas.microsoft.com/office/word/2006/wordml" xmlns:wps="http://schemas.microsoft.com/office/word/2010/wordprocessingShape" mc:Ignorable="w14 w15 w16se w16cid w16 w16cex w16sdtdh w16sdtfl w16du wp14">
   <w:p>
     <w:pPr>
       <w:pStyle w:val="Header"/>
@@ -4900,7 +6909,6 @@
               <v:path gradientshapeok="t" o:connecttype="rect"/>
             </v:shapetype>
             <v:shape id="Text Box 2" o:spid="_x0000_s1026" type="#_x0000_t202" alt="OFFICIAL" style="position:absolute;margin-left:0;margin-top:0;width:34.95pt;height:34.95pt;z-index:251658752;visibility:visible;mso-wrap-style:none;mso-wrap-distance-left:0;mso-wrap-distance-top:0;mso-wrap-distance-right:0;mso-wrap-distance-bottom:0;mso-position-horizontal:center;mso-position-horizontal-relative:page;mso-position-vertical:top;mso-position-vertical-relative:page;v-text-anchor:top" o:gfxdata="UEsDBBQABgAIAAAAIQC2gziS/gAAAOEBAAATAAAAW0NvbnRlbnRfVHlwZXNdLnhtbJSRQU7DMBBF&#10;90jcwfIWJU67QAgl6YK0S0CoHGBkTxKLZGx5TGhvj5O2G0SRWNoz/78nu9wcxkFMGNg6quQqL6RA&#10;0s5Y6ir5vt9lD1JwBDIwOMJKHpHlpr69KfdHjyxSmriSfYz+USnWPY7AufNIadK6MEJMx9ApD/oD&#10;OlTrorhX2lFEilmcO2RdNtjC5xDF9pCuTyYBB5bi6bQ4syoJ3g9WQ0ymaiLzg5KdCXlKLjvcW893&#10;SUOqXwnz5DrgnHtJTxOsQfEKIT7DmDSUCaxw7Rqn8787ZsmRM9e2VmPeBN4uqYvTtW7jvijg9N/y&#10;JsXecLq0q+WD6m8AAAD//wMAUEsDBBQABgAIAAAAIQA4/SH/1gAAAJQBAAALAAAAX3JlbHMvLnJl&#10;bHOkkMFqwzAMhu+DvYPRfXGawxijTi+j0GvpHsDYimMaW0Yy2fr2M4PBMnrbUb/Q94l/f/hMi1qR&#10;JVI2sOt6UJgd+ZiDgffL8ekFlFSbvV0oo4EbChzGx4f9GRdb25HMsYhqlCwG5lrLq9biZkxWOiqY&#10;22YiTra2kYMu1l1tQD30/bPm3wwYN0x18gb45AdQl1tp5j/sFB2T0FQ7R0nTNEV3j6o9feQzro1i&#10;OWA14Fm+Q8a1a8+Bvu/d/dMb2JY5uiPbhG/ktn4cqGU/er3pcvwCAAD//wMAUEsDBBQABgAIAAAA&#10;IQDo+/zCBgIAABUEAAAOAAAAZHJzL2Uyb0RvYy54bWysU8Fu2zAMvQ/YPwi6L3a6tmiNOEXWIsOA&#10;oC2QDj0rshQbkEVBYmJnXz9Ktput22nYRaZI+pF8fFrc9a1hR+VDA7bk81nOmbISqsbuS/79Zf3p&#10;hrOAwlbCgFUlP6nA75YfPyw6V6gLqMFUyjMCsaHoXMlrRFdkWZC1akWYgVOWghp8K5Cufp9VXnSE&#10;3prsIs+vsw585TxIFQJ5H4YgXyZ8rZXEJ62DQmZKTr1hOn06d/HMlgtR7L1wdSPHNsQ/dNGKxlLR&#10;N6gHgYIdfPMHVNtIDwE0ziS0GWjdSJVmoGnm+btptrVwKs1C5AT3RlP4f7Dy8bh1z55h/wV6WmAk&#10;pHOhCOSM8/Tat/FLnTKKE4WnN9pUj0yS8/Ly8831FWeSQqNNKNn5Z+cDflXQsmiU3NNWElniuAk4&#10;pE4psZaFdWNM2oyxvzkIM3qyc4fRwn7Xj23voDrRNB6GRQcn1w3V3IiAz8LTZmkAUis+0aENdCWH&#10;0eKsBv/jb/6YT4RTlLOOlFJyS1LmzHyztIgoqmTMb/OrnG5+cu8mwx7aeyD9zekpOJnMmIdmMrWH&#10;9pV0vIqFKCSspHIlx8m8x0Gy9A6kWq1SEunHCdzYrZMROvIUSXzpX4V3I9NIK3qESUaieEf4kBv/&#10;DG51QKI9bSNyOhA5Uk3aS/sc30kU96/3lHV+zcufAAAA//8DAFBLAwQUAAYACAAAACEA1B4NR9gA&#10;AAADAQAADwAAAGRycy9kb3ducmV2LnhtbEyPzW7CQAyE70i8w8qVeoNNKoFKmg1CSBy4UfpzNlmT&#10;hGbtKLtAytN32x7ai0fWWDOf8+XgWnWh3jfCBtJpAoq4FNtwZeD1ZTN5BOUDssVWmAx8kodlMR7l&#10;mFm58jNd9qFSMYR9hgbqELpMa1/W5NBPpSOO3lF6hyGufaVtj9cY7lr9kCRz7bDh2FBjR+uayo/9&#10;2RloZisJKb1tN6d3l0p6221nt50x93fD6glUoCH8HcM3fkSHIjId5MzWq9ZAfCT8zOjNFwtQh1/V&#10;Ra7/sxdfAAAA//8DAFBLAQItABQABgAIAAAAIQC2gziS/gAAAOEBAAATAAAAAAAAAAAAAAAAAAAA&#10;AABbQ29udGVudF9UeXBlc10ueG1sUEsBAi0AFAAGAAgAAAAhADj9If/WAAAAlAEAAAsAAAAAAAAA&#10;AAAAAAAALwEAAF9yZWxzLy5yZWxzUEsBAi0AFAAGAAgAAAAhAOj7/MIGAgAAFQQAAA4AAAAAAAAA&#10;AAAAAAAALgIAAGRycy9lMm9Eb2MueG1sUEsBAi0AFAAGAAgAAAAhANQeDUfYAAAAAwEAAA8AAAAA&#10;AAAAAAAAAAAAYAQAAGRycy9kb3ducmV2LnhtbFBLBQYAAAAABAAEAPMAAABlBQAAAAA=&#10;" filled="f" stroked="f">
-              <v:fill o:detectmouseclick="t"/>
               <v:textbox style="mso-fit-shape-to-text:t" inset="0,15pt,0,0">
                 <w:txbxContent>
                   <w:p>
@@ -4937,7 +6945,7 @@
 </file>
 
 <file path=word/header2.xml><?xml version="1.0" encoding="utf-8"?>
-<w:hdr xmlns:wpc="http://schemas.microsoft.com/office/word/2010/wordprocessingCanvas" xmlns:cx="http://schemas.microsoft.com/office/drawing/2014/chartex" xmlns:cx1="http://schemas.microsoft.com/office/drawing/2015/9/8/chartex" xmlns:cx2="http://schemas.microsoft.com/office/drawing/2015/10/21/chartex" xmlns:cx3="http://schemas.microsoft.com/office/drawing/2016/5/9/chartex" xmlns:cx4="http://schemas.microsoft.com/office/drawing/2016/5/10/chartex" xmlns:cx5="http://schemas.microsoft.com/office/drawing/2016/5/11/chartex" xmlns:cx6="http://schemas.microsoft.com/office/drawing/2016/5/12/chartex" xmlns:cx7="http://schemas.microsoft.com/office/drawing/2016/5/13/chartex" xmlns:cx8="http://schemas.microsoft.com/office/drawing/2016/5/14/chartex" xmlns:mc="http://schemas.openxmlformats.org/markup-compatibility/2006" xmlns:aink="http://schemas.microsoft.com/office/drawing/2016/ink" xmlns:am3d="http://schemas.microsoft.com/office/drawing/2017/model3d" xmlns:o="urn:schemas-microsoft-com:office:office" xmlns:oel="http://schemas.microsoft.com/office/2019/extlst" xmlns:r="http://schemas.openxmlformats.org/officeDocument/2006/relationships" xmlns:m="http://schemas.openxmlformats.org/officeDocument/2006/math" xmlns:v="urn:schemas-microsoft-com:vml" xmlns:wp14="http://schemas.microsoft.com/office/word/2010/wordprocessingDrawing" xmlns:wp="http://schemas.openxmlformats.org/drawingml/2006/wordprocessingDrawing" xmlns:w10="urn:schemas-microsoft-com:office:word" xmlns:w="http://schemas.openxmlformats.org/wordprocessingml/2006/main" xmlns:w14="http://schemas.microsoft.com/office/word/2010/wordml" xmlns:w15="http://schemas.microsoft.com/office/word/2012/wordml" xmlns:w16cex="http://schemas.microsoft.com/office/word/2018/wordml/cex" xmlns:w16cid="http://schemas.microsoft.com/office/word/2016/wordml/cid" xmlns:w16="http://schemas.microsoft.com/office/word/2018/wordml" xmlns:w16sdtdh="http://schemas.microsoft.com/office/word/2020/wordml/sdtdatahash" xmlns:w16se="http://schemas.microsoft.com/office/word/2015/wordml/symex" xmlns:wpg="http://schemas.microsoft.com/office/word/2010/wordprocessingGroup" xmlns:wpi="http://schemas.microsoft.com/office/word/2010/wordprocessingInk" xmlns:wne="http://schemas.microsoft.com/office/word/2006/wordml" xmlns:wps="http://schemas.microsoft.com/office/word/2010/wordprocessingShape" mc:Ignorable="w14 w15 w16se w16cid w16 w16cex w16sdtdh wp14">
+<w:hdr xmlns:wpc="http://schemas.microsoft.com/office/word/2010/wordprocessingCanvas" xmlns:cx="http://schemas.microsoft.com/office/drawing/2014/chartex" xmlns:cx1="http://schemas.microsoft.com/office/drawing/2015/9/8/chartex" xmlns:cx2="http://schemas.microsoft.com/office/drawing/2015/10/21/chartex" xmlns:cx3="http://schemas.microsoft.com/office/drawing/2016/5/9/chartex" xmlns:cx4="http://schemas.microsoft.com/office/drawing/2016/5/10/chartex" xmlns:cx5="http://schemas.microsoft.com/office/drawing/2016/5/11/chartex" xmlns:cx6="http://schemas.microsoft.com/office/drawing/2016/5/12/chartex" xmlns:cx7="http://schemas.microsoft.com/office/drawing/2016/5/13/chartex" xmlns:cx8="http://schemas.microsoft.com/office/drawing/2016/5/14/chartex" xmlns:mc="http://schemas.openxmlformats.org/markup-compatibility/2006" xmlns:aink="http://schemas.microsoft.com/office/drawing/2016/ink" xmlns:am3d="http://schemas.microsoft.com/office/drawing/2017/model3d" xmlns:o="urn:schemas-microsoft-com:office:office" xmlns:oel="http://schemas.microsoft.com/office/2019/extlst" xmlns:r="http://schemas.openxmlformats.org/officeDocument/2006/relationships" xmlns:m="http://schemas.openxmlformats.org/officeDocument/2006/math" xmlns:v="urn:schemas-microsoft-com:vml" xmlns:wp14="http://schemas.microsoft.com/office/word/2010/wordprocessingDrawing" xmlns:wp="http://schemas.openxmlformats.org/drawingml/2006/wordprocessingDrawing" xmlns:w10="urn:schemas-microsoft-com:office:word" xmlns:w="http://schemas.openxmlformats.org/wordprocessingml/2006/main" xmlns:w14="http://schemas.microsoft.com/office/word/2010/wordml" xmlns:w15="http://schemas.microsoft.com/office/word/2012/wordml" xmlns:w16cex="http://schemas.microsoft.com/office/word/2018/wordml/cex" xmlns:w16cid="http://schemas.microsoft.com/office/word/2016/wordml/cid" xmlns:w16="http://schemas.microsoft.com/office/word/2018/wordml" xmlns:w16du="http://schemas.microsoft.com/office/word/2023/wordml/word16du" xmlns:w16sdtdh="http://schemas.microsoft.com/office/word/2020/wordml/sdtdatahash" xmlns:w16sdtfl="http://schemas.microsoft.com/office/word/2024/wordml/sdtformatlock" xmlns:w16se="http://schemas.microsoft.com/office/word/2015/wordml/symex" xmlns:wpg="http://schemas.microsoft.com/office/word/2010/wordprocessingGroup" xmlns:wpi="http://schemas.microsoft.com/office/word/2010/wordprocessingInk" xmlns:wne="http://schemas.microsoft.com/office/word/2006/wordml" xmlns:wps="http://schemas.microsoft.com/office/word/2010/wordprocessingShape" mc:Ignorable="w14 w15 w16se w16cid w16 w16cex w16sdtdh w16sdtfl w16du wp14">
   <w:p>
     <w:pPr>
       <w:pStyle w:val="Header"/>
@@ -5029,7 +7037,6 @@
               <v:path gradientshapeok="t" o:connecttype="rect"/>
             </v:shapetype>
             <v:shape id="Text Box 3" o:spid="_x0000_s1027" type="#_x0000_t202" alt="OFFICIAL" style="position:absolute;margin-left:0;margin-top:0;width:34.95pt;height:34.95pt;z-index:251661824;visibility:visible;mso-wrap-style:none;mso-wrap-distance-left:0;mso-wrap-distance-top:0;mso-wrap-distance-right:0;mso-wrap-distance-bottom:0;mso-position-horizontal:center;mso-position-horizontal-relative:page;mso-position-vertical:top;mso-position-vertical-relative:page;v-text-anchor:top" o:gfxdata="UEsDBBQABgAIAAAAIQC2gziS/gAAAOEBAAATAAAAW0NvbnRlbnRfVHlwZXNdLnhtbJSRQU7DMBBF&#10;90jcwfIWJU67QAgl6YK0S0CoHGBkTxKLZGx5TGhvj5O2G0SRWNoz/78nu9wcxkFMGNg6quQqL6RA&#10;0s5Y6ir5vt9lD1JwBDIwOMJKHpHlpr69KfdHjyxSmriSfYz+USnWPY7AufNIadK6MEJMx9ApD/oD&#10;OlTrorhX2lFEilmcO2RdNtjC5xDF9pCuTyYBB5bi6bQ4syoJ3g9WQ0ymaiLzg5KdCXlKLjvcW893&#10;SUOqXwnz5DrgnHtJTxOsQfEKIT7DmDSUCaxw7Rqn8787ZsmRM9e2VmPeBN4uqYvTtW7jvijg9N/y&#10;JsXecLq0q+WD6m8AAAD//wMAUEsDBBQABgAIAAAAIQA4/SH/1gAAAJQBAAALAAAAX3JlbHMvLnJl&#10;bHOkkMFqwzAMhu+DvYPRfXGawxijTi+j0GvpHsDYimMaW0Yy2fr2M4PBMnrbUb/Q94l/f/hMi1qR&#10;JVI2sOt6UJgd+ZiDgffL8ekFlFSbvV0oo4EbChzGx4f9GRdb25HMsYhqlCwG5lrLq9biZkxWOiqY&#10;22YiTra2kYMu1l1tQD30/bPm3wwYN0x18gb45AdQl1tp5j/sFB2T0FQ7R0nTNEV3j6o9feQzro1i&#10;OWA14Fm+Q8a1a8+Bvu/d/dMb2JY5uiPbhG/ktn4cqGU/er3pcvwCAAD//wMAUEsDBBQABgAIAAAA&#10;IQCR2+juCAIAABwEAAAOAAAAZHJzL2Uyb0RvYy54bWysU8Fu2zAMvQ/YPwi6L3a6tuiMOEXWIsOA&#10;oC2QDj0rshQbkEVBYmJnXz9Ktpuu22nYRaZI+pF8fFrc9q1hR+VDA7bk81nOmbISqsbuS/7jef3p&#10;hrOAwlbCgFUlP6nAb5cfPyw6V6gLqMFUyjMCsaHoXMlrRFdkWZC1akWYgVOWghp8K5Cufp9VXnSE&#10;3prsIs+vsw585TxIFQJ574cgXyZ8rZXER62DQmZKTr1hOn06d/HMlgtR7L1wdSPHNsQ/dNGKxlLR&#10;V6h7gYIdfPMHVNtIDwE0ziS0GWjdSJVmoGnm+btptrVwKs1C5AT3SlP4f7Dy4bh1T55h/xV6WmAk&#10;pHOhCOSM8/Tat/FLnTKKE4WnV9pUj0yS8/Ly8831FWeSQqNNKNn5Z+cDflPQsmiU3NNWElniuAk4&#10;pE4psZaFdWNM2oyxvzkIM3qyc4fRwn7Xs6Z60/0OqhMN5WHYd3By3VDpjQj4JDwtmOYg0eIjHdpA&#10;V3IYLc5q8D//5o/5xDtFOetIMCW3pGjOzHdL+4jaSsb8S36V081P7t1k2EN7ByTDOb0IJ5MZ89BM&#10;pvbQvpCcV7EQhYSVVK7kOJl3OCiXnoNUq1VKIhk5gRu7dTJCR7oil8/9i/BuJBxpUw8wqUkU73gf&#10;cuOfwa0OSOynpURqByJHxkmCaa3jc4kaf3tPWedHvfwFAAD//wMAUEsDBBQABgAIAAAAIQDUHg1H&#10;2AAAAAMBAAAPAAAAZHJzL2Rvd25yZXYueG1sTI/NbsJADITvSLzDypV6g00qgUqaDUJIHLhR+nM2&#10;WZOEZu0ou0DK03fbHtqLR9ZYM5/z5eBadaHeN8IG0mkCirgU23Bl4PVlM3kE5QOyxVaYDHySh2Ux&#10;HuWYWbnyM132oVIxhH2GBuoQukxrX9bk0E+lI47eUXqHIa59pW2P1xjuWv2QJHPtsOHYUGNH65rK&#10;j/3ZGWhmKwkpvW03p3eXSnrbbWe3nTH3d8PqCVSgIfwdwzd+RIciMh3kzNar1kB8JPzM6M0XC1CH&#10;X9VFrv+zF18AAAD//wMAUEsBAi0AFAAGAAgAAAAhALaDOJL+AAAA4QEAABMAAAAAAAAAAAAAAAAA&#10;AAAAAFtDb250ZW50X1R5cGVzXS54bWxQSwECLQAUAAYACAAAACEAOP0h/9YAAACUAQAACwAAAAAA&#10;AAAAAAAAAAAvAQAAX3JlbHMvLnJlbHNQSwECLQAUAAYACAAAACEAkdvo7ggCAAAcBAAADgAAAAAA&#10;AAAAAAAAAAAuAgAAZHJzL2Uyb0RvYy54bWxQSwECLQAUAAYACAAAACEA1B4NR9gAAAADAQAADwAA&#10;AAAAAAAAAAAAAABiBAAAZHJzL2Rvd25yZXYueG1sUEsFBgAAAAAEAAQA8wAAAGcFAAAAAA==&#10;" filled="f" stroked="f">
-              <v:fill o:detectmouseclick="t"/>
               <v:textbox style="mso-fit-shape-to-text:t" inset="0,15pt,0,0">
                 <w:txbxContent>
                   <w:p>
@@ -5066,7 +7073,7 @@
 </file>
 
 <file path=word/header3.xml><?xml version="1.0" encoding="utf-8"?>
-<w:hdr xmlns:wpc="http://schemas.microsoft.com/office/word/2010/wordprocessingCanvas" xmlns:cx="http://schemas.microsoft.com/office/drawing/2014/chartex" xmlns:cx1="http://schemas.microsoft.com/office/drawing/2015/9/8/chartex" xmlns:cx2="http://schemas.microsoft.com/office/drawing/2015/10/21/chartex" xmlns:cx3="http://schemas.microsoft.com/office/drawing/2016/5/9/chartex" xmlns:cx4="http://schemas.microsoft.com/office/drawing/2016/5/10/chartex" xmlns:cx5="http://schemas.microsoft.com/office/drawing/2016/5/11/chartex" xmlns:cx6="http://schemas.microsoft.com/office/drawing/2016/5/12/chartex" xmlns:cx7="http://schemas.microsoft.com/office/drawing/2016/5/13/chartex" xmlns:cx8="http://schemas.microsoft.com/office/drawing/2016/5/14/chartex" xmlns:mc="http://schemas.openxmlformats.org/markup-compatibility/2006" xmlns:aink="http://schemas.microsoft.com/office/drawing/2016/ink" xmlns:am3d="http://schemas.microsoft.com/office/drawing/2017/model3d" xmlns:o="urn:schemas-microsoft-com:office:office" xmlns:oel="http://schemas.microsoft.com/office/2019/extlst" xmlns:r="http://schemas.openxmlformats.org/officeDocument/2006/relationships" xmlns:m="http://schemas.openxmlformats.org/officeDocument/2006/math" xmlns:v="urn:schemas-microsoft-com:vml" xmlns:wp14="http://schemas.microsoft.com/office/word/2010/wordprocessingDrawing" xmlns:wp="http://schemas.openxmlformats.org/drawingml/2006/wordprocessingDrawing" xmlns:w10="urn:schemas-microsoft-com:office:word" xmlns:w="http://schemas.openxmlformats.org/wordprocessingml/2006/main" xmlns:w14="http://schemas.microsoft.com/office/word/2010/wordml" xmlns:w15="http://schemas.microsoft.com/office/word/2012/wordml" xmlns:w16cex="http://schemas.microsoft.com/office/word/2018/wordml/cex" xmlns:w16cid="http://schemas.microsoft.com/office/word/2016/wordml/cid" xmlns:w16="http://schemas.microsoft.com/office/word/2018/wordml" xmlns:w16sdtdh="http://schemas.microsoft.com/office/word/2020/wordml/sdtdatahash" xmlns:w16se="http://schemas.microsoft.com/office/word/2015/wordml/symex" xmlns:wpg="http://schemas.microsoft.com/office/word/2010/wordprocessingGroup" xmlns:wpi="http://schemas.microsoft.com/office/word/2010/wordprocessingInk" xmlns:wne="http://schemas.microsoft.com/office/word/2006/wordml" xmlns:wps="http://schemas.microsoft.com/office/word/2010/wordprocessingShape" mc:Ignorable="w14 w15 w16se w16cid w16 w16cex w16sdtdh wp14">
+<w:hdr xmlns:wpc="http://schemas.microsoft.com/office/word/2010/wordprocessingCanvas" xmlns:cx="http://schemas.microsoft.com/office/drawing/2014/chartex" xmlns:cx1="http://schemas.microsoft.com/office/drawing/2015/9/8/chartex" xmlns:cx2="http://schemas.microsoft.com/office/drawing/2015/10/21/chartex" xmlns:cx3="http://schemas.microsoft.com/office/drawing/2016/5/9/chartex" xmlns:cx4="http://schemas.microsoft.com/office/drawing/2016/5/10/chartex" xmlns:cx5="http://schemas.microsoft.com/office/drawing/2016/5/11/chartex" xmlns:cx6="http://schemas.microsoft.com/office/drawing/2016/5/12/chartex" xmlns:cx7="http://schemas.microsoft.com/office/drawing/2016/5/13/chartex" xmlns:cx8="http://schemas.microsoft.com/office/drawing/2016/5/14/chartex" xmlns:mc="http://schemas.openxmlformats.org/markup-compatibility/2006" xmlns:aink="http://schemas.microsoft.com/office/drawing/2016/ink" xmlns:am3d="http://schemas.microsoft.com/office/drawing/2017/model3d" xmlns:o="urn:schemas-microsoft-com:office:office" xmlns:oel="http://schemas.microsoft.com/office/2019/extlst" xmlns:r="http://schemas.openxmlformats.org/officeDocument/2006/relationships" xmlns:m="http://schemas.openxmlformats.org/officeDocument/2006/math" xmlns:v="urn:schemas-microsoft-com:vml" xmlns:wp14="http://schemas.microsoft.com/office/word/2010/wordprocessingDrawing" xmlns:wp="http://schemas.openxmlformats.org/drawingml/2006/wordprocessingDrawing" xmlns:w10="urn:schemas-microsoft-com:office:word" xmlns:w="http://schemas.openxmlformats.org/wordprocessingml/2006/main" xmlns:w14="http://schemas.microsoft.com/office/word/2010/wordml" xmlns:w15="http://schemas.microsoft.com/office/word/2012/wordml" xmlns:w16cex="http://schemas.microsoft.com/office/word/2018/wordml/cex" xmlns:w16cid="http://schemas.microsoft.com/office/word/2016/wordml/cid" xmlns:w16="http://schemas.microsoft.com/office/word/2018/wordml" xmlns:w16du="http://schemas.microsoft.com/office/word/2023/wordml/word16du" xmlns:w16sdtdh="http://schemas.microsoft.com/office/word/2020/wordml/sdtdatahash" xmlns:w16sdtfl="http://schemas.microsoft.com/office/word/2024/wordml/sdtformatlock" xmlns:w16se="http://schemas.microsoft.com/office/word/2015/wordml/symex" xmlns:wpg="http://schemas.microsoft.com/office/word/2010/wordprocessingGroup" xmlns:wpi="http://schemas.microsoft.com/office/word/2010/wordprocessingInk" xmlns:wne="http://schemas.microsoft.com/office/word/2006/wordml" xmlns:wps="http://schemas.microsoft.com/office/word/2010/wordprocessingShape" mc:Ignorable="w14 w15 w16se w16cid w16 w16cex w16sdtdh w16sdtfl w16du wp14">
   <w:p>
     <w:pPr>
       <w:pStyle w:val="Header"/>
@@ -5158,7 +7165,6 @@
               <v:path gradientshapeok="t" o:connecttype="rect"/>
             </v:shapetype>
             <v:shape id="Text Box 1" o:spid="_x0000_s1028" type="#_x0000_t202" alt="OFFICIAL" style="position:absolute;margin-left:0;margin-top:0;width:34.95pt;height:34.95pt;z-index:251655680;visibility:visible;mso-wrap-style:none;mso-wrap-distance-left:0;mso-wrap-distance-top:0;mso-wrap-distance-right:0;mso-wrap-distance-bottom:0;mso-position-horizontal:center;mso-position-horizontal-relative:page;mso-position-vertical:top;mso-position-vertical-relative:page;v-text-anchor:top" o:gfxdata="UEsDBBQABgAIAAAAIQC2gziS/gAAAOEBAAATAAAAW0NvbnRlbnRfVHlwZXNdLnhtbJSRQU7DMBBF&#10;90jcwfIWJU67QAgl6YK0S0CoHGBkTxKLZGx5TGhvj5O2G0SRWNoz/78nu9wcxkFMGNg6quQqL6RA&#10;0s5Y6ir5vt9lD1JwBDIwOMJKHpHlpr69KfdHjyxSmriSfYz+USnWPY7AufNIadK6MEJMx9ApD/oD&#10;OlTrorhX2lFEilmcO2RdNtjC5xDF9pCuTyYBB5bi6bQ4syoJ3g9WQ0ymaiLzg5KdCXlKLjvcW893&#10;SUOqXwnz5DrgnHtJTxOsQfEKIT7DmDSUCaxw7Rqn8787ZsmRM9e2VmPeBN4uqYvTtW7jvijg9N/y&#10;JsXecLq0q+WD6m8AAAD//wMAUEsDBBQABgAIAAAAIQA4/SH/1gAAAJQBAAALAAAAX3JlbHMvLnJl&#10;bHOkkMFqwzAMhu+DvYPRfXGawxijTi+j0GvpHsDYimMaW0Yy2fr2M4PBMnrbUb/Q94l/f/hMi1qR&#10;JVI2sOt6UJgd+ZiDgffL8ekFlFSbvV0oo4EbChzGx4f9GRdb25HMsYhqlCwG5lrLq9biZkxWOiqY&#10;22YiTra2kYMu1l1tQD30/bPm3wwYN0x18gb45AdQl1tp5j/sFB2T0FQ7R0nTNEV3j6o9feQzro1i&#10;OWA14Fm+Q8a1a8+Bvu/d/dMb2JY5uiPbhG/ktn4cqGU/er3pcvwCAAD//wMAUEsDBBQABgAIAAAA&#10;IQAmGj+oCgIAABwEAAAOAAAAZHJzL2Uyb0RvYy54bWysU8Fu2zAMvQ/YPwi6L3aytmiNOEXWIsOA&#10;oC2QDj0rshQbkEVBYmJnXz9KsZOt22nYRaZI+pF8fJrf961hB+VDA7bk00nOmbISqsbuSv79dfXp&#10;lrOAwlbCgFUlP6rA7xcfP8w7V6gZ1GAq5RmB2FB0ruQ1oiuyLMhatSJMwClLQQ2+FUhXv8sqLzpC&#10;b002y/ObrANfOQ9ShUDex1OQLxK+1kris9ZBITMlp94wnT6d23hmi7kodl64upFDG+IfumhFY6no&#10;GepRoGB73/wB1TbSQwCNEwltBlo3UqUZaJpp/m6aTS2cSrMQOcGdaQr/D1Y+HTbuxTPsv0BPC4yE&#10;dC4UgZxxnl77Nn6pU0ZxovB4pk31yCQ5r64+395ccyYpNNiEkl1+dj7gVwUti0bJPW0lkSUO64Cn&#10;1DEl1rKwaoxJmzH2NwdhRk926TBa2G971lQln43db6E60lAeTvsOTq4aKr0WAV+EpwXTHCRafKZD&#10;G+hKDoPFWQ3+x9/8MZ94pyhnHQmm5JYUzZn5ZmkfUVvJmN7l1znd/Ojejobdtw9AMpzSi3AymTEP&#10;zWhqD+0byXkZC1FIWEnlSo6j+YAn5dJzkGq5TEkkIydwbTdORuhIV+TytX8T3g2EI23qCUY1ieId&#10;76fc+Gdwyz0S+2kpkdoTkQPjJMG01uG5RI3/ek9Zl0e9+AkAAP//AwBQSwMEFAAGAAgAAAAhANQe&#10;DUfYAAAAAwEAAA8AAABkcnMvZG93bnJldi54bWxMj81uwkAMhO9IvMPKlXqDTSqBSpoNQkgcuFH6&#10;czZZk4Rm7Si7QMrTd9se2otH1lgzn/Pl4Fp1od43wgbSaQKKuBTbcGXg9WUzeQTlA7LFVpgMfJKH&#10;ZTEe5ZhZufIzXfahUjGEfYYG6hC6TGtf1uTQT6Ujjt5Reochrn2lbY/XGO5a/ZAkc+2w4dhQY0fr&#10;msqP/dkZaGYrCSm9bTend5dKetttZ7edMfd3w+oJVKAh/B3DN35EhyIyHeTM1qvWQHwk/MzozRcL&#10;UIdf1UWu/7MXXwAAAP//AwBQSwECLQAUAAYACAAAACEAtoM4kv4AAADhAQAAEwAAAAAAAAAAAAAA&#10;AAAAAAAAW0NvbnRlbnRfVHlwZXNdLnhtbFBLAQItABQABgAIAAAAIQA4/SH/1gAAAJQBAAALAAAA&#10;AAAAAAAAAAAAAC8BAABfcmVscy8ucmVsc1BLAQItABQABgAIAAAAIQAmGj+oCgIAABwEAAAOAAAA&#10;AAAAAAAAAAAAAC4CAABkcnMvZTJvRG9jLnhtbFBLAQItABQABgAIAAAAIQDUHg1H2AAAAAMBAAAP&#10;AAAAAAAAAAAAAAAAAGQEAABkcnMvZG93bnJldi54bWxQSwUGAAAAAAQABADzAAAAaQUAAAAA&#10;" filled="f" stroked="f">
-              <v:fill o:detectmouseclick="t"/>
               <v:textbox style="mso-fit-shape-to-text:t" inset="0,15pt,0,0">
                 <w:txbxContent>
                   <w:p>
@@ -5195,7 +7201,7 @@
 </file>
 
 <file path=word/numbering.xml><?xml version="1.0" encoding="utf-8"?>
-<w:numbering xmlns:wpc="http://schemas.microsoft.com/office/word/2010/wordprocessingCanvas" xmlns:cx="http://schemas.microsoft.com/office/drawing/2014/chartex" xmlns:cx1="http://schemas.microsoft.com/office/drawing/2015/9/8/chartex" xmlns:cx2="http://schemas.microsoft.com/office/drawing/2015/10/21/chartex" xmlns:cx3="http://schemas.microsoft.com/office/drawing/2016/5/9/chartex" xmlns:cx4="http://schemas.microsoft.com/office/drawing/2016/5/10/chartex" xmlns:cx5="http://schemas.microsoft.com/office/drawing/2016/5/11/chartex" xmlns:cx6="http://schemas.microsoft.com/office/drawing/2016/5/12/chartex" xmlns:cx7="http://schemas.microsoft.com/office/drawing/2016/5/13/chartex" xmlns:cx8="http://schemas.microsoft.com/office/drawing/2016/5/14/chartex" xmlns:mc="http://schemas.openxmlformats.org/markup-compatibility/2006" xmlns:aink="http://schemas.microsoft.com/office/drawing/2016/ink" xmlns:am3d="http://schemas.microsoft.com/office/drawing/2017/model3d" xmlns:o="urn:schemas-microsoft-com:office:office" xmlns:oel="http://schemas.microsoft.com/office/2019/extlst" xmlns:r="http://schemas.openxmlformats.org/officeDocument/2006/relationships" xmlns:m="http://schemas.openxmlformats.org/officeDocument/2006/math" xmlns:v="urn:schemas-microsoft-com:vml" xmlns:wp14="http://schemas.microsoft.com/office/word/2010/wordprocessingDrawing" xmlns:wp="http://schemas.openxmlformats.org/drawingml/2006/wordprocessingDrawing" xmlns:w10="urn:schemas-microsoft-com:office:word" xmlns:w="http://schemas.openxmlformats.org/wordprocessingml/2006/main" xmlns:w14="http://schemas.microsoft.com/office/word/2010/wordml" xmlns:w15="http://schemas.microsoft.com/office/word/2012/wordml" xmlns:w16cex="http://schemas.microsoft.com/office/word/2018/wordml/cex" xmlns:w16cid="http://schemas.microsoft.com/office/word/2016/wordml/cid" xmlns:w16="http://schemas.microsoft.com/office/word/2018/wordml" xmlns:w16sdtdh="http://schemas.microsoft.com/office/word/2020/wordml/sdtdatahash" xmlns:w16se="http://schemas.microsoft.com/office/word/2015/wordml/symex" xmlns:wpg="http://schemas.microsoft.com/office/word/2010/wordprocessingGroup" xmlns:wpi="http://schemas.microsoft.com/office/word/2010/wordprocessingInk" xmlns:wne="http://schemas.microsoft.com/office/word/2006/wordml" xmlns:wps="http://schemas.microsoft.com/office/word/2010/wordprocessingShape" mc:Ignorable="w14 w15 w16se w16cid w16 w16cex w16sdtdh wp14">
+<w:numbering xmlns:wpc="http://schemas.microsoft.com/office/word/2010/wordprocessingCanvas" xmlns:cx="http://schemas.microsoft.com/office/drawing/2014/chartex" xmlns:cx1="http://schemas.microsoft.com/office/drawing/2015/9/8/chartex" xmlns:cx2="http://schemas.microsoft.com/office/drawing/2015/10/21/chartex" xmlns:cx3="http://schemas.microsoft.com/office/drawing/2016/5/9/chartex" xmlns:cx4="http://schemas.microsoft.com/office/drawing/2016/5/10/chartex" xmlns:cx5="http://schemas.microsoft.com/office/drawing/2016/5/11/chartex" xmlns:cx6="http://schemas.microsoft.com/office/drawing/2016/5/12/chartex" xmlns:cx7="http://schemas.microsoft.com/office/drawing/2016/5/13/chartex" xmlns:cx8="http://schemas.microsoft.com/office/drawing/2016/5/14/chartex" xmlns:mc="http://schemas.openxmlformats.org/markup-compatibility/2006" xmlns:aink="http://schemas.microsoft.com/office/drawing/2016/ink" xmlns:am3d="http://schemas.microsoft.com/office/drawing/2017/model3d" xmlns:o="urn:schemas-microsoft-com:office:office" xmlns:oel="http://schemas.microsoft.com/office/2019/extlst" xmlns:r="http://schemas.openxmlformats.org/officeDocument/2006/relationships" xmlns:m="http://schemas.openxmlformats.org/officeDocument/2006/math" xmlns:v="urn:schemas-microsoft-com:vml" xmlns:wp14="http://schemas.microsoft.com/office/word/2010/wordprocessingDrawing" xmlns:wp="http://schemas.openxmlformats.org/drawingml/2006/wordprocessingDrawing" xmlns:w10="urn:schemas-microsoft-com:office:word" xmlns:w="http://schemas.openxmlformats.org/wordprocessingml/2006/main" xmlns:w14="http://schemas.microsoft.com/office/word/2010/wordml" xmlns:w15="http://schemas.microsoft.com/office/word/2012/wordml" xmlns:w16cex="http://schemas.microsoft.com/office/word/2018/wordml/cex" xmlns:w16cid="http://schemas.microsoft.com/office/word/2016/wordml/cid" xmlns:w16="http://schemas.microsoft.com/office/word/2018/wordml" xmlns:w16du="http://schemas.microsoft.com/office/word/2023/wordml/word16du" xmlns:w16sdtdh="http://schemas.microsoft.com/office/word/2020/wordml/sdtdatahash" xmlns:w16sdtfl="http://schemas.microsoft.com/office/word/2024/wordml/sdtformatlock" xmlns:w16se="http://schemas.microsoft.com/office/word/2015/wordml/symex" xmlns:wpg="http://schemas.microsoft.com/office/word/2010/wordprocessingGroup" xmlns:wpi="http://schemas.microsoft.com/office/word/2010/wordprocessingInk" xmlns:wne="http://schemas.microsoft.com/office/word/2006/wordml" xmlns:wps="http://schemas.microsoft.com/office/word/2010/wordprocessingShape" mc:Ignorable="w14 w15 w16se w16cid w16 w16cex w16sdtdh w16sdtfl w16du wp14">
   <w:abstractNum w:abstractNumId="0" w15:restartNumberingAfterBreak="0">
     <w:nsid w:val="008C174E"/>
     <w:multiLevelType w:val="hybridMultilevel"/>
@@ -5509,6 +7515,155 @@
     </w:lvl>
   </w:abstractNum>
   <w:abstractNum w:abstractNumId="3" w15:restartNumberingAfterBreak="0">
+    <w:nsid w:val="0428317A"/>
+    <w:multiLevelType w:val="multilevel"/>
+    <w:tmpl w:val="8ED65336"/>
+    <w:lvl w:ilvl="0">
+      <w:start w:val="1"/>
+      <w:numFmt w:val="bullet"/>
+      <w:lvlText w:val=""/>
+      <w:lvlJc w:val="left"/>
+      <w:pPr>
+        <w:tabs>
+          <w:tab w:val="num" w:pos="720"/>
+        </w:tabs>
+        <w:ind w:left="720" w:hanging="360"/>
+      </w:pPr>
+      <w:rPr>
+        <w:rFonts w:ascii="Symbol" w:hAnsi="Symbol" w:hint="default"/>
+        <w:sz w:val="20"/>
+      </w:rPr>
+    </w:lvl>
+    <w:lvl w:ilvl="1" w:tentative="1">
+      <w:start w:val="1"/>
+      <w:numFmt w:val="bullet"/>
+      <w:lvlText w:val="o"/>
+      <w:lvlJc w:val="left"/>
+      <w:pPr>
+        <w:tabs>
+          <w:tab w:val="num" w:pos="1440"/>
+        </w:tabs>
+        <w:ind w:left="1440" w:hanging="360"/>
+      </w:pPr>
+      <w:rPr>
+        <w:rFonts w:ascii="Courier New" w:hAnsi="Courier New" w:hint="default"/>
+        <w:sz w:val="20"/>
+      </w:rPr>
+    </w:lvl>
+    <w:lvl w:ilvl="2" w:tentative="1">
+      <w:start w:val="1"/>
+      <w:numFmt w:val="bullet"/>
+      <w:lvlText w:val=""/>
+      <w:lvlJc w:val="left"/>
+      <w:pPr>
+        <w:tabs>
+          <w:tab w:val="num" w:pos="2160"/>
+        </w:tabs>
+        <w:ind w:left="2160" w:hanging="360"/>
+      </w:pPr>
+      <w:rPr>
+        <w:rFonts w:ascii="Wingdings" w:hAnsi="Wingdings" w:hint="default"/>
+        <w:sz w:val="20"/>
+      </w:rPr>
+    </w:lvl>
+    <w:lvl w:ilvl="3" w:tentative="1">
+      <w:start w:val="1"/>
+      <w:numFmt w:val="bullet"/>
+      <w:lvlText w:val=""/>
+      <w:lvlJc w:val="left"/>
+      <w:pPr>
+        <w:tabs>
+          <w:tab w:val="num" w:pos="2880"/>
+        </w:tabs>
+        <w:ind w:left="2880" w:hanging="360"/>
+      </w:pPr>
+      <w:rPr>
+        <w:rFonts w:ascii="Wingdings" w:hAnsi="Wingdings" w:hint="default"/>
+        <w:sz w:val="20"/>
+      </w:rPr>
+    </w:lvl>
+    <w:lvl w:ilvl="4" w:tentative="1">
+      <w:start w:val="1"/>
+      <w:numFmt w:val="bullet"/>
+      <w:lvlText w:val=""/>
+      <w:lvlJc w:val="left"/>
+      <w:pPr>
+        <w:tabs>
+          <w:tab w:val="num" w:pos="3600"/>
+        </w:tabs>
+        <w:ind w:left="3600" w:hanging="360"/>
+      </w:pPr>
+      <w:rPr>
+        <w:rFonts w:ascii="Wingdings" w:hAnsi="Wingdings" w:hint="default"/>
+        <w:sz w:val="20"/>
+      </w:rPr>
+    </w:lvl>
+    <w:lvl w:ilvl="5" w:tentative="1">
+      <w:start w:val="1"/>
+      <w:numFmt w:val="bullet"/>
+      <w:lvlText w:val=""/>
+      <w:lvlJc w:val="left"/>
+      <w:pPr>
+        <w:tabs>
+          <w:tab w:val="num" w:pos="4320"/>
+        </w:tabs>
+        <w:ind w:left="4320" w:hanging="360"/>
+      </w:pPr>
+      <w:rPr>
+        <w:rFonts w:ascii="Wingdings" w:hAnsi="Wingdings" w:hint="default"/>
+        <w:sz w:val="20"/>
+      </w:rPr>
+    </w:lvl>
+    <w:lvl w:ilvl="6" w:tentative="1">
+      <w:start w:val="1"/>
+      <w:numFmt w:val="bullet"/>
+      <w:lvlText w:val=""/>
+      <w:lvlJc w:val="left"/>
+      <w:pPr>
+        <w:tabs>
+          <w:tab w:val="num" w:pos="5040"/>
+        </w:tabs>
+        <w:ind w:left="5040" w:hanging="360"/>
+      </w:pPr>
+      <w:rPr>
+        <w:rFonts w:ascii="Wingdings" w:hAnsi="Wingdings" w:hint="default"/>
+        <w:sz w:val="20"/>
+      </w:rPr>
+    </w:lvl>
+    <w:lvl w:ilvl="7" w:tentative="1">
+      <w:start w:val="1"/>
+      <w:numFmt w:val="bullet"/>
+      <w:lvlText w:val=""/>
+      <w:lvlJc w:val="left"/>
+      <w:pPr>
+        <w:tabs>
+          <w:tab w:val="num" w:pos="5760"/>
+        </w:tabs>
+        <w:ind w:left="5760" w:hanging="360"/>
+      </w:pPr>
+      <w:rPr>
+        <w:rFonts w:ascii="Wingdings" w:hAnsi="Wingdings" w:hint="default"/>
+        <w:sz w:val="20"/>
+      </w:rPr>
+    </w:lvl>
+    <w:lvl w:ilvl="8" w:tentative="1">
+      <w:start w:val="1"/>
+      <w:numFmt w:val="bullet"/>
+      <w:lvlText w:val=""/>
+      <w:lvlJc w:val="left"/>
+      <w:pPr>
+        <w:tabs>
+          <w:tab w:val="num" w:pos="6480"/>
+        </w:tabs>
+        <w:ind w:left="6480" w:hanging="360"/>
+      </w:pPr>
+      <w:rPr>
+        <w:rFonts w:ascii="Wingdings" w:hAnsi="Wingdings" w:hint="default"/>
+        <w:sz w:val="20"/>
+      </w:rPr>
+    </w:lvl>
+  </w:abstractNum>
+  <w:abstractNum w:abstractNumId="4" w15:restartNumberingAfterBreak="0">
     <w:nsid w:val="05914025"/>
     <w:multiLevelType w:val="hybridMultilevel"/>
     <w:tmpl w:val="BB681F7C"/>
@@ -5620,7 +7775,7 @@
       </w:rPr>
     </w:lvl>
   </w:abstractNum>
-  <w:abstractNum w:abstractNumId="4" w15:restartNumberingAfterBreak="0">
+  <w:abstractNum w:abstractNumId="5" w15:restartNumberingAfterBreak="0">
     <w:nsid w:val="06EA6568"/>
     <w:multiLevelType w:val="hybridMultilevel"/>
     <w:tmpl w:val="1E5030BC"/>
@@ -5733,7 +7888,7 @@
       </w:rPr>
     </w:lvl>
   </w:abstractNum>
-  <w:abstractNum w:abstractNumId="5" w15:restartNumberingAfterBreak="0">
+  <w:abstractNum w:abstractNumId="6" w15:restartNumberingAfterBreak="0">
     <w:nsid w:val="0BF61009"/>
     <w:multiLevelType w:val="hybridMultilevel"/>
     <w:tmpl w:val="A38A876A"/>
@@ -5846,7 +8001,7 @@
       </w:rPr>
     </w:lvl>
   </w:abstractNum>
-  <w:abstractNum w:abstractNumId="6" w15:restartNumberingAfterBreak="0">
+  <w:abstractNum w:abstractNumId="7" w15:restartNumberingAfterBreak="0">
     <w:nsid w:val="0D010800"/>
     <w:multiLevelType w:val="hybridMultilevel"/>
     <w:tmpl w:val="F68609CA"/>
@@ -5932,7 +8087,7 @@
       </w:pPr>
     </w:lvl>
   </w:abstractNum>
-  <w:abstractNum w:abstractNumId="7" w15:restartNumberingAfterBreak="0">
+  <w:abstractNum w:abstractNumId="8" w15:restartNumberingAfterBreak="0">
     <w:nsid w:val="0E0E52FE"/>
     <w:multiLevelType w:val="hybridMultilevel"/>
     <w:tmpl w:val="609A63D0"/>
@@ -6045,7 +8200,7 @@
       </w:rPr>
     </w:lvl>
   </w:abstractNum>
-  <w:abstractNum w:abstractNumId="8" w15:restartNumberingAfterBreak="0">
+  <w:abstractNum w:abstractNumId="9" w15:restartNumberingAfterBreak="0">
     <w:nsid w:val="11161AA3"/>
     <w:multiLevelType w:val="hybridMultilevel"/>
     <w:tmpl w:val="2FBA6FB6"/>
@@ -6158,7 +8313,7 @@
       </w:rPr>
     </w:lvl>
   </w:abstractNum>
-  <w:abstractNum w:abstractNumId="9" w15:restartNumberingAfterBreak="0">
+  <w:abstractNum w:abstractNumId="10" w15:restartNumberingAfterBreak="0">
     <w:nsid w:val="19411922"/>
     <w:multiLevelType w:val="hybridMultilevel"/>
     <w:tmpl w:val="CF22FB06"/>
@@ -6271,7 +8426,7 @@
       </w:rPr>
     </w:lvl>
   </w:abstractNum>
-  <w:abstractNum w:abstractNumId="10" w15:restartNumberingAfterBreak="0">
+  <w:abstractNum w:abstractNumId="11" w15:restartNumberingAfterBreak="0">
     <w:nsid w:val="196D2AF3"/>
     <w:multiLevelType w:val="hybridMultilevel"/>
     <w:tmpl w:val="B1BE7C2E"/>
@@ -6383,7 +8538,7 @@
       </w:rPr>
     </w:lvl>
   </w:abstractNum>
-  <w:abstractNum w:abstractNumId="11" w15:restartNumberingAfterBreak="0">
+  <w:abstractNum w:abstractNumId="12" w15:restartNumberingAfterBreak="0">
     <w:nsid w:val="1E6B334B"/>
     <w:multiLevelType w:val="hybridMultilevel"/>
     <w:tmpl w:val="E8025744"/>
@@ -6496,7 +8651,7 @@
       </w:rPr>
     </w:lvl>
   </w:abstractNum>
-  <w:abstractNum w:abstractNumId="12" w15:restartNumberingAfterBreak="0">
+  <w:abstractNum w:abstractNumId="13" w15:restartNumberingAfterBreak="0">
     <w:nsid w:val="202F6753"/>
     <w:multiLevelType w:val="hybridMultilevel"/>
     <w:tmpl w:val="F050CEE0"/>
@@ -6609,7 +8764,7 @@
       </w:rPr>
     </w:lvl>
   </w:abstractNum>
-  <w:abstractNum w:abstractNumId="13" w15:restartNumberingAfterBreak="0">
+  <w:abstractNum w:abstractNumId="14" w15:restartNumberingAfterBreak="0">
     <w:nsid w:val="20B44E7C"/>
     <w:multiLevelType w:val="hybridMultilevel"/>
     <w:tmpl w:val="38BC0494"/>
@@ -6721,7 +8876,7 @@
       </w:rPr>
     </w:lvl>
   </w:abstractNum>
-  <w:abstractNum w:abstractNumId="14" w15:restartNumberingAfterBreak="0">
+  <w:abstractNum w:abstractNumId="15" w15:restartNumberingAfterBreak="0">
     <w:nsid w:val="229A1AC4"/>
     <w:multiLevelType w:val="hybridMultilevel"/>
     <w:tmpl w:val="F21227CC"/>
@@ -6834,7 +8989,7 @@
       </w:rPr>
     </w:lvl>
   </w:abstractNum>
-  <w:abstractNum w:abstractNumId="15" w15:restartNumberingAfterBreak="0">
+  <w:abstractNum w:abstractNumId="16" w15:restartNumberingAfterBreak="0">
     <w:nsid w:val="275D6522"/>
     <w:multiLevelType w:val="hybridMultilevel"/>
     <w:tmpl w:val="2D78A73C"/>
@@ -6947,7 +9102,7 @@
       </w:rPr>
     </w:lvl>
   </w:abstractNum>
-  <w:abstractNum w:abstractNumId="16" w15:restartNumberingAfterBreak="0">
+  <w:abstractNum w:abstractNumId="17" w15:restartNumberingAfterBreak="0">
     <w:nsid w:val="321D31C6"/>
     <w:multiLevelType w:val="hybridMultilevel"/>
     <w:tmpl w:val="418AC4B4"/>
@@ -7060,7 +9215,7 @@
       </w:rPr>
     </w:lvl>
   </w:abstractNum>
-  <w:abstractNum w:abstractNumId="17" w15:restartNumberingAfterBreak="0">
+  <w:abstractNum w:abstractNumId="18" w15:restartNumberingAfterBreak="0">
     <w:nsid w:val="35497D83"/>
     <w:multiLevelType w:val="hybridMultilevel"/>
     <w:tmpl w:val="3498F96C"/>
@@ -7149,7 +9304,7 @@
       </w:pPr>
     </w:lvl>
   </w:abstractNum>
-  <w:abstractNum w:abstractNumId="18" w15:restartNumberingAfterBreak="0">
+  <w:abstractNum w:abstractNumId="19" w15:restartNumberingAfterBreak="0">
     <w:nsid w:val="41F525DD"/>
     <w:multiLevelType w:val="hybridMultilevel"/>
     <w:tmpl w:val="B44A08F2"/>
@@ -7262,7 +9417,7 @@
       </w:rPr>
     </w:lvl>
   </w:abstractNum>
-  <w:abstractNum w:abstractNumId="19" w15:restartNumberingAfterBreak="0">
+  <w:abstractNum w:abstractNumId="20" w15:restartNumberingAfterBreak="0">
     <w:nsid w:val="46515E85"/>
     <w:multiLevelType w:val="hybridMultilevel"/>
     <w:tmpl w:val="BB2C17CC"/>
@@ -7375,7 +9530,7 @@
       </w:rPr>
     </w:lvl>
   </w:abstractNum>
-  <w:abstractNum w:abstractNumId="20" w15:restartNumberingAfterBreak="0">
+  <w:abstractNum w:abstractNumId="21" w15:restartNumberingAfterBreak="0">
     <w:nsid w:val="486749C7"/>
     <w:multiLevelType w:val="hybridMultilevel"/>
     <w:tmpl w:val="35F6992A"/>
@@ -7488,7 +9643,7 @@
       </w:rPr>
     </w:lvl>
   </w:abstractNum>
-  <w:abstractNum w:abstractNumId="21" w15:restartNumberingAfterBreak="0">
+  <w:abstractNum w:abstractNumId="22" w15:restartNumberingAfterBreak="0">
     <w:nsid w:val="49AA54A6"/>
     <w:multiLevelType w:val="hybridMultilevel"/>
     <w:tmpl w:val="580895A2"/>
@@ -7601,7 +9756,156 @@
       </w:rPr>
     </w:lvl>
   </w:abstractNum>
-  <w:abstractNum w:abstractNumId="22" w15:restartNumberingAfterBreak="0">
+  <w:abstractNum w:abstractNumId="23" w15:restartNumberingAfterBreak="0">
+    <w:nsid w:val="4B7626A3"/>
+    <w:multiLevelType w:val="multilevel"/>
+    <w:tmpl w:val="F6D02E7A"/>
+    <w:lvl w:ilvl="0">
+      <w:start w:val="1"/>
+      <w:numFmt w:val="bullet"/>
+      <w:lvlText w:val=""/>
+      <w:lvlJc w:val="left"/>
+      <w:pPr>
+        <w:tabs>
+          <w:tab w:val="num" w:pos="720"/>
+        </w:tabs>
+        <w:ind w:left="720" w:hanging="360"/>
+      </w:pPr>
+      <w:rPr>
+        <w:rFonts w:ascii="Symbol" w:hAnsi="Symbol" w:hint="default"/>
+        <w:sz w:val="20"/>
+      </w:rPr>
+    </w:lvl>
+    <w:lvl w:ilvl="1" w:tentative="1">
+      <w:start w:val="1"/>
+      <w:numFmt w:val="bullet"/>
+      <w:lvlText w:val="o"/>
+      <w:lvlJc w:val="left"/>
+      <w:pPr>
+        <w:tabs>
+          <w:tab w:val="num" w:pos="1440"/>
+        </w:tabs>
+        <w:ind w:left="1440" w:hanging="360"/>
+      </w:pPr>
+      <w:rPr>
+        <w:rFonts w:ascii="Courier New" w:hAnsi="Courier New" w:hint="default"/>
+        <w:sz w:val="20"/>
+      </w:rPr>
+    </w:lvl>
+    <w:lvl w:ilvl="2" w:tentative="1">
+      <w:start w:val="1"/>
+      <w:numFmt w:val="bullet"/>
+      <w:lvlText w:val=""/>
+      <w:lvlJc w:val="left"/>
+      <w:pPr>
+        <w:tabs>
+          <w:tab w:val="num" w:pos="2160"/>
+        </w:tabs>
+        <w:ind w:left="2160" w:hanging="360"/>
+      </w:pPr>
+      <w:rPr>
+        <w:rFonts w:ascii="Wingdings" w:hAnsi="Wingdings" w:hint="default"/>
+        <w:sz w:val="20"/>
+      </w:rPr>
+    </w:lvl>
+    <w:lvl w:ilvl="3" w:tentative="1">
+      <w:start w:val="1"/>
+      <w:numFmt w:val="bullet"/>
+      <w:lvlText w:val=""/>
+      <w:lvlJc w:val="left"/>
+      <w:pPr>
+        <w:tabs>
+          <w:tab w:val="num" w:pos="2880"/>
+        </w:tabs>
+        <w:ind w:left="2880" w:hanging="360"/>
+      </w:pPr>
+      <w:rPr>
+        <w:rFonts w:ascii="Wingdings" w:hAnsi="Wingdings" w:hint="default"/>
+        <w:sz w:val="20"/>
+      </w:rPr>
+    </w:lvl>
+    <w:lvl w:ilvl="4" w:tentative="1">
+      <w:start w:val="1"/>
+      <w:numFmt w:val="bullet"/>
+      <w:lvlText w:val=""/>
+      <w:lvlJc w:val="left"/>
+      <w:pPr>
+        <w:tabs>
+          <w:tab w:val="num" w:pos="3600"/>
+        </w:tabs>
+        <w:ind w:left="3600" w:hanging="360"/>
+      </w:pPr>
+      <w:rPr>
+        <w:rFonts w:ascii="Wingdings" w:hAnsi="Wingdings" w:hint="default"/>
+        <w:sz w:val="20"/>
+      </w:rPr>
+    </w:lvl>
+    <w:lvl w:ilvl="5" w:tentative="1">
+      <w:start w:val="1"/>
+      <w:numFmt w:val="bullet"/>
+      <w:lvlText w:val=""/>
+      <w:lvlJc w:val="left"/>
+      <w:pPr>
+        <w:tabs>
+          <w:tab w:val="num" w:pos="4320"/>
+        </w:tabs>
+        <w:ind w:left="4320" w:hanging="360"/>
+      </w:pPr>
+      <w:rPr>
+        <w:rFonts w:ascii="Wingdings" w:hAnsi="Wingdings" w:hint="default"/>
+        <w:sz w:val="20"/>
+      </w:rPr>
+    </w:lvl>
+    <w:lvl w:ilvl="6" w:tentative="1">
+      <w:start w:val="1"/>
+      <w:numFmt w:val="bullet"/>
+      <w:lvlText w:val=""/>
+      <w:lvlJc w:val="left"/>
+      <w:pPr>
+        <w:tabs>
+          <w:tab w:val="num" w:pos="5040"/>
+        </w:tabs>
+        <w:ind w:left="5040" w:hanging="360"/>
+      </w:pPr>
+      <w:rPr>
+        <w:rFonts w:ascii="Wingdings" w:hAnsi="Wingdings" w:hint="default"/>
+        <w:sz w:val="20"/>
+      </w:rPr>
+    </w:lvl>
+    <w:lvl w:ilvl="7" w:tentative="1">
+      <w:start w:val="1"/>
+      <w:numFmt w:val="bullet"/>
+      <w:lvlText w:val=""/>
+      <w:lvlJc w:val="left"/>
+      <w:pPr>
+        <w:tabs>
+          <w:tab w:val="num" w:pos="5760"/>
+        </w:tabs>
+        <w:ind w:left="5760" w:hanging="360"/>
+      </w:pPr>
+      <w:rPr>
+        <w:rFonts w:ascii="Wingdings" w:hAnsi="Wingdings" w:hint="default"/>
+        <w:sz w:val="20"/>
+      </w:rPr>
+    </w:lvl>
+    <w:lvl w:ilvl="8" w:tentative="1">
+      <w:start w:val="1"/>
+      <w:numFmt w:val="bullet"/>
+      <w:lvlText w:val=""/>
+      <w:lvlJc w:val="left"/>
+      <w:pPr>
+        <w:tabs>
+          <w:tab w:val="num" w:pos="6480"/>
+        </w:tabs>
+        <w:ind w:left="6480" w:hanging="360"/>
+      </w:pPr>
+      <w:rPr>
+        <w:rFonts w:ascii="Wingdings" w:hAnsi="Wingdings" w:hint="default"/>
+        <w:sz w:val="20"/>
+      </w:rPr>
+    </w:lvl>
+  </w:abstractNum>
+  <w:abstractNum w:abstractNumId="24" w15:restartNumberingAfterBreak="0">
     <w:nsid w:val="4BA07F28"/>
     <w:multiLevelType w:val="hybridMultilevel"/>
     <w:tmpl w:val="F2228652"/>
@@ -7714,7 +10018,7 @@
       </w:rPr>
     </w:lvl>
   </w:abstractNum>
-  <w:abstractNum w:abstractNumId="23" w15:restartNumberingAfterBreak="0">
+  <w:abstractNum w:abstractNumId="25" w15:restartNumberingAfterBreak="0">
     <w:nsid w:val="4C257798"/>
     <w:multiLevelType w:val="hybridMultilevel"/>
     <w:tmpl w:val="9F3E8064"/>
@@ -7800,7 +10104,7 @@
       </w:pPr>
     </w:lvl>
   </w:abstractNum>
-  <w:abstractNum w:abstractNumId="24" w15:restartNumberingAfterBreak="0">
+  <w:abstractNum w:abstractNumId="26" w15:restartNumberingAfterBreak="0">
     <w:nsid w:val="512656FD"/>
     <w:multiLevelType w:val="hybridMultilevel"/>
     <w:tmpl w:val="DD96831E"/>
@@ -7913,7 +10217,305 @@
       </w:rPr>
     </w:lvl>
   </w:abstractNum>
-  <w:abstractNum w:abstractNumId="25" w15:restartNumberingAfterBreak="0">
+  <w:abstractNum w:abstractNumId="27" w15:restartNumberingAfterBreak="0">
+    <w:nsid w:val="55950C0B"/>
+    <w:multiLevelType w:val="multilevel"/>
+    <w:tmpl w:val="5344F104"/>
+    <w:lvl w:ilvl="0">
+      <w:start w:val="1"/>
+      <w:numFmt w:val="bullet"/>
+      <w:lvlText w:val=""/>
+      <w:lvlJc w:val="left"/>
+      <w:pPr>
+        <w:tabs>
+          <w:tab w:val="num" w:pos="720"/>
+        </w:tabs>
+        <w:ind w:left="720" w:hanging="360"/>
+      </w:pPr>
+      <w:rPr>
+        <w:rFonts w:ascii="Symbol" w:hAnsi="Symbol" w:hint="default"/>
+        <w:sz w:val="20"/>
+      </w:rPr>
+    </w:lvl>
+    <w:lvl w:ilvl="1" w:tentative="1">
+      <w:start w:val="1"/>
+      <w:numFmt w:val="bullet"/>
+      <w:lvlText w:val="o"/>
+      <w:lvlJc w:val="left"/>
+      <w:pPr>
+        <w:tabs>
+          <w:tab w:val="num" w:pos="1440"/>
+        </w:tabs>
+        <w:ind w:left="1440" w:hanging="360"/>
+      </w:pPr>
+      <w:rPr>
+        <w:rFonts w:ascii="Courier New" w:hAnsi="Courier New" w:hint="default"/>
+        <w:sz w:val="20"/>
+      </w:rPr>
+    </w:lvl>
+    <w:lvl w:ilvl="2" w:tentative="1">
+      <w:start w:val="1"/>
+      <w:numFmt w:val="bullet"/>
+      <w:lvlText w:val=""/>
+      <w:lvlJc w:val="left"/>
+      <w:pPr>
+        <w:tabs>
+          <w:tab w:val="num" w:pos="2160"/>
+        </w:tabs>
+        <w:ind w:left="2160" w:hanging="360"/>
+      </w:pPr>
+      <w:rPr>
+        <w:rFonts w:ascii="Wingdings" w:hAnsi="Wingdings" w:hint="default"/>
+        <w:sz w:val="20"/>
+      </w:rPr>
+    </w:lvl>
+    <w:lvl w:ilvl="3" w:tentative="1">
+      <w:start w:val="1"/>
+      <w:numFmt w:val="bullet"/>
+      <w:lvlText w:val=""/>
+      <w:lvlJc w:val="left"/>
+      <w:pPr>
+        <w:tabs>
+          <w:tab w:val="num" w:pos="2880"/>
+        </w:tabs>
+        <w:ind w:left="2880" w:hanging="360"/>
+      </w:pPr>
+      <w:rPr>
+        <w:rFonts w:ascii="Wingdings" w:hAnsi="Wingdings" w:hint="default"/>
+        <w:sz w:val="20"/>
+      </w:rPr>
+    </w:lvl>
+    <w:lvl w:ilvl="4" w:tentative="1">
+      <w:start w:val="1"/>
+      <w:numFmt w:val="bullet"/>
+      <w:lvlText w:val=""/>
+      <w:lvlJc w:val="left"/>
+      <w:pPr>
+        <w:tabs>
+          <w:tab w:val="num" w:pos="3600"/>
+        </w:tabs>
+        <w:ind w:left="3600" w:hanging="360"/>
+      </w:pPr>
+      <w:rPr>
+        <w:rFonts w:ascii="Wingdings" w:hAnsi="Wingdings" w:hint="default"/>
+        <w:sz w:val="20"/>
+      </w:rPr>
+    </w:lvl>
+    <w:lvl w:ilvl="5" w:tentative="1">
+      <w:start w:val="1"/>
+      <w:numFmt w:val="bullet"/>
+      <w:lvlText w:val=""/>
+      <w:lvlJc w:val="left"/>
+      <w:pPr>
+        <w:tabs>
+          <w:tab w:val="num" w:pos="4320"/>
+        </w:tabs>
+        <w:ind w:left="4320" w:hanging="360"/>
+      </w:pPr>
+      <w:rPr>
+        <w:rFonts w:ascii="Wingdings" w:hAnsi="Wingdings" w:hint="default"/>
+        <w:sz w:val="20"/>
+      </w:rPr>
+    </w:lvl>
+    <w:lvl w:ilvl="6" w:tentative="1">
+      <w:start w:val="1"/>
+      <w:numFmt w:val="bullet"/>
+      <w:lvlText w:val=""/>
+      <w:lvlJc w:val="left"/>
+      <w:pPr>
+        <w:tabs>
+          <w:tab w:val="num" w:pos="5040"/>
+        </w:tabs>
+        <w:ind w:left="5040" w:hanging="360"/>
+      </w:pPr>
+      <w:rPr>
+        <w:rFonts w:ascii="Wingdings" w:hAnsi="Wingdings" w:hint="default"/>
+        <w:sz w:val="20"/>
+      </w:rPr>
+    </w:lvl>
+    <w:lvl w:ilvl="7" w:tentative="1">
+      <w:start w:val="1"/>
+      <w:numFmt w:val="bullet"/>
+      <w:lvlText w:val=""/>
+      <w:lvlJc w:val="left"/>
+      <w:pPr>
+        <w:tabs>
+          <w:tab w:val="num" w:pos="5760"/>
+        </w:tabs>
+        <w:ind w:left="5760" w:hanging="360"/>
+      </w:pPr>
+      <w:rPr>
+        <w:rFonts w:ascii="Wingdings" w:hAnsi="Wingdings" w:hint="default"/>
+        <w:sz w:val="20"/>
+      </w:rPr>
+    </w:lvl>
+    <w:lvl w:ilvl="8" w:tentative="1">
+      <w:start w:val="1"/>
+      <w:numFmt w:val="bullet"/>
+      <w:lvlText w:val=""/>
+      <w:lvlJc w:val="left"/>
+      <w:pPr>
+        <w:tabs>
+          <w:tab w:val="num" w:pos="6480"/>
+        </w:tabs>
+        <w:ind w:left="6480" w:hanging="360"/>
+      </w:pPr>
+      <w:rPr>
+        <w:rFonts w:ascii="Wingdings" w:hAnsi="Wingdings" w:hint="default"/>
+        <w:sz w:val="20"/>
+      </w:rPr>
+    </w:lvl>
+  </w:abstractNum>
+  <w:abstractNum w:abstractNumId="28" w15:restartNumberingAfterBreak="0">
+    <w:nsid w:val="58CE1908"/>
+    <w:multiLevelType w:val="multilevel"/>
+    <w:tmpl w:val="1C3A2DCE"/>
+    <w:lvl w:ilvl="0">
+      <w:start w:val="1"/>
+      <w:numFmt w:val="bullet"/>
+      <w:lvlText w:val=""/>
+      <w:lvlJc w:val="left"/>
+      <w:pPr>
+        <w:tabs>
+          <w:tab w:val="num" w:pos="720"/>
+        </w:tabs>
+        <w:ind w:left="720" w:hanging="360"/>
+      </w:pPr>
+      <w:rPr>
+        <w:rFonts w:ascii="Symbol" w:hAnsi="Symbol" w:hint="default"/>
+        <w:sz w:val="20"/>
+      </w:rPr>
+    </w:lvl>
+    <w:lvl w:ilvl="1" w:tentative="1">
+      <w:start w:val="1"/>
+      <w:numFmt w:val="bullet"/>
+      <w:lvlText w:val="o"/>
+      <w:lvlJc w:val="left"/>
+      <w:pPr>
+        <w:tabs>
+          <w:tab w:val="num" w:pos="1440"/>
+        </w:tabs>
+        <w:ind w:left="1440" w:hanging="360"/>
+      </w:pPr>
+      <w:rPr>
+        <w:rFonts w:ascii="Courier New" w:hAnsi="Courier New" w:hint="default"/>
+        <w:sz w:val="20"/>
+      </w:rPr>
+    </w:lvl>
+    <w:lvl w:ilvl="2" w:tentative="1">
+      <w:start w:val="1"/>
+      <w:numFmt w:val="bullet"/>
+      <w:lvlText w:val=""/>
+      <w:lvlJc w:val="left"/>
+      <w:pPr>
+        <w:tabs>
+          <w:tab w:val="num" w:pos="2160"/>
+        </w:tabs>
+        <w:ind w:left="2160" w:hanging="360"/>
+      </w:pPr>
+      <w:rPr>
+        <w:rFonts w:ascii="Wingdings" w:hAnsi="Wingdings" w:hint="default"/>
+        <w:sz w:val="20"/>
+      </w:rPr>
+    </w:lvl>
+    <w:lvl w:ilvl="3" w:tentative="1">
+      <w:start w:val="1"/>
+      <w:numFmt w:val="bullet"/>
+      <w:lvlText w:val=""/>
+      <w:lvlJc w:val="left"/>
+      <w:pPr>
+        <w:tabs>
+          <w:tab w:val="num" w:pos="2880"/>
+        </w:tabs>
+        <w:ind w:left="2880" w:hanging="360"/>
+      </w:pPr>
+      <w:rPr>
+        <w:rFonts w:ascii="Wingdings" w:hAnsi="Wingdings" w:hint="default"/>
+        <w:sz w:val="20"/>
+      </w:rPr>
+    </w:lvl>
+    <w:lvl w:ilvl="4" w:tentative="1">
+      <w:start w:val="1"/>
+      <w:numFmt w:val="bullet"/>
+      <w:lvlText w:val=""/>
+      <w:lvlJc w:val="left"/>
+      <w:pPr>
+        <w:tabs>
+          <w:tab w:val="num" w:pos="3600"/>
+        </w:tabs>
+        <w:ind w:left="3600" w:hanging="360"/>
+      </w:pPr>
+      <w:rPr>
+        <w:rFonts w:ascii="Wingdings" w:hAnsi="Wingdings" w:hint="default"/>
+        <w:sz w:val="20"/>
+      </w:rPr>
+    </w:lvl>
+    <w:lvl w:ilvl="5" w:tentative="1">
+      <w:start w:val="1"/>
+      <w:numFmt w:val="bullet"/>
+      <w:lvlText w:val=""/>
+      <w:lvlJc w:val="left"/>
+      <w:pPr>
+        <w:tabs>
+          <w:tab w:val="num" w:pos="4320"/>
+        </w:tabs>
+        <w:ind w:left="4320" w:hanging="360"/>
+      </w:pPr>
+      <w:rPr>
+        <w:rFonts w:ascii="Wingdings" w:hAnsi="Wingdings" w:hint="default"/>
+        <w:sz w:val="20"/>
+      </w:rPr>
+    </w:lvl>
+    <w:lvl w:ilvl="6" w:tentative="1">
+      <w:start w:val="1"/>
+      <w:numFmt w:val="bullet"/>
+      <w:lvlText w:val=""/>
+      <w:lvlJc w:val="left"/>
+      <w:pPr>
+        <w:tabs>
+          <w:tab w:val="num" w:pos="5040"/>
+        </w:tabs>
+        <w:ind w:left="5040" w:hanging="360"/>
+      </w:pPr>
+      <w:rPr>
+        <w:rFonts w:ascii="Wingdings" w:hAnsi="Wingdings" w:hint="default"/>
+        <w:sz w:val="20"/>
+      </w:rPr>
+    </w:lvl>
+    <w:lvl w:ilvl="7" w:tentative="1">
+      <w:start w:val="1"/>
+      <w:numFmt w:val="bullet"/>
+      <w:lvlText w:val=""/>
+      <w:lvlJc w:val="left"/>
+      <w:pPr>
+        <w:tabs>
+          <w:tab w:val="num" w:pos="5760"/>
+        </w:tabs>
+        <w:ind w:left="5760" w:hanging="360"/>
+      </w:pPr>
+      <w:rPr>
+        <w:rFonts w:ascii="Wingdings" w:hAnsi="Wingdings" w:hint="default"/>
+        <w:sz w:val="20"/>
+      </w:rPr>
+    </w:lvl>
+    <w:lvl w:ilvl="8" w:tentative="1">
+      <w:start w:val="1"/>
+      <w:numFmt w:val="bullet"/>
+      <w:lvlText w:val=""/>
+      <w:lvlJc w:val="left"/>
+      <w:pPr>
+        <w:tabs>
+          <w:tab w:val="num" w:pos="6480"/>
+        </w:tabs>
+        <w:ind w:left="6480" w:hanging="360"/>
+      </w:pPr>
+      <w:rPr>
+        <w:rFonts w:ascii="Wingdings" w:hAnsi="Wingdings" w:hint="default"/>
+        <w:sz w:val="20"/>
+      </w:rPr>
+    </w:lvl>
+  </w:abstractNum>
+  <w:abstractNum w:abstractNumId="29" w15:restartNumberingAfterBreak="0">
     <w:nsid w:val="5CB00F1E"/>
     <w:multiLevelType w:val="hybridMultilevel"/>
     <w:tmpl w:val="2DFA36BC"/>
@@ -8026,7 +10628,156 @@
       </w:rPr>
     </w:lvl>
   </w:abstractNum>
-  <w:abstractNum w:abstractNumId="26" w15:restartNumberingAfterBreak="0">
+  <w:abstractNum w:abstractNumId="30" w15:restartNumberingAfterBreak="0">
+    <w:nsid w:val="602123AF"/>
+    <w:multiLevelType w:val="multilevel"/>
+    <w:tmpl w:val="719E474C"/>
+    <w:lvl w:ilvl="0">
+      <w:start w:val="1"/>
+      <w:numFmt w:val="bullet"/>
+      <w:lvlText w:val=""/>
+      <w:lvlJc w:val="left"/>
+      <w:pPr>
+        <w:tabs>
+          <w:tab w:val="num" w:pos="360"/>
+        </w:tabs>
+        <w:ind w:left="360" w:hanging="360"/>
+      </w:pPr>
+      <w:rPr>
+        <w:rFonts w:ascii="Symbol" w:hAnsi="Symbol" w:hint="default"/>
+        <w:sz w:val="20"/>
+      </w:rPr>
+    </w:lvl>
+    <w:lvl w:ilvl="1">
+      <w:start w:val="1"/>
+      <w:numFmt w:val="bullet"/>
+      <w:lvlText w:val="o"/>
+      <w:lvlJc w:val="left"/>
+      <w:pPr>
+        <w:tabs>
+          <w:tab w:val="num" w:pos="1080"/>
+        </w:tabs>
+        <w:ind w:left="1080" w:hanging="360"/>
+      </w:pPr>
+      <w:rPr>
+        <w:rFonts w:ascii="Courier New" w:hAnsi="Courier New" w:hint="default"/>
+        <w:sz w:val="20"/>
+      </w:rPr>
+    </w:lvl>
+    <w:lvl w:ilvl="2" w:tentative="1">
+      <w:start w:val="1"/>
+      <w:numFmt w:val="bullet"/>
+      <w:lvlText w:val=""/>
+      <w:lvlJc w:val="left"/>
+      <w:pPr>
+        <w:tabs>
+          <w:tab w:val="num" w:pos="1800"/>
+        </w:tabs>
+        <w:ind w:left="1800" w:hanging="360"/>
+      </w:pPr>
+      <w:rPr>
+        <w:rFonts w:ascii="Wingdings" w:hAnsi="Wingdings" w:hint="default"/>
+        <w:sz w:val="20"/>
+      </w:rPr>
+    </w:lvl>
+    <w:lvl w:ilvl="3" w:tentative="1">
+      <w:start w:val="1"/>
+      <w:numFmt w:val="bullet"/>
+      <w:lvlText w:val=""/>
+      <w:lvlJc w:val="left"/>
+      <w:pPr>
+        <w:tabs>
+          <w:tab w:val="num" w:pos="2520"/>
+        </w:tabs>
+        <w:ind w:left="2520" w:hanging="360"/>
+      </w:pPr>
+      <w:rPr>
+        <w:rFonts w:ascii="Wingdings" w:hAnsi="Wingdings" w:hint="default"/>
+        <w:sz w:val="20"/>
+      </w:rPr>
+    </w:lvl>
+    <w:lvl w:ilvl="4" w:tentative="1">
+      <w:start w:val="1"/>
+      <w:numFmt w:val="bullet"/>
+      <w:lvlText w:val=""/>
+      <w:lvlJc w:val="left"/>
+      <w:pPr>
+        <w:tabs>
+          <w:tab w:val="num" w:pos="3240"/>
+        </w:tabs>
+        <w:ind w:left="3240" w:hanging="360"/>
+      </w:pPr>
+      <w:rPr>
+        <w:rFonts w:ascii="Wingdings" w:hAnsi="Wingdings" w:hint="default"/>
+        <w:sz w:val="20"/>
+      </w:rPr>
+    </w:lvl>
+    <w:lvl w:ilvl="5" w:tentative="1">
+      <w:start w:val="1"/>
+      <w:numFmt w:val="bullet"/>
+      <w:lvlText w:val=""/>
+      <w:lvlJc w:val="left"/>
+      <w:pPr>
+        <w:tabs>
+          <w:tab w:val="num" w:pos="3960"/>
+        </w:tabs>
+        <w:ind w:left="3960" w:hanging="360"/>
+      </w:pPr>
+      <w:rPr>
+        <w:rFonts w:ascii="Wingdings" w:hAnsi="Wingdings" w:hint="default"/>
+        <w:sz w:val="20"/>
+      </w:rPr>
+    </w:lvl>
+    <w:lvl w:ilvl="6" w:tentative="1">
+      <w:start w:val="1"/>
+      <w:numFmt w:val="bullet"/>
+      <w:lvlText w:val=""/>
+      <w:lvlJc w:val="left"/>
+      <w:pPr>
+        <w:tabs>
+          <w:tab w:val="num" w:pos="4680"/>
+        </w:tabs>
+        <w:ind w:left="4680" w:hanging="360"/>
+      </w:pPr>
+      <w:rPr>
+        <w:rFonts w:ascii="Wingdings" w:hAnsi="Wingdings" w:hint="default"/>
+        <w:sz w:val="20"/>
+      </w:rPr>
+    </w:lvl>
+    <w:lvl w:ilvl="7" w:tentative="1">
+      <w:start w:val="1"/>
+      <w:numFmt w:val="bullet"/>
+      <w:lvlText w:val=""/>
+      <w:lvlJc w:val="left"/>
+      <w:pPr>
+        <w:tabs>
+          <w:tab w:val="num" w:pos="5400"/>
+        </w:tabs>
+        <w:ind w:left="5400" w:hanging="360"/>
+      </w:pPr>
+      <w:rPr>
+        <w:rFonts w:ascii="Wingdings" w:hAnsi="Wingdings" w:hint="default"/>
+        <w:sz w:val="20"/>
+      </w:rPr>
+    </w:lvl>
+    <w:lvl w:ilvl="8" w:tentative="1">
+      <w:start w:val="1"/>
+      <w:numFmt w:val="bullet"/>
+      <w:lvlText w:val=""/>
+      <w:lvlJc w:val="left"/>
+      <w:pPr>
+        <w:tabs>
+          <w:tab w:val="num" w:pos="6120"/>
+        </w:tabs>
+        <w:ind w:left="6120" w:hanging="360"/>
+      </w:pPr>
+      <w:rPr>
+        <w:rFonts w:ascii="Wingdings" w:hAnsi="Wingdings" w:hint="default"/>
+        <w:sz w:val="20"/>
+      </w:rPr>
+    </w:lvl>
+  </w:abstractNum>
+  <w:abstractNum w:abstractNumId="31" w15:restartNumberingAfterBreak="0">
     <w:nsid w:val="61E96012"/>
     <w:multiLevelType w:val="hybridMultilevel"/>
     <w:tmpl w:val="C6D458D8"/>
@@ -8112,7 +10863,7 @@
       </w:pPr>
     </w:lvl>
   </w:abstractNum>
-  <w:abstractNum w:abstractNumId="27" w15:restartNumberingAfterBreak="0">
+  <w:abstractNum w:abstractNumId="32" w15:restartNumberingAfterBreak="0">
     <w:nsid w:val="65AB26A3"/>
     <w:multiLevelType w:val="hybridMultilevel"/>
     <w:tmpl w:val="C8AE668E"/>
@@ -8201,7 +10952,7 @@
       </w:pPr>
     </w:lvl>
   </w:abstractNum>
-  <w:abstractNum w:abstractNumId="28" w15:restartNumberingAfterBreak="0">
+  <w:abstractNum w:abstractNumId="33" w15:restartNumberingAfterBreak="0">
     <w:nsid w:val="6B6C590A"/>
     <w:multiLevelType w:val="hybridMultilevel"/>
     <w:tmpl w:val="5D04E4CA"/>
@@ -8314,7 +11065,7 @@
       </w:rPr>
     </w:lvl>
   </w:abstractNum>
-  <w:abstractNum w:abstractNumId="29" w15:restartNumberingAfterBreak="0">
+  <w:abstractNum w:abstractNumId="34" w15:restartNumberingAfterBreak="0">
     <w:nsid w:val="6BC66878"/>
     <w:multiLevelType w:val="hybridMultilevel"/>
     <w:tmpl w:val="46967A7C"/>
@@ -8427,7 +11178,7 @@
       </w:rPr>
     </w:lvl>
   </w:abstractNum>
-  <w:abstractNum w:abstractNumId="30" w15:restartNumberingAfterBreak="0">
+  <w:abstractNum w:abstractNumId="35" w15:restartNumberingAfterBreak="0">
     <w:nsid w:val="6EEA5BA9"/>
     <w:multiLevelType w:val="hybridMultilevel"/>
     <w:tmpl w:val="55E00B66"/>
@@ -8540,7 +11291,7 @@
       </w:rPr>
     </w:lvl>
   </w:abstractNum>
-  <w:abstractNum w:abstractNumId="31" w15:restartNumberingAfterBreak="0">
+  <w:abstractNum w:abstractNumId="36" w15:restartNumberingAfterBreak="0">
     <w:nsid w:val="702D3192"/>
     <w:multiLevelType w:val="hybridMultilevel"/>
     <w:tmpl w:val="F68609CA"/>
@@ -8626,7 +11377,7 @@
       </w:pPr>
     </w:lvl>
   </w:abstractNum>
-  <w:abstractNum w:abstractNumId="32" w15:restartNumberingAfterBreak="0">
+  <w:abstractNum w:abstractNumId="37" w15:restartNumberingAfterBreak="0">
     <w:nsid w:val="71A33B79"/>
     <w:multiLevelType w:val="hybridMultilevel"/>
     <w:tmpl w:val="A2BCA3B6"/>
@@ -8712,7 +11463,7 @@
       </w:pPr>
     </w:lvl>
   </w:abstractNum>
-  <w:abstractNum w:abstractNumId="33" w15:restartNumberingAfterBreak="0">
+  <w:abstractNum w:abstractNumId="38" w15:restartNumberingAfterBreak="0">
     <w:nsid w:val="71FA5176"/>
     <w:multiLevelType w:val="hybridMultilevel"/>
     <w:tmpl w:val="D96233CA"/>
@@ -8825,7 +11576,156 @@
       </w:rPr>
     </w:lvl>
   </w:abstractNum>
-  <w:abstractNum w:abstractNumId="34" w15:restartNumberingAfterBreak="0">
+  <w:abstractNum w:abstractNumId="39" w15:restartNumberingAfterBreak="0">
+    <w:nsid w:val="75D079C5"/>
+    <w:multiLevelType w:val="multilevel"/>
+    <w:tmpl w:val="A5F05D6C"/>
+    <w:lvl w:ilvl="0">
+      <w:start w:val="1"/>
+      <w:numFmt w:val="bullet"/>
+      <w:lvlText w:val=""/>
+      <w:lvlJc w:val="left"/>
+      <w:pPr>
+        <w:tabs>
+          <w:tab w:val="num" w:pos="360"/>
+        </w:tabs>
+        <w:ind w:left="360" w:hanging="360"/>
+      </w:pPr>
+      <w:rPr>
+        <w:rFonts w:ascii="Symbol" w:hAnsi="Symbol" w:hint="default"/>
+        <w:sz w:val="20"/>
+      </w:rPr>
+    </w:lvl>
+    <w:lvl w:ilvl="1">
+      <w:start w:val="1"/>
+      <w:numFmt w:val="bullet"/>
+      <w:lvlText w:val="o"/>
+      <w:lvlJc w:val="left"/>
+      <w:pPr>
+        <w:tabs>
+          <w:tab w:val="num" w:pos="1080"/>
+        </w:tabs>
+        <w:ind w:left="1080" w:hanging="360"/>
+      </w:pPr>
+      <w:rPr>
+        <w:rFonts w:ascii="Courier New" w:hAnsi="Courier New" w:hint="default"/>
+        <w:sz w:val="20"/>
+      </w:rPr>
+    </w:lvl>
+    <w:lvl w:ilvl="2" w:tentative="1">
+      <w:start w:val="1"/>
+      <w:numFmt w:val="bullet"/>
+      <w:lvlText w:val=""/>
+      <w:lvlJc w:val="left"/>
+      <w:pPr>
+        <w:tabs>
+          <w:tab w:val="num" w:pos="1800"/>
+        </w:tabs>
+        <w:ind w:left="1800" w:hanging="360"/>
+      </w:pPr>
+      <w:rPr>
+        <w:rFonts w:ascii="Wingdings" w:hAnsi="Wingdings" w:hint="default"/>
+        <w:sz w:val="20"/>
+      </w:rPr>
+    </w:lvl>
+    <w:lvl w:ilvl="3" w:tentative="1">
+      <w:start w:val="1"/>
+      <w:numFmt w:val="bullet"/>
+      <w:lvlText w:val=""/>
+      <w:lvlJc w:val="left"/>
+      <w:pPr>
+        <w:tabs>
+          <w:tab w:val="num" w:pos="2520"/>
+        </w:tabs>
+        <w:ind w:left="2520" w:hanging="360"/>
+      </w:pPr>
+      <w:rPr>
+        <w:rFonts w:ascii="Wingdings" w:hAnsi="Wingdings" w:hint="default"/>
+        <w:sz w:val="20"/>
+      </w:rPr>
+    </w:lvl>
+    <w:lvl w:ilvl="4" w:tentative="1">
+      <w:start w:val="1"/>
+      <w:numFmt w:val="bullet"/>
+      <w:lvlText w:val=""/>
+      <w:lvlJc w:val="left"/>
+      <w:pPr>
+        <w:tabs>
+          <w:tab w:val="num" w:pos="3240"/>
+        </w:tabs>
+        <w:ind w:left="3240" w:hanging="360"/>
+      </w:pPr>
+      <w:rPr>
+        <w:rFonts w:ascii="Wingdings" w:hAnsi="Wingdings" w:hint="default"/>
+        <w:sz w:val="20"/>
+      </w:rPr>
+    </w:lvl>
+    <w:lvl w:ilvl="5" w:tentative="1">
+      <w:start w:val="1"/>
+      <w:numFmt w:val="bullet"/>
+      <w:lvlText w:val=""/>
+      <w:lvlJc w:val="left"/>
+      <w:pPr>
+        <w:tabs>
+          <w:tab w:val="num" w:pos="3960"/>
+        </w:tabs>
+        <w:ind w:left="3960" w:hanging="360"/>
+      </w:pPr>
+      <w:rPr>
+        <w:rFonts w:ascii="Wingdings" w:hAnsi="Wingdings" w:hint="default"/>
+        <w:sz w:val="20"/>
+      </w:rPr>
+    </w:lvl>
+    <w:lvl w:ilvl="6" w:tentative="1">
+      <w:start w:val="1"/>
+      <w:numFmt w:val="bullet"/>
+      <w:lvlText w:val=""/>
+      <w:lvlJc w:val="left"/>
+      <w:pPr>
+        <w:tabs>
+          <w:tab w:val="num" w:pos="4680"/>
+        </w:tabs>
+        <w:ind w:left="4680" w:hanging="360"/>
+      </w:pPr>
+      <w:rPr>
+        <w:rFonts w:ascii="Wingdings" w:hAnsi="Wingdings" w:hint="default"/>
+        <w:sz w:val="20"/>
+      </w:rPr>
+    </w:lvl>
+    <w:lvl w:ilvl="7" w:tentative="1">
+      <w:start w:val="1"/>
+      <w:numFmt w:val="bullet"/>
+      <w:lvlText w:val=""/>
+      <w:lvlJc w:val="left"/>
+      <w:pPr>
+        <w:tabs>
+          <w:tab w:val="num" w:pos="5400"/>
+        </w:tabs>
+        <w:ind w:left="5400" w:hanging="360"/>
+      </w:pPr>
+      <w:rPr>
+        <w:rFonts w:ascii="Wingdings" w:hAnsi="Wingdings" w:hint="default"/>
+        <w:sz w:val="20"/>
+      </w:rPr>
+    </w:lvl>
+    <w:lvl w:ilvl="8" w:tentative="1">
+      <w:start w:val="1"/>
+      <w:numFmt w:val="bullet"/>
+      <w:lvlText w:val=""/>
+      <w:lvlJc w:val="left"/>
+      <w:pPr>
+        <w:tabs>
+          <w:tab w:val="num" w:pos="6120"/>
+        </w:tabs>
+        <w:ind w:left="6120" w:hanging="360"/>
+      </w:pPr>
+      <w:rPr>
+        <w:rFonts w:ascii="Wingdings" w:hAnsi="Wingdings" w:hint="default"/>
+        <w:sz w:val="20"/>
+      </w:rPr>
+    </w:lvl>
+  </w:abstractNum>
+  <w:abstractNum w:abstractNumId="40" w15:restartNumberingAfterBreak="0">
     <w:nsid w:val="7A206A9D"/>
     <w:multiLevelType w:val="hybridMultilevel"/>
     <w:tmpl w:val="E00A665E"/>
@@ -8938,7 +11838,7 @@
       </w:rPr>
     </w:lvl>
   </w:abstractNum>
-  <w:abstractNum w:abstractNumId="35" w15:restartNumberingAfterBreak="0">
+  <w:abstractNum w:abstractNumId="41" w15:restartNumberingAfterBreak="0">
     <w:nsid w:val="7BE544AE"/>
     <w:multiLevelType w:val="hybridMultilevel"/>
     <w:tmpl w:val="11C06D4C"/>
@@ -9051,7 +11951,7 @@
       </w:rPr>
     </w:lvl>
   </w:abstractNum>
-  <w:abstractNum w:abstractNumId="36" w15:restartNumberingAfterBreak="0">
+  <w:abstractNum w:abstractNumId="42" w15:restartNumberingAfterBreak="0">
     <w:nsid w:val="7E560167"/>
     <w:multiLevelType w:val="hybridMultilevel"/>
     <w:tmpl w:val="F7422A3C"/>
@@ -9165,121 +12065,139 @@
     </w:lvl>
   </w:abstractNum>
   <w:num w:numId="1" w16cid:durableId="1326785105">
-    <w:abstractNumId w:val="12"/>
+    <w:abstractNumId w:val="13"/>
   </w:num>
   <w:num w:numId="2" w16cid:durableId="1496801457">
-    <w:abstractNumId w:val="8"/>
+    <w:abstractNumId w:val="9"/>
   </w:num>
   <w:num w:numId="3" w16cid:durableId="1790127720">
-    <w:abstractNumId w:val="3"/>
+    <w:abstractNumId w:val="4"/>
   </w:num>
   <w:num w:numId="4" w16cid:durableId="1227642604">
-    <w:abstractNumId w:val="29"/>
+    <w:abstractNumId w:val="34"/>
   </w:num>
   <w:num w:numId="5" w16cid:durableId="388115528">
     <w:abstractNumId w:val="0"/>
   </w:num>
   <w:num w:numId="6" w16cid:durableId="1511066747">
+    <w:abstractNumId w:val="31"/>
+  </w:num>
+  <w:num w:numId="7" w16cid:durableId="466167682">
+    <w:abstractNumId w:val="36"/>
+  </w:num>
+  <w:num w:numId="8" w16cid:durableId="1606882199">
+    <w:abstractNumId w:val="37"/>
+  </w:num>
+  <w:num w:numId="9" w16cid:durableId="187137277">
+    <w:abstractNumId w:val="18"/>
+  </w:num>
+  <w:num w:numId="10" w16cid:durableId="353306670">
+    <w:abstractNumId w:val="24"/>
+  </w:num>
+  <w:num w:numId="11" w16cid:durableId="1350062214">
+    <w:abstractNumId w:val="16"/>
+  </w:num>
+  <w:num w:numId="12" w16cid:durableId="2085911297">
+    <w:abstractNumId w:val="35"/>
+  </w:num>
+  <w:num w:numId="13" w16cid:durableId="1265382752">
+    <w:abstractNumId w:val="14"/>
+  </w:num>
+  <w:num w:numId="14" w16cid:durableId="342363566">
+    <w:abstractNumId w:val="11"/>
+  </w:num>
+  <w:num w:numId="15" w16cid:durableId="1942637255">
+    <w:abstractNumId w:val="7"/>
+  </w:num>
+  <w:num w:numId="16" w16cid:durableId="1172069218">
+    <w:abstractNumId w:val="25"/>
+  </w:num>
+  <w:num w:numId="17" w16cid:durableId="1829056151">
+    <w:abstractNumId w:val="21"/>
+  </w:num>
+  <w:num w:numId="18" w16cid:durableId="1234392500">
+    <w:abstractNumId w:val="10"/>
+  </w:num>
+  <w:num w:numId="19" w16cid:durableId="469253040">
+    <w:abstractNumId w:val="40"/>
+  </w:num>
+  <w:num w:numId="20" w16cid:durableId="1184588079">
+    <w:abstractNumId w:val="20"/>
+  </w:num>
+  <w:num w:numId="21" w16cid:durableId="535385113">
+    <w:abstractNumId w:val="17"/>
+  </w:num>
+  <w:num w:numId="22" w16cid:durableId="951665696">
     <w:abstractNumId w:val="26"/>
   </w:num>
-  <w:num w:numId="7" w16cid:durableId="466167682">
-    <w:abstractNumId w:val="31"/>
-  </w:num>
-  <w:num w:numId="8" w16cid:durableId="1606882199">
-    <w:abstractNumId w:val="32"/>
-  </w:num>
-  <w:num w:numId="9" w16cid:durableId="187137277">
-    <w:abstractNumId w:val="17"/>
-  </w:num>
-  <w:num w:numId="10" w16cid:durableId="353306670">
-    <w:abstractNumId w:val="22"/>
-  </w:num>
-  <w:num w:numId="11" w16cid:durableId="1350062214">
-    <w:abstractNumId w:val="15"/>
-  </w:num>
-  <w:num w:numId="12" w16cid:durableId="2085911297">
-    <w:abstractNumId w:val="30"/>
-  </w:num>
-  <w:num w:numId="13" w16cid:durableId="1265382752">
-    <w:abstractNumId w:val="13"/>
-  </w:num>
-  <w:num w:numId="14" w16cid:durableId="342363566">
-    <w:abstractNumId w:val="10"/>
-  </w:num>
-  <w:num w:numId="15" w16cid:durableId="1942637255">
+  <w:num w:numId="23" w16cid:durableId="1190340046">
     <w:abstractNumId w:val="6"/>
   </w:num>
-  <w:num w:numId="16" w16cid:durableId="1172069218">
-    <w:abstractNumId w:val="23"/>
-  </w:num>
-  <w:num w:numId="17" w16cid:durableId="1829056151">
-    <w:abstractNumId w:val="20"/>
-  </w:num>
-  <w:num w:numId="18" w16cid:durableId="1234392500">
-    <w:abstractNumId w:val="9"/>
-  </w:num>
-  <w:num w:numId="19" w16cid:durableId="469253040">
-    <w:abstractNumId w:val="34"/>
-  </w:num>
-  <w:num w:numId="20" w16cid:durableId="1184588079">
-    <w:abstractNumId w:val="19"/>
-  </w:num>
-  <w:num w:numId="21" w16cid:durableId="535385113">
-    <w:abstractNumId w:val="16"/>
-  </w:num>
-  <w:num w:numId="22" w16cid:durableId="951665696">
-    <w:abstractNumId w:val="24"/>
-  </w:num>
-  <w:num w:numId="23" w16cid:durableId="1190340046">
-    <w:abstractNumId w:val="5"/>
-  </w:num>
   <w:num w:numId="24" w16cid:durableId="368265925">
-    <w:abstractNumId w:val="28"/>
+    <w:abstractNumId w:val="33"/>
   </w:num>
   <w:num w:numId="25" w16cid:durableId="231892850">
     <w:abstractNumId w:val="1"/>
   </w:num>
   <w:num w:numId="26" w16cid:durableId="988365323">
-    <w:abstractNumId w:val="14"/>
+    <w:abstractNumId w:val="15"/>
   </w:num>
   <w:num w:numId="27" w16cid:durableId="339501832">
     <w:abstractNumId w:val="2"/>
   </w:num>
   <w:num w:numId="28" w16cid:durableId="1548225071">
-    <w:abstractNumId w:val="36"/>
+    <w:abstractNumId w:val="42"/>
   </w:num>
   <w:num w:numId="29" w16cid:durableId="2125421467">
-    <w:abstractNumId w:val="33"/>
+    <w:abstractNumId w:val="38"/>
   </w:num>
   <w:num w:numId="30" w16cid:durableId="1064793516">
-    <w:abstractNumId w:val="11"/>
+    <w:abstractNumId w:val="12"/>
   </w:num>
   <w:num w:numId="31" w16cid:durableId="884563810">
-    <w:abstractNumId w:val="35"/>
+    <w:abstractNumId w:val="41"/>
   </w:num>
   <w:num w:numId="32" w16cid:durableId="2071078501">
-    <w:abstractNumId w:val="21"/>
+    <w:abstractNumId w:val="22"/>
   </w:num>
   <w:num w:numId="33" w16cid:durableId="1691909479">
-    <w:abstractNumId w:val="25"/>
+    <w:abstractNumId w:val="29"/>
   </w:num>
   <w:num w:numId="34" w16cid:durableId="213779519">
+    <w:abstractNumId w:val="32"/>
+  </w:num>
+  <w:num w:numId="35" w16cid:durableId="2064593053">
+    <w:abstractNumId w:val="8"/>
+  </w:num>
+  <w:num w:numId="36" w16cid:durableId="1889534606">
+    <w:abstractNumId w:val="5"/>
+  </w:num>
+  <w:num w:numId="37" w16cid:durableId="858129691">
+    <w:abstractNumId w:val="19"/>
+  </w:num>
+  <w:num w:numId="38" w16cid:durableId="1062172922">
+    <w:abstractNumId w:val="28"/>
+  </w:num>
+  <w:num w:numId="39" w16cid:durableId="669218027">
+    <w:abstractNumId w:val="23"/>
+  </w:num>
+  <w:num w:numId="40" w16cid:durableId="1724986789">
     <w:abstractNumId w:val="27"/>
   </w:num>
-  <w:num w:numId="35" w16cid:durableId="2064593053">
-    <w:abstractNumId w:val="7"/>
+  <w:num w:numId="41" w16cid:durableId="1526213780">
+    <w:abstractNumId w:val="3"/>
   </w:num>
-  <w:num w:numId="36" w16cid:durableId="1889534606">
-    <w:abstractNumId w:val="4"/>
+  <w:num w:numId="42" w16cid:durableId="1615401340">
+    <w:abstractNumId w:val="30"/>
   </w:num>
-  <w:num w:numId="37" w16cid:durableId="858129691">
-    <w:abstractNumId w:val="18"/>
+  <w:num w:numId="43" w16cid:durableId="1006786489">
+    <w:abstractNumId w:val="39"/>
   </w:num>
 </w:numbering>
 </file>
 
 <file path=word/styles.xml><?xml version="1.0" encoding="utf-8"?>
-<w:styles xmlns:mc="http://schemas.openxmlformats.org/markup-compatibility/2006" xmlns:r="http://schemas.openxmlformats.org/officeDocument/2006/relationships" xmlns:w="http://schemas.openxmlformats.org/wordprocessingml/2006/main" xmlns:w14="http://schemas.microsoft.com/office/word/2010/wordml" xmlns:w15="http://schemas.microsoft.com/office/word/2012/wordml" xmlns:w16cex="http://schemas.microsoft.com/office/word/2018/wordml/cex" xmlns:w16cid="http://schemas.microsoft.com/office/word/2016/wordml/cid" xmlns:w16="http://schemas.microsoft.com/office/word/2018/wordml" xmlns:w16sdtdh="http://schemas.microsoft.com/office/word/2020/wordml/sdtdatahash" xmlns:w16se="http://schemas.microsoft.com/office/word/2015/wordml/symex" mc:Ignorable="w14 w15 w16se w16cid w16 w16cex w16sdtdh">
+<w:styles xmlns:mc="http://schemas.openxmlformats.org/markup-compatibility/2006" xmlns:r="http://schemas.openxmlformats.org/officeDocument/2006/relationships" xmlns:w="http://schemas.openxmlformats.org/wordprocessingml/2006/main" xmlns:w14="http://schemas.microsoft.com/office/word/2010/wordml" xmlns:w15="http://schemas.microsoft.com/office/word/2012/wordml" xmlns:w16cex="http://schemas.microsoft.com/office/word/2018/wordml/cex" xmlns:w16cid="http://schemas.microsoft.com/office/word/2016/wordml/cid" xmlns:w16="http://schemas.microsoft.com/office/word/2018/wordml" xmlns:w16du="http://schemas.microsoft.com/office/word/2023/wordml/word16du" xmlns:w16sdtdh="http://schemas.microsoft.com/office/word/2020/wordml/sdtdatahash" xmlns:w16sdtfl="http://schemas.microsoft.com/office/word/2024/wordml/sdtformatlock" xmlns:w16se="http://schemas.microsoft.com/office/word/2015/wordml/symex" mc:Ignorable="w14 w15 w16se w16cid w16 w16cex w16sdtdh w16sdtfl w16du">
   <w:docDefaults>
     <w:rPrDefault>
       <w:rPr>
@@ -9768,7 +12686,6 @@
   <w:style w:type="character" w:default="1" w:styleId="DefaultParagraphFont">
     <w:name w:val="Default Paragraph Font"/>
     <w:uiPriority w:val="1"/>
-    <w:semiHidden/>
     <w:unhideWhenUsed/>
   </w:style>
   <w:style w:type="table" w:default="1" w:styleId="TableNormal">
@@ -10566,10 +13483,6 @@
 </file>
 
 <file path=customXml/item1.xml><?xml version="1.0" encoding="utf-8"?>
-<b:Sources xmlns:b="http://schemas.openxmlformats.org/officeDocument/2006/bibliography" xmlns="http://schemas.openxmlformats.org/officeDocument/2006/bibliography" SelectedStyle="\APA.XSL" StyleName="APA"/>
-</file>
-
-<file path=customXml/item2.xml><?xml version="1.0" encoding="utf-8"?>
 <?mso-contentType ?>
 <FormTemplates xmlns="http://schemas.microsoft.com/sharepoint/v3/contenttype/forms">
   <Display>DocumentLibraryForm</Display>
@@ -10578,7 +13491,30 @@
 </FormTemplates>
 </file>
 
+<file path=customXml/item2.xml><?xml version="1.0" encoding="utf-8"?>
+<b:Sources xmlns:b="http://schemas.openxmlformats.org/officeDocument/2006/bibliography" xmlns="http://schemas.openxmlformats.org/officeDocument/2006/bibliography" SelectedStyle="\APA.XSL" StyleName="APA"/>
+</file>
+
 <file path=customXml/item3.xml><?xml version="1.0" encoding="utf-8"?>
+<p:properties xmlns:p="http://schemas.microsoft.com/office/2006/metadata/properties" xmlns:xsi="http://www.w3.org/2001/XMLSchema-instance" xmlns:pc="http://schemas.microsoft.com/office/infopath/2007/PartnerControls">
+  <documentManagement>
+    <Category0 xmlns="bef73783-b83a-4f38-94d5-1aaaa1b3b0a2">1</Category0>
+    <i0f84bba906045b4af568ee102a52dcb xmlns="2933ac1b-cace-482f-bed9-bf9b7d80f34a">
+      <Terms xmlns="http://schemas.microsoft.com/office/infopath/2007/PartnerControls">
+        <TermInfo xmlns="http://schemas.microsoft.com/office/infopath/2007/PartnerControls">
+          <TermName xmlns="http://schemas.microsoft.com/office/infopath/2007/PartnerControls">Corporate Records</TermName>
+          <TermId xmlns="http://schemas.microsoft.com/office/infopath/2007/PartnerControls">2c702203-4f28-4769-bfc5-dad5ef3425c7</TermId>
+        </TermInfo>
+      </Terms>
+    </i0f84bba906045b4af568ee102a52dcb>
+    <TaxCatchAll xmlns="2933ac1b-cace-482f-bed9-bf9b7d80f34a">
+      <Value>1</Value>
+    </TaxCatchAll>
+  </documentManagement>
+</p:properties>
+</file>
+
+<file path=customXml/item4.xml><?xml version="1.0" encoding="utf-8"?>
 <ct:contentTypeSchema xmlns:ct="http://schemas.microsoft.com/office/2006/metadata/contentType" xmlns:ma="http://schemas.microsoft.com/office/2006/metadata/properties/metaAttributes" ct:_="" ma:_="" ma:contentTypeName="Document" ma:contentTypeID="0x010100D17E1B4D89D91D49A316865B50B76B78" ma:contentTypeVersion="26" ma:contentTypeDescription="Create a new document." ma:contentTypeScope="" ma:versionID="2e43e94bda34b09537a48d601b321f81">
   <xsd:schema xmlns:xsd="http://www.w3.org/2001/XMLSchema" xmlns:xs="http://www.w3.org/2001/XMLSchema" xmlns:p="http://schemas.microsoft.com/office/2006/metadata/properties" xmlns:ns2="bef73783-b83a-4f38-94d5-1aaaa1b3b0a2" xmlns:ns3="2933ac1b-cace-482f-bed9-bf9b7d80f34a" targetNamespace="http://schemas.microsoft.com/office/2006/metadata/properties" ma:root="true" ma:fieldsID="68ad2338b471bae35515ce7eaf1f964b" ns2:_="" ns3:_="">
     <xsd:import namespace="bef73783-b83a-4f38-94d5-1aaaa1b3b0a2"/>
@@ -10793,26 +13729,15 @@
 </ct:contentTypeSchema>
 </file>
 
-<file path=customXml/item4.xml><?xml version="1.0" encoding="utf-8"?>
-<p:properties xmlns:p="http://schemas.microsoft.com/office/2006/metadata/properties" xmlns:xsi="http://www.w3.org/2001/XMLSchema-instance" xmlns:pc="http://schemas.microsoft.com/office/infopath/2007/PartnerControls">
-  <documentManagement>
-    <Category0 xmlns="bef73783-b83a-4f38-94d5-1aaaa1b3b0a2">1</Category0>
-    <i0f84bba906045b4af568ee102a52dcb xmlns="2933ac1b-cace-482f-bed9-bf9b7d80f34a">
-      <Terms xmlns="http://schemas.microsoft.com/office/infopath/2007/PartnerControls">
-        <TermInfo xmlns="http://schemas.microsoft.com/office/infopath/2007/PartnerControls">
-          <TermName xmlns="http://schemas.microsoft.com/office/infopath/2007/PartnerControls">Corporate Records</TermName>
-          <TermId xmlns="http://schemas.microsoft.com/office/infopath/2007/PartnerControls">2c702203-4f28-4769-bfc5-dad5ef3425c7</TermId>
-        </TermInfo>
-      </Terms>
-    </i0f84bba906045b4af568ee102a52dcb>
-    <TaxCatchAll xmlns="2933ac1b-cace-482f-bed9-bf9b7d80f34a">
-      <Value>1</Value>
-    </TaxCatchAll>
-  </documentManagement>
-</p:properties>
+<file path=customXml/itemProps1.xml><?xml version="1.0" encoding="utf-8"?>
+<ds:datastoreItem xmlns:ds="http://schemas.openxmlformats.org/officeDocument/2006/customXml" ds:itemID="{93737E1E-B456-42C7-9F02-6B7D736E2393}">
+  <ds:schemaRefs>
+    <ds:schemaRef ds:uri="http://schemas.microsoft.com/sharepoint/v3/contenttype/forms"/>
+  </ds:schemaRefs>
+</ds:datastoreItem>
 </file>
 
-<file path=customXml/itemProps1.xml><?xml version="1.0" encoding="utf-8"?>
+<file path=customXml/itemProps2.xml><?xml version="1.0" encoding="utf-8"?>
 <ds:datastoreItem xmlns:ds="http://schemas.openxmlformats.org/officeDocument/2006/customXml" ds:itemID="{7769C2E1-50C7-4AF2-861B-F52E75CE3623}">
   <ds:schemaRefs>
     <ds:schemaRef ds:uri="http://schemas.openxmlformats.org/officeDocument/2006/bibliography"/>
@@ -10820,19 +13745,7 @@
 </ds:datastoreItem>
 </file>
 
-<file path=customXml/itemProps2.xml><?xml version="1.0" encoding="utf-8"?>
-<ds:datastoreItem xmlns:ds="http://schemas.openxmlformats.org/officeDocument/2006/customXml" ds:itemID="{93737E1E-B456-42C7-9F02-6B7D736E2393}">
-  <ds:schemaRefs>
-    <ds:schemaRef ds:uri="http://schemas.microsoft.com/sharepoint/v3/contenttype/forms"/>
-  </ds:schemaRefs>
-</ds:datastoreItem>
-</file>
-
 <file path=customXml/itemProps3.xml><?xml version="1.0" encoding="utf-8"?>
-<ds:datastoreItem xmlns:ds="http://schemas.openxmlformats.org/officeDocument/2006/customXml" ds:itemID="{05C235B8-E803-46E7-B24C-80752B1E7EE4}"/>
-</file>
-
-<file path=customXml/itemProps4.xml><?xml version="1.0" encoding="utf-8"?>
 <ds:datastoreItem xmlns:ds="http://schemas.openxmlformats.org/officeDocument/2006/customXml" ds:itemID="{88E25B5C-5BD7-403A-8876-7F03EDF4549D}">
   <ds:schemaRefs>
     <ds:schemaRef ds:uri="http://schemas.microsoft.com/office/2006/metadata/properties"/>
@@ -10841,4 +13754,23 @@
     <ds:schemaRef ds:uri="2933ac1b-cace-482f-bed9-bf9b7d80f34a"/>
   </ds:schemaRefs>
 </ds:datastoreItem>
+</file>
+
+<file path=customXml/itemProps4.xml><?xml version="1.0" encoding="utf-8"?>
+<ds:datastoreItem xmlns:ds="http://schemas.openxmlformats.org/officeDocument/2006/customXml" ds:itemID="{05C235B8-E803-46E7-B24C-80752B1E7EE4}">
+  <ds:schemaRefs>
+    <ds:schemaRef ds:uri="http://schemas.microsoft.com/office/2006/metadata/contentType"/>
+    <ds:schemaRef ds:uri="http://schemas.microsoft.com/office/2006/metadata/properties/metaAttributes"/>
+    <ds:schemaRef ds:uri="http://www.w3.org/2001/XMLSchema"/>
+    <ds:schemaRef ds:uri="http://schemas.microsoft.com/office/2006/metadata/properties"/>
+    <ds:schemaRef ds:uri="bef73783-b83a-4f38-94d5-1aaaa1b3b0a2"/>
+    <ds:schemaRef ds:uri="2933ac1b-cace-482f-bed9-bf9b7d80f34a"/>
+    <ds:schemaRef ds:uri="http://schemas.microsoft.com/office/2006/documentManagement/types"/>
+    <ds:schemaRef ds:uri="http://schemas.microsoft.com/office/infopath/2007/PartnerControls"/>
+    <ds:schemaRef ds:uri="http://schemas.openxmlformats.org/package/2006/metadata/core-properties"/>
+    <ds:schemaRef ds:uri="http://purl.org/dc/elements/1.1/"/>
+    <ds:schemaRef ds:uri="http://purl.org/dc/terms/"/>
+    <ds:schemaRef ds:uri="http://schemas.microsoft.com/internal/obd"/>
+  </ds:schemaRefs>
+</ds:datastoreItem>
 </file>
--- a/S1-CL1-Cloud-Design-Build/mappings/ICTCLD502_Assessment_Mapping.docx
+++ b/S1-CL1-Cloud-Design-Build/mappings/ICTCLD502_Assessment_Mapping.docx
@@ -285,7 +285,23 @@
                 <w:b/>
                 <w:bCs/>
               </w:rPr>
-              <w:t>Design and implement highly-available cloud infrastructure</w:t>
+              <w:t xml:space="preserve">Design and implement </w:t>
+            </w:r>
+            <w:proofErr w:type="gramStart"/>
+            <w:r>
+              <w:rPr>
+                <w:b/>
+                <w:bCs/>
+              </w:rPr>
+              <w:t>highly-available</w:t>
+            </w:r>
+            <w:proofErr w:type="gramEnd"/>
+            <w:r>
+              <w:rPr>
+                <w:b/>
+                <w:bCs/>
+              </w:rPr>
+              <w:t xml:space="preserve"> cloud infrastructure</w:t>
             </w:r>
           </w:p>
         </w:tc>
@@ -691,7 +707,7 @@
           </w:tcPr>
           <w:p>
             <w:r>
-              <w:t xml:space="preserve">AT2 - </w:t>
+              <w:t>AT2 - Deployment</w:t>
             </w:r>
           </w:p>
         </w:tc>
@@ -746,7 +762,7 @@
           </w:tcPr>
           <w:p>
             <w:r>
-              <w:t xml:space="preserve">AT3 - </w:t>
+              <w:t>AT3 – High Availability</w:t>
             </w:r>
           </w:p>
         </w:tc>
@@ -1125,7 +1141,11 @@
               <w:right w:val="single" w:sz="4" w:space="0" w:color="auto"/>
             </w:tcBorders>
           </w:tcPr>
-          <w:p/>
+          <w:p>
+            <w:r>
+              <w:t>C1</w:t>
+            </w:r>
+          </w:p>
         </w:tc>
         <w:tc>
           <w:tcPr>
@@ -1136,7 +1156,11 @@
               <w:right w:val="single" w:sz="4" w:space="0" w:color="auto"/>
             </w:tcBorders>
           </w:tcPr>
-          <w:p/>
+          <w:p>
+            <w:r>
+              <w:t>C1</w:t>
+            </w:r>
+          </w:p>
         </w:tc>
         <w:tc>
           <w:tcPr>
@@ -1203,7 +1227,11 @@
               <w:right w:val="single" w:sz="4" w:space="0" w:color="auto"/>
             </w:tcBorders>
           </w:tcPr>
-          <w:p/>
+          <w:p>
+            <w:r>
+              <w:t>C1</w:t>
+            </w:r>
+          </w:p>
         </w:tc>
         <w:tc>
           <w:tcPr>
@@ -1214,7 +1242,11 @@
               <w:right w:val="single" w:sz="4" w:space="0" w:color="auto"/>
             </w:tcBorders>
           </w:tcPr>
-          <w:p/>
+          <w:p>
+            <w:r>
+              <w:t>C1</w:t>
+            </w:r>
+          </w:p>
         </w:tc>
         <w:tc>
           <w:tcPr>
@@ -1268,7 +1300,11 @@
               <w:right w:val="single" w:sz="4" w:space="0" w:color="auto"/>
             </w:tcBorders>
           </w:tcPr>
-          <w:p/>
+          <w:p>
+            <w:r>
+              <w:t>C1</w:t>
+            </w:r>
+          </w:p>
         </w:tc>
         <w:tc>
           <w:tcPr>
@@ -1278,7 +1314,11 @@
               <w:right w:val="single" w:sz="4" w:space="0" w:color="auto"/>
             </w:tcBorders>
           </w:tcPr>
-          <w:p/>
+          <w:p>
+            <w:r>
+              <w:t>C2</w:t>
+            </w:r>
+          </w:p>
         </w:tc>
         <w:tc>
           <w:tcPr>
@@ -1288,7 +1328,11 @@
               <w:right w:val="single" w:sz="4" w:space="0" w:color="auto"/>
             </w:tcBorders>
           </w:tcPr>
-          <w:p/>
+          <w:p>
+            <w:r>
+              <w:t>C2</w:t>
+            </w:r>
+          </w:p>
         </w:tc>
         <w:tc>
           <w:tcPr>
@@ -1350,7 +1394,11 @@
               <w:right w:val="single" w:sz="4" w:space="0" w:color="auto"/>
             </w:tcBorders>
           </w:tcPr>
-          <w:p/>
+          <w:p>
+            <w:r>
+              <w:t>C1</w:t>
+            </w:r>
+          </w:p>
         </w:tc>
         <w:tc>
           <w:tcPr>
@@ -1360,7 +1408,11 @@
               <w:right w:val="single" w:sz="4" w:space="0" w:color="auto"/>
             </w:tcBorders>
           </w:tcPr>
-          <w:p/>
+          <w:p>
+            <w:r>
+              <w:t>C1</w:t>
+            </w:r>
+          </w:p>
         </w:tc>
         <w:tc>
           <w:tcPr>
@@ -1412,7 +1464,11 @@
               <w:right w:val="single" w:sz="4" w:space="0" w:color="auto"/>
             </w:tcBorders>
           </w:tcPr>
-          <w:p/>
+          <w:p>
+            <w:r>
+              <w:t>C1</w:t>
+            </w:r>
+          </w:p>
         </w:tc>
         <w:tc>
           <w:tcPr>
@@ -1422,7 +1478,11 @@
               <w:right w:val="single" w:sz="4" w:space="0" w:color="auto"/>
             </w:tcBorders>
           </w:tcPr>
-          <w:p/>
+          <w:p>
+            <w:r>
+              <w:t>C2</w:t>
+            </w:r>
+          </w:p>
         </w:tc>
         <w:tc>
           <w:tcPr>
@@ -1432,7 +1492,11 @@
               <w:right w:val="single" w:sz="4" w:space="0" w:color="auto"/>
             </w:tcBorders>
           </w:tcPr>
-          <w:p/>
+          <w:p>
+            <w:r>
+              <w:t>C2</w:t>
+            </w:r>
+          </w:p>
         </w:tc>
         <w:tc>
           <w:tcPr>
@@ -1494,7 +1558,11 @@
               <w:right w:val="single" w:sz="4" w:space="0" w:color="auto"/>
             </w:tcBorders>
           </w:tcPr>
-          <w:p/>
+          <w:p>
+            <w:r>
+              <w:t>C1</w:t>
+            </w:r>
+          </w:p>
         </w:tc>
         <w:tc>
           <w:tcPr>
@@ -1504,7 +1572,11 @@
               <w:right w:val="single" w:sz="4" w:space="0" w:color="auto"/>
             </w:tcBorders>
           </w:tcPr>
-          <w:p/>
+          <w:p>
+            <w:r>
+              <w:t>C1</w:t>
+            </w:r>
+          </w:p>
         </w:tc>
         <w:tc>
           <w:tcPr>
@@ -1566,7 +1638,11 @@
               <w:right w:val="single" w:sz="4" w:space="0" w:color="auto"/>
             </w:tcBorders>
           </w:tcPr>
-          <w:p/>
+          <w:p>
+            <w:r>
+              <w:t>C1</w:t>
+            </w:r>
+          </w:p>
         </w:tc>
         <w:tc>
           <w:tcPr>
@@ -1576,7 +1652,11 @@
               <w:right w:val="single" w:sz="4" w:space="0" w:color="auto"/>
             </w:tcBorders>
           </w:tcPr>
-          <w:p/>
+          <w:p>
+            <w:r>
+              <w:t>C1</w:t>
+            </w:r>
+          </w:p>
         </w:tc>
         <w:tc>
           <w:tcPr>
@@ -1628,7 +1708,11 @@
               <w:right w:val="single" w:sz="4" w:space="0" w:color="auto"/>
             </w:tcBorders>
           </w:tcPr>
-          <w:p/>
+          <w:p>
+            <w:r>
+              <w:t>C1</w:t>
+            </w:r>
+          </w:p>
         </w:tc>
         <w:tc>
           <w:tcPr>
@@ -1638,7 +1722,11 @@
               <w:right w:val="single" w:sz="4" w:space="0" w:color="auto"/>
             </w:tcBorders>
           </w:tcPr>
-          <w:p/>
+          <w:p>
+            <w:r>
+              <w:t>C2</w:t>
+            </w:r>
+          </w:p>
         </w:tc>
         <w:tc>
           <w:tcPr>
@@ -1648,7 +1736,92 @@
               <w:right w:val="single" w:sz="4" w:space="0" w:color="auto"/>
             </w:tcBorders>
           </w:tcPr>
-          <w:p/>
+          <w:p>
+            <w:r>
+              <w:t>C2</w:t>
+            </w:r>
+          </w:p>
+        </w:tc>
+        <w:tc>
+          <w:tcPr>
+            <w:tcW w:w="851" w:type="dxa"/>
+            <w:tcBorders>
+              <w:left w:val="single" w:sz="4" w:space="0" w:color="auto"/>
+              <w:right w:val="single" w:sz="4" w:space="0" w:color="auto"/>
+            </w:tcBorders>
+          </w:tcPr>
+          <w:p/>
+        </w:tc>
+        <w:tc>
+          <w:tcPr>
+            <w:tcW w:w="850" w:type="dxa"/>
+            <w:tcBorders>
+              <w:left w:val="single" w:sz="4" w:space="0" w:color="auto"/>
+              <w:right w:val="nil"/>
+            </w:tcBorders>
+          </w:tcPr>
+          <w:p/>
+        </w:tc>
+      </w:tr>
+      <w:tr>
+        <w:trPr>
+          <w:trHeight w:val="340"/>
+        </w:trPr>
+        <w:tc>
+          <w:tcPr>
+            <w:tcW w:w="11312" w:type="dxa"/>
+            <w:tcBorders>
+              <w:left w:val="nil"/>
+              <w:right w:val="single" w:sz="4" w:space="0" w:color="auto"/>
+            </w:tcBorders>
+          </w:tcPr>
+          <w:p>
+            <w:r>
+              <w:t>Assessors of this unit must satisfy the requirements for assessors in applicable vocational education and training legislation, frameworks and/or standards</w:t>
+            </w:r>
+          </w:p>
+        </w:tc>
+        <w:tc>
+          <w:tcPr>
+            <w:tcW w:w="850" w:type="dxa"/>
+            <w:tcBorders>
+              <w:left w:val="single" w:sz="4" w:space="0" w:color="auto"/>
+              <w:right w:val="single" w:sz="4" w:space="0" w:color="auto"/>
+            </w:tcBorders>
+          </w:tcPr>
+          <w:p>
+            <w:r>
+              <w:t>✓</w:t>
+            </w:r>
+          </w:p>
+        </w:tc>
+        <w:tc>
+          <w:tcPr>
+            <w:tcW w:w="851" w:type="dxa"/>
+            <w:tcBorders>
+              <w:left w:val="single" w:sz="4" w:space="0" w:color="auto"/>
+              <w:right w:val="single" w:sz="4" w:space="0" w:color="auto"/>
+            </w:tcBorders>
+          </w:tcPr>
+          <w:p>
+            <w:r>
+              <w:t>✓</w:t>
+            </w:r>
+          </w:p>
+        </w:tc>
+        <w:tc>
+          <w:tcPr>
+            <w:tcW w:w="850" w:type="dxa"/>
+            <w:tcBorders>
+              <w:left w:val="single" w:sz="4" w:space="0" w:color="auto"/>
+              <w:right w:val="single" w:sz="4" w:space="0" w:color="auto"/>
+            </w:tcBorders>
+          </w:tcPr>
+          <w:p>
+            <w:r>
+              <w:t>✓</w:t>
+            </w:r>
+          </w:p>
         </w:tc>
         <w:tc>
           <w:tcPr>
@@ -2066,7 +2239,11 @@
               <w:right w:val="single" w:sz="4" w:space="0" w:color="auto"/>
             </w:tcBorders>
           </w:tcPr>
-          <w:p/>
+          <w:p>
+            <w:r>
+              <w:t>A1</w:t>
+            </w:r>
+          </w:p>
         </w:tc>
         <w:tc>
           <w:tcPr>
@@ -2144,7 +2321,11 @@
               <w:right w:val="single" w:sz="4" w:space="0" w:color="auto"/>
             </w:tcBorders>
           </w:tcPr>
-          <w:p/>
+          <w:p>
+            <w:r>
+              <w:t>A4</w:t>
+            </w:r>
+          </w:p>
         </w:tc>
         <w:tc>
           <w:tcPr>
@@ -2250,7 +2431,11 @@
               <w:right w:val="single" w:sz="4" w:space="0" w:color="auto"/>
             </w:tcBorders>
           </w:tcPr>
-          <w:p/>
+          <w:p>
+            <w:r>
+              <w:t>A2</w:t>
+            </w:r>
+          </w:p>
         </w:tc>
         <w:tc>
           <w:tcPr>
@@ -2356,103 +2541,11 @@
               <w:right w:val="single" w:sz="4" w:space="0" w:color="auto"/>
             </w:tcBorders>
           </w:tcPr>
-          <w:p/>
-        </w:tc>
-        <w:tc>
-          <w:tcPr>
-            <w:tcW w:w="851" w:type="dxa"/>
-            <w:tcBorders>
-              <w:left w:val="single" w:sz="4" w:space="0" w:color="auto"/>
-              <w:right w:val="single" w:sz="4" w:space="0" w:color="auto"/>
-            </w:tcBorders>
-          </w:tcPr>
-          <w:p/>
-        </w:tc>
-        <w:tc>
-          <w:tcPr>
-            <w:tcW w:w="850" w:type="dxa"/>
-            <w:tcBorders>
-              <w:left w:val="single" w:sz="4" w:space="0" w:color="auto"/>
-              <w:right w:val="nil"/>
-            </w:tcBorders>
-          </w:tcPr>
-          <w:p/>
-        </w:tc>
-      </w:tr>
-      <w:tr>
-        <w:trPr>
-          <w:trHeight w:val="340"/>
-        </w:trPr>
-        <w:tc>
-          <w:tcPr>
-            <w:tcW w:w="2948" w:type="dxa"/>
-            <w:tcBorders>
-              <w:left w:val="nil"/>
-              <w:right w:val="single" w:sz="4" w:space="0" w:color="auto"/>
-            </w:tcBorders>
-          </w:tcPr>
-          <w:p>
-            <w:pPr>
-              <w:rPr>
-                <w:sz w:val="20"/>
-                <w:szCs w:val="20"/>
-              </w:rPr>
-            </w:pPr>
-            <w:r>
-              <w:rPr>
-                <w:rFonts w:ascii="Segoe UI" w:hAnsi="Segoe UI" w:cs="Segoe UI"/>
-                <w:color w:val="1F2328"/>
-                <w:sz w:val="20"/>
-                <w:szCs w:val="20"/>
-                <w:shd w:val="clear" w:color="auto" w:fill="FFFFFF"/>
-              </w:rPr>
-              <w:t>2. Evaluate architecture availability</w:t>
-            </w:r>
-          </w:p>
-        </w:tc>
-        <w:tc>
-          <w:tcPr>
-            <w:tcW w:w="8364" w:type="dxa"/>
-            <w:tcBorders>
-              <w:left w:val="single" w:sz="4" w:space="0" w:color="auto"/>
-              <w:right w:val="single" w:sz="4" w:space="0" w:color="auto"/>
-            </w:tcBorders>
-          </w:tcPr>
-          <w:p>
-            <w:r>
-              <w:t>2.2 Identify any single points of failure</w:t>
-            </w:r>
-          </w:p>
-        </w:tc>
-        <w:tc>
-          <w:tcPr>
-            <w:tcW w:w="850" w:type="dxa"/>
-            <w:tcBorders>
-              <w:left w:val="single" w:sz="4" w:space="0" w:color="auto"/>
-              <w:right w:val="single" w:sz="4" w:space="0" w:color="auto"/>
-            </w:tcBorders>
-          </w:tcPr>
-          <w:p/>
-        </w:tc>
-        <w:tc>
-          <w:tcPr>
-            <w:tcW w:w="851" w:type="dxa"/>
-            <w:tcBorders>
-              <w:left w:val="single" w:sz="4" w:space="0" w:color="auto"/>
-              <w:right w:val="single" w:sz="4" w:space="0" w:color="auto"/>
-            </w:tcBorders>
-          </w:tcPr>
-          <w:p/>
-        </w:tc>
-        <w:tc>
-          <w:tcPr>
-            <w:tcW w:w="850" w:type="dxa"/>
-            <w:tcBorders>
-              <w:left w:val="single" w:sz="4" w:space="0" w:color="auto"/>
-              <w:right w:val="single" w:sz="4" w:space="0" w:color="auto"/>
-            </w:tcBorders>
-          </w:tcPr>
-          <w:p/>
+          <w:p>
+            <w:r>
+              <w:t>A2</w:t>
+            </w:r>
+          </w:p>
         </w:tc>
         <w:tc>
           <w:tcPr>
@@ -2517,6 +2610,106 @@
           </w:tcPr>
           <w:p>
             <w:r>
+              <w:t>2.2 Identify any single points of failure</w:t>
+            </w:r>
+          </w:p>
+        </w:tc>
+        <w:tc>
+          <w:tcPr>
+            <w:tcW w:w="850" w:type="dxa"/>
+            <w:tcBorders>
+              <w:left w:val="single" w:sz="4" w:space="0" w:color="auto"/>
+              <w:right w:val="single" w:sz="4" w:space="0" w:color="auto"/>
+            </w:tcBorders>
+          </w:tcPr>
+          <w:p/>
+        </w:tc>
+        <w:tc>
+          <w:tcPr>
+            <w:tcW w:w="851" w:type="dxa"/>
+            <w:tcBorders>
+              <w:left w:val="single" w:sz="4" w:space="0" w:color="auto"/>
+              <w:right w:val="single" w:sz="4" w:space="0" w:color="auto"/>
+            </w:tcBorders>
+          </w:tcPr>
+          <w:p/>
+        </w:tc>
+        <w:tc>
+          <w:tcPr>
+            <w:tcW w:w="850" w:type="dxa"/>
+            <w:tcBorders>
+              <w:left w:val="single" w:sz="4" w:space="0" w:color="auto"/>
+              <w:right w:val="single" w:sz="4" w:space="0" w:color="auto"/>
+            </w:tcBorders>
+          </w:tcPr>
+          <w:p>
+            <w:r>
+              <w:t>A2</w:t>
+            </w:r>
+          </w:p>
+        </w:tc>
+        <w:tc>
+          <w:tcPr>
+            <w:tcW w:w="851" w:type="dxa"/>
+            <w:tcBorders>
+              <w:left w:val="single" w:sz="4" w:space="0" w:color="auto"/>
+              <w:right w:val="single" w:sz="4" w:space="0" w:color="auto"/>
+            </w:tcBorders>
+          </w:tcPr>
+          <w:p/>
+        </w:tc>
+        <w:tc>
+          <w:tcPr>
+            <w:tcW w:w="850" w:type="dxa"/>
+            <w:tcBorders>
+              <w:left w:val="single" w:sz="4" w:space="0" w:color="auto"/>
+              <w:right w:val="nil"/>
+            </w:tcBorders>
+          </w:tcPr>
+          <w:p/>
+        </w:tc>
+      </w:tr>
+      <w:tr>
+        <w:trPr>
+          <w:trHeight w:val="340"/>
+        </w:trPr>
+        <w:tc>
+          <w:tcPr>
+            <w:tcW w:w="2948" w:type="dxa"/>
+            <w:tcBorders>
+              <w:left w:val="nil"/>
+              <w:right w:val="single" w:sz="4" w:space="0" w:color="auto"/>
+            </w:tcBorders>
+          </w:tcPr>
+          <w:p>
+            <w:pPr>
+              <w:rPr>
+                <w:sz w:val="20"/>
+                <w:szCs w:val="20"/>
+              </w:rPr>
+            </w:pPr>
+            <w:r>
+              <w:rPr>
+                <w:rFonts w:ascii="Segoe UI" w:hAnsi="Segoe UI" w:cs="Segoe UI"/>
+                <w:color w:val="1F2328"/>
+                <w:sz w:val="20"/>
+                <w:szCs w:val="20"/>
+                <w:shd w:val="clear" w:color="auto" w:fill="FFFFFF"/>
+              </w:rPr>
+              <w:t>2. Evaluate architecture availability</w:t>
+            </w:r>
+          </w:p>
+        </w:tc>
+        <w:tc>
+          <w:tcPr>
+            <w:tcW w:w="8364" w:type="dxa"/>
+            <w:tcBorders>
+              <w:left w:val="single" w:sz="4" w:space="0" w:color="auto"/>
+              <w:right w:val="single" w:sz="4" w:space="0" w:color="auto"/>
+            </w:tcBorders>
+          </w:tcPr>
+          <w:p>
+            <w:r>
               <w:t>2.3 Estimate recovery objectives for multi-tier web components and for overall architecture</w:t>
             </w:r>
           </w:p>
@@ -2549,7 +2742,11 @@
               <w:right w:val="single" w:sz="4" w:space="0" w:color="auto"/>
             </w:tcBorders>
           </w:tcPr>
-          <w:p/>
+          <w:p>
+            <w:r>
+              <w:t>A2</w:t>
+            </w:r>
+          </w:p>
         </w:tc>
         <w:tc>
           <w:tcPr>
@@ -2648,7 +2845,11 @@
               <w:right w:val="single" w:sz="4" w:space="0" w:color="auto"/>
             </w:tcBorders>
           </w:tcPr>
-          <w:p/>
+          <w:p>
+            <w:r>
+              <w:t>A2</w:t>
+            </w:r>
+          </w:p>
         </w:tc>
         <w:tc>
           <w:tcPr>
@@ -2747,7 +2948,11 @@
               <w:right w:val="single" w:sz="4" w:space="0" w:color="auto"/>
             </w:tcBorders>
           </w:tcPr>
-          <w:p/>
+          <w:p>
+            <w:r>
+              <w:t>A3</w:t>
+            </w:r>
+          </w:p>
         </w:tc>
         <w:tc>
           <w:tcPr>
@@ -2846,7 +3051,11 @@
               <w:right w:val="single" w:sz="4" w:space="0" w:color="auto"/>
             </w:tcBorders>
           </w:tcPr>
-          <w:p/>
+          <w:p>
+            <w:r>
+              <w:t>A4</w:t>
+            </w:r>
+          </w:p>
         </w:tc>
         <w:tc>
           <w:tcPr>
@@ -2942,7 +3151,11 @@
               <w:right w:val="single" w:sz="4" w:space="0" w:color="auto"/>
             </w:tcBorders>
           </w:tcPr>
-          <w:p/>
+          <w:p>
+            <w:r>
+              <w:t>A5</w:t>
+            </w:r>
+          </w:p>
         </w:tc>
         <w:tc>
           <w:tcPr>
@@ -3038,7 +3251,11 @@
               <w:right w:val="single" w:sz="4" w:space="0" w:color="auto"/>
             </w:tcBorders>
           </w:tcPr>
-          <w:p/>
+          <w:p>
+            <w:r>
+              <w:t>A5</w:t>
+            </w:r>
+          </w:p>
         </w:tc>
         <w:tc>
           <w:tcPr>
@@ -3134,7 +3351,11 @@
               <w:right w:val="single" w:sz="4" w:space="0" w:color="auto"/>
             </w:tcBorders>
           </w:tcPr>
-          <w:p/>
+          <w:p>
+            <w:r>
+              <w:t>A5</w:t>
+            </w:r>
+          </w:p>
         </w:tc>
         <w:tc>
           <w:tcPr>
@@ -3230,7 +3451,11 @@
               <w:right w:val="single" w:sz="4" w:space="0" w:color="auto"/>
             </w:tcBorders>
           </w:tcPr>
-          <w:p/>
+          <w:p>
+            <w:r>
+              <w:t>A6</w:t>
+            </w:r>
+          </w:p>
         </w:tc>
         <w:tc>
           <w:tcPr>
@@ -3316,7 +3541,11 @@
               <w:right w:val="single" w:sz="4" w:space="0" w:color="auto"/>
             </w:tcBorders>
           </w:tcPr>
-          <w:p/>
+          <w:p>
+            <w:r>
+              <w:t>A3</w:t>
+            </w:r>
+          </w:p>
         </w:tc>
         <w:tc>
           <w:tcPr>
@@ -3326,7 +3555,11 @@
               <w:right w:val="single" w:sz="4" w:space="0" w:color="auto"/>
             </w:tcBorders>
           </w:tcPr>
-          <w:p/>
+          <w:p>
+            <w:r>
+              <w:t>B2</w:t>
+            </w:r>
+          </w:p>
         </w:tc>
         <w:tc>
           <w:tcPr>
@@ -3417,7 +3650,11 @@
               <w:right w:val="single" w:sz="4" w:space="0" w:color="auto"/>
             </w:tcBorders>
           </w:tcPr>
-          <w:p/>
+          <w:p>
+            <w:r>
+              <w:t>A6, A11</w:t>
+            </w:r>
+          </w:p>
         </w:tc>
         <w:tc>
           <w:tcPr>
@@ -3427,7 +3664,11 @@
               <w:right w:val="single" w:sz="4" w:space="0" w:color="auto"/>
             </w:tcBorders>
           </w:tcPr>
-          <w:p/>
+          <w:p>
+            <w:r>
+              <w:t>B3</w:t>
+            </w:r>
+          </w:p>
         </w:tc>
         <w:tc>
           <w:tcPr>
@@ -3518,7 +3759,11 @@
               <w:right w:val="single" w:sz="4" w:space="0" w:color="auto"/>
             </w:tcBorders>
           </w:tcPr>
-          <w:p/>
+          <w:p>
+            <w:r>
+              <w:t>A4, A11</w:t>
+            </w:r>
+          </w:p>
         </w:tc>
         <w:tc>
           <w:tcPr>
@@ -3528,7 +3773,11 @@
               <w:right w:val="single" w:sz="4" w:space="0" w:color="auto"/>
             </w:tcBorders>
           </w:tcPr>
-          <w:p/>
+          <w:p>
+            <w:r>
+              <w:t>B6</w:t>
+            </w:r>
+          </w:p>
         </w:tc>
         <w:tc>
           <w:tcPr>
@@ -3629,108 +3878,11 @@
               <w:right w:val="single" w:sz="4" w:space="0" w:color="auto"/>
             </w:tcBorders>
           </w:tcPr>
-          <w:p/>
-        </w:tc>
-        <w:tc>
-          <w:tcPr>
-            <w:tcW w:w="851" w:type="dxa"/>
-            <w:tcBorders>
-              <w:left w:val="single" w:sz="4" w:space="0" w:color="auto"/>
-              <w:right w:val="single" w:sz="4" w:space="0" w:color="auto"/>
-            </w:tcBorders>
-          </w:tcPr>
-          <w:p/>
-        </w:tc>
-        <w:tc>
-          <w:tcPr>
-            <w:tcW w:w="850" w:type="dxa"/>
-            <w:tcBorders>
-              <w:left w:val="single" w:sz="4" w:space="0" w:color="auto"/>
-              <w:right w:val="nil"/>
-            </w:tcBorders>
-          </w:tcPr>
-          <w:p/>
-        </w:tc>
-      </w:tr>
-      <w:tr>
-        <w:trPr>
-          <w:trHeight w:val="340"/>
-        </w:trPr>
-        <w:tc>
-          <w:tcPr>
-            <w:tcW w:w="2948" w:type="dxa"/>
-            <w:tcBorders>
-              <w:left w:val="nil"/>
-              <w:right w:val="single" w:sz="4" w:space="0" w:color="auto"/>
-            </w:tcBorders>
-          </w:tcPr>
-          <w:p>
-            <w:pPr>
-              <w:rPr>
-                <w:sz w:val="20"/>
-                <w:szCs w:val="20"/>
-              </w:rPr>
-            </w:pPr>
-            <w:r>
-              <w:rPr>
-                <w:rFonts w:ascii="Segoe UI" w:hAnsi="Segoe UI" w:cs="Segoe UI"/>
-                <w:color w:val="1F2328"/>
-                <w:sz w:val="20"/>
-                <w:szCs w:val="20"/>
-                <w:shd w:val="clear" w:color="auto" w:fill="FFFFFF"/>
-              </w:rPr>
-              <w:t>4. Implement cloud-based architecture for high availability</w:t>
-            </w:r>
-          </w:p>
-        </w:tc>
-        <w:tc>
-          <w:tcPr>
-            <w:tcW w:w="8364" w:type="dxa"/>
-            <w:tcBorders>
-              <w:left w:val="single" w:sz="4" w:space="0" w:color="auto"/>
-              <w:right w:val="single" w:sz="4" w:space="0" w:color="auto"/>
-            </w:tcBorders>
-          </w:tcPr>
-          <w:p>
-            <w:r>
-              <w:rPr>
-                <w:rFonts w:ascii="Segoe UI" w:hAnsi="Segoe UI" w:cs="Segoe UI"/>
-                <w:color w:val="1F2328"/>
-                <w:shd w:val="clear" w:color="auto" w:fill="FFFFFF"/>
-              </w:rPr>
-              <w:t>4.5 Simulate resizing components likely to impact performance and measure availability impact</w:t>
-            </w:r>
-          </w:p>
-        </w:tc>
-        <w:tc>
-          <w:tcPr>
-            <w:tcW w:w="850" w:type="dxa"/>
-            <w:tcBorders>
-              <w:left w:val="single" w:sz="4" w:space="0" w:color="auto"/>
-              <w:right w:val="single" w:sz="4" w:space="0" w:color="auto"/>
-            </w:tcBorders>
-          </w:tcPr>
-          <w:p/>
-        </w:tc>
-        <w:tc>
-          <w:tcPr>
-            <w:tcW w:w="851" w:type="dxa"/>
-            <w:tcBorders>
-              <w:left w:val="single" w:sz="4" w:space="0" w:color="auto"/>
-              <w:right w:val="single" w:sz="4" w:space="0" w:color="auto"/>
-            </w:tcBorders>
-          </w:tcPr>
-          <w:p/>
-        </w:tc>
-        <w:tc>
-          <w:tcPr>
-            <w:tcW w:w="850" w:type="dxa"/>
-            <w:tcBorders>
-              <w:left w:val="single" w:sz="4" w:space="0" w:color="auto"/>
-              <w:right w:val="single" w:sz="4" w:space="0" w:color="auto"/>
-            </w:tcBorders>
-          </w:tcPr>
-          <w:p/>
+          <w:p>
+            <w:r>
+              <w:t>B4</w:t>
+            </w:r>
+          </w:p>
         </w:tc>
         <w:tc>
           <w:tcPr>
@@ -3800,6 +3952,111 @@
                 <w:color w:val="1F2328"/>
                 <w:shd w:val="clear" w:color="auto" w:fill="FFFFFF"/>
               </w:rPr>
+              <w:t>4.5 Simulate resizing components likely to impact performance and measure availability impact</w:t>
+            </w:r>
+          </w:p>
+        </w:tc>
+        <w:tc>
+          <w:tcPr>
+            <w:tcW w:w="850" w:type="dxa"/>
+            <w:tcBorders>
+              <w:left w:val="single" w:sz="4" w:space="0" w:color="auto"/>
+              <w:right w:val="single" w:sz="4" w:space="0" w:color="auto"/>
+            </w:tcBorders>
+          </w:tcPr>
+          <w:p/>
+        </w:tc>
+        <w:tc>
+          <w:tcPr>
+            <w:tcW w:w="851" w:type="dxa"/>
+            <w:tcBorders>
+              <w:left w:val="single" w:sz="4" w:space="0" w:color="auto"/>
+              <w:right w:val="single" w:sz="4" w:space="0" w:color="auto"/>
+            </w:tcBorders>
+          </w:tcPr>
+          <w:p/>
+        </w:tc>
+        <w:tc>
+          <w:tcPr>
+            <w:tcW w:w="850" w:type="dxa"/>
+            <w:tcBorders>
+              <w:left w:val="single" w:sz="4" w:space="0" w:color="auto"/>
+              <w:right w:val="single" w:sz="4" w:space="0" w:color="auto"/>
+            </w:tcBorders>
+          </w:tcPr>
+          <w:p>
+            <w:r>
+              <w:t>B5</w:t>
+            </w:r>
+          </w:p>
+        </w:tc>
+        <w:tc>
+          <w:tcPr>
+            <w:tcW w:w="851" w:type="dxa"/>
+            <w:tcBorders>
+              <w:left w:val="single" w:sz="4" w:space="0" w:color="auto"/>
+              <w:right w:val="single" w:sz="4" w:space="0" w:color="auto"/>
+            </w:tcBorders>
+          </w:tcPr>
+          <w:p/>
+        </w:tc>
+        <w:tc>
+          <w:tcPr>
+            <w:tcW w:w="850" w:type="dxa"/>
+            <w:tcBorders>
+              <w:left w:val="single" w:sz="4" w:space="0" w:color="auto"/>
+              <w:right w:val="nil"/>
+            </w:tcBorders>
+          </w:tcPr>
+          <w:p/>
+        </w:tc>
+      </w:tr>
+      <w:tr>
+        <w:trPr>
+          <w:trHeight w:val="340"/>
+        </w:trPr>
+        <w:tc>
+          <w:tcPr>
+            <w:tcW w:w="2948" w:type="dxa"/>
+            <w:tcBorders>
+              <w:left w:val="nil"/>
+              <w:right w:val="single" w:sz="4" w:space="0" w:color="auto"/>
+            </w:tcBorders>
+          </w:tcPr>
+          <w:p>
+            <w:pPr>
+              <w:rPr>
+                <w:sz w:val="20"/>
+                <w:szCs w:val="20"/>
+              </w:rPr>
+            </w:pPr>
+            <w:r>
+              <w:rPr>
+                <w:rFonts w:ascii="Segoe UI" w:hAnsi="Segoe UI" w:cs="Segoe UI"/>
+                <w:color w:val="1F2328"/>
+                <w:sz w:val="20"/>
+                <w:szCs w:val="20"/>
+                <w:shd w:val="clear" w:color="auto" w:fill="FFFFFF"/>
+              </w:rPr>
+              <w:t>4. Implement cloud-based architecture for high availability</w:t>
+            </w:r>
+          </w:p>
+        </w:tc>
+        <w:tc>
+          <w:tcPr>
+            <w:tcW w:w="8364" w:type="dxa"/>
+            <w:tcBorders>
+              <w:left w:val="single" w:sz="4" w:space="0" w:color="auto"/>
+              <w:right w:val="single" w:sz="4" w:space="0" w:color="auto"/>
+            </w:tcBorders>
+          </w:tcPr>
+          <w:p>
+            <w:r>
+              <w:rPr>
+                <w:rFonts w:ascii="Segoe UI" w:hAnsi="Segoe UI" w:cs="Segoe UI"/>
+                <w:color w:val="1F2328"/>
+                <w:shd w:val="clear" w:color="auto" w:fill="FFFFFF"/>
+              </w:rPr>
               <w:t>4.6 Compare and document simulation findings according to documented design</w:t>
             </w:r>
           </w:p>
@@ -3832,7 +4089,11 @@
               <w:right w:val="single" w:sz="4" w:space="0" w:color="auto"/>
             </w:tcBorders>
           </w:tcPr>
-          <w:p/>
+          <w:p>
+            <w:r>
+              <w:t>B7</w:t>
+            </w:r>
+          </w:p>
         </w:tc>
         <w:tc>
           <w:tcPr>
@@ -3933,7 +4194,11 @@
               <w:right w:val="single" w:sz="4" w:space="0" w:color="auto"/>
             </w:tcBorders>
           </w:tcPr>
-          <w:p/>
+          <w:p>
+            <w:r>
+              <w:t>B8</w:t>
+            </w:r>
+          </w:p>
         </w:tc>
         <w:tc>
           <w:tcPr>
@@ -4014,7 +4279,11 @@
               <w:right w:val="single" w:sz="4" w:space="0" w:color="auto"/>
             </w:tcBorders>
           </w:tcPr>
-          <w:p/>
+          <w:p>
+            <w:r>
+              <w:t>B6</w:t>
+            </w:r>
+          </w:p>
         </w:tc>
         <w:tc>
           <w:tcPr>
@@ -4034,7 +4303,11 @@
               <w:right w:val="single" w:sz="4" w:space="0" w:color="auto"/>
             </w:tcBorders>
           </w:tcPr>
-          <w:p/>
+          <w:p>
+            <w:r>
+              <w:t>B10</w:t>
+            </w:r>
+          </w:p>
         </w:tc>
         <w:tc>
           <w:tcPr>
@@ -4135,7 +4408,11 @@
               <w:right w:val="single" w:sz="4" w:space="0" w:color="auto"/>
             </w:tcBorders>
           </w:tcPr>
-          <w:p/>
+          <w:p>
+            <w:r>
+              <w:t>B11</w:t>
+            </w:r>
+          </w:p>
         </w:tc>
         <w:tc>
           <w:tcPr>
@@ -4505,7 +4782,11 @@
               <w:right w:val="single" w:sz="4" w:space="0" w:color="auto"/>
             </w:tcBorders>
           </w:tcPr>
-          <w:p/>
+          <w:p>
+            <w:r>
+              <w:t>A4, B2, B13</w:t>
+            </w:r>
+          </w:p>
         </w:tc>
         <w:tc>
           <w:tcPr>
@@ -4576,7 +4857,11 @@
               <w:right w:val="single" w:sz="4" w:space="0" w:color="auto"/>
             </w:tcBorders>
           </w:tcPr>
-          <w:p/>
+          <w:p>
+            <w:r>
+              <w:t>A4, B2, B13</w:t>
+            </w:r>
+          </w:p>
         </w:tc>
         <w:tc>
           <w:tcPr>
@@ -4645,7 +4930,11 @@
               <w:right w:val="single" w:sz="4" w:space="0" w:color="auto"/>
             </w:tcBorders>
           </w:tcPr>
-          <w:p/>
+          <w:p>
+            <w:r>
+              <w:t>B4, B14</w:t>
+            </w:r>
+          </w:p>
         </w:tc>
         <w:tc>
           <w:tcPr>
@@ -4714,7 +5003,11 @@
               <w:right w:val="single" w:sz="4" w:space="0" w:color="auto"/>
             </w:tcBorders>
           </w:tcPr>
-          <w:p/>
+          <w:p>
+            <w:r>
+              <w:t>B2, B13</w:t>
+            </w:r>
+          </w:p>
         </w:tc>
         <w:tc>
           <w:tcPr>
@@ -4827,7 +5120,11 @@
               <w:right w:val="single" w:sz="4" w:space="0" w:color="auto"/>
             </w:tcBorders>
           </w:tcPr>
-          <w:p/>
+          <w:p>
+            <w:r>
+              <w:t>B6, B14</w:t>
+            </w:r>
+          </w:p>
         </w:tc>
         <w:tc>
           <w:tcPr>
@@ -4913,6 +5210,7 @@
               </w:rPr>
             </w:pPr>
             <w:r>
+              <w:lastRenderedPageBreak/>
               <w:t>Required Knowledge / Knowledge Evidence</w:t>
             </w:r>
           </w:p>
@@ -5173,7 +5471,6 @@
           </w:tcPr>
           <w:p>
             <w:r>
-              <w:lastRenderedPageBreak/>
               <w:t>industry technology standards used in cloud computing solutions and services</w:t>
             </w:r>
           </w:p>
@@ -5187,7 +5484,11 @@
               <w:right w:val="single" w:sz="4" w:space="0" w:color="auto"/>
             </w:tcBorders>
           </w:tcPr>
-          <w:p/>
+          <w:p>
+            <w:r>
+              <w:t>A11</w:t>
+            </w:r>
+          </w:p>
         </w:tc>
         <w:tc>
           <w:tcPr>
@@ -5260,7 +5561,11 @@
               <w:right w:val="single" w:sz="4" w:space="0" w:color="auto"/>
             </w:tcBorders>
           </w:tcPr>
-          <w:p/>
+          <w:p>
+            <w:r>
+              <w:t>A11</w:t>
+            </w:r>
+          </w:p>
         </w:tc>
         <w:tc>
           <w:tcPr>
@@ -5329,7 +5634,11 @@
               <w:right w:val="single" w:sz="4" w:space="0" w:color="auto"/>
             </w:tcBorders>
           </w:tcPr>
-          <w:p/>
+          <w:p>
+            <w:r>
+              <w:t>A5, A11</w:t>
+            </w:r>
+          </w:p>
         </w:tc>
         <w:tc>
           <w:tcPr>
@@ -5473,7 +5782,11 @@
               <w:right w:val="single" w:sz="4" w:space="0" w:color="auto"/>
             </w:tcBorders>
           </w:tcPr>
-          <w:p/>
+          <w:p>
+            <w:r>
+              <w:t>B12</w:t>
+            </w:r>
+          </w:p>
         </w:tc>
         <w:tc>
           <w:tcPr>
@@ -5542,7 +5855,11 @@
               <w:right w:val="single" w:sz="4" w:space="0" w:color="auto"/>
             </w:tcBorders>
           </w:tcPr>
-          <w:p/>
+          <w:p>
+            <w:r>
+              <w:t>B12</w:t>
+            </w:r>
+          </w:p>
         </w:tc>
         <w:tc>
           <w:tcPr>
@@ -5611,7 +5928,11 @@
               <w:right w:val="single" w:sz="4" w:space="0" w:color="auto"/>
             </w:tcBorders>
           </w:tcPr>
-          <w:p/>
+          <w:p>
+            <w:r>
+              <w:t>B12</w:t>
+            </w:r>
+          </w:p>
         </w:tc>
         <w:tc>
           <w:tcPr>
@@ -5680,7 +6001,11 @@
               <w:right w:val="single" w:sz="4" w:space="0" w:color="auto"/>
             </w:tcBorders>
           </w:tcPr>
-          <w:p/>
+          <w:p>
+            <w:r>
+              <w:t>B12</w:t>
+            </w:r>
+          </w:p>
         </w:tc>
         <w:tc>
           <w:tcPr>
@@ -5749,7 +6074,11 @@
               <w:right w:val="single" w:sz="4" w:space="0" w:color="auto"/>
             </w:tcBorders>
           </w:tcPr>
-          <w:p/>
+          <w:p>
+            <w:r>
+              <w:t>B12</w:t>
+            </w:r>
+          </w:p>
         </w:tc>
         <w:tc>
           <w:tcPr>
@@ -5818,7 +6147,11 @@
               <w:right w:val="single" w:sz="4" w:space="0" w:color="auto"/>
             </w:tcBorders>
           </w:tcPr>
-          <w:p/>
+          <w:p>
+            <w:r>
+              <w:t>B12</w:t>
+            </w:r>
+          </w:p>
         </w:tc>
         <w:tc>
           <w:tcPr>
@@ -6234,7 +6567,11 @@
           </w:tcPr>
           <w:p>
             <w:r>
-              <w:t>Uses listening and questioning techniques to articulate complex concepts and requirements using industry language for intended audience</w:t>
+              <w:t xml:space="preserve">Uses listening and questioning techniques to articulate complex concepts and requirements using industry language for intended </w:t>
+            </w:r>
+            <w:r>
+              <w:lastRenderedPageBreak/>
+              <w:t>audience</w:t>
             </w:r>
           </w:p>
         </w:tc>
@@ -6246,7 +6583,12 @@
               <w:right w:val="single" w:sz="4" w:space="0" w:color="auto"/>
             </w:tcBorders>
           </w:tcPr>
-          <w:p/>
+          <w:p>
+            <w:r>
+              <w:lastRenderedPageBreak/>
+              <w:t>B9</w:t>
+            </w:r>
+          </w:p>
         </w:tc>
         <w:tc>
           <w:tcPr>
@@ -6303,7 +6645,6 @@
           </w:tcPr>
           <w:p>
             <w:r>
-              <w:lastRenderedPageBreak/>
               <w:t>Reading</w:t>
             </w:r>
           </w:p>
@@ -6360,7 +6701,11 @@
               <w:right w:val="single" w:sz="4" w:space="0" w:color="auto"/>
             </w:tcBorders>
           </w:tcPr>
-          <w:p/>
+          <w:p>
+            <w:r>
+              <w:t>A7, B16</w:t>
+            </w:r>
+          </w:p>
         </w:tc>
         <w:tc>
           <w:tcPr>
@@ -6453,7 +6798,11 @@
               <w:right w:val="single" w:sz="4" w:space="0" w:color="auto"/>
             </w:tcBorders>
           </w:tcPr>
-          <w:p/>
+          <w:p>
+            <w:r>
+              <w:t>B15</w:t>
+            </w:r>
+          </w:p>
         </w:tc>
         <w:tc>
           <w:tcPr>
@@ -6546,7 +6895,11 @@
               <w:right w:val="single" w:sz="4" w:space="0" w:color="auto"/>
             </w:tcBorders>
           </w:tcPr>
-          <w:p/>
+          <w:p>
+            <w:r>
+              <w:t>B15</w:t>
+            </w:r>
+          </w:p>
         </w:tc>
         <w:tc>
           <w:tcPr>
@@ -6639,7 +6992,11 @@
               <w:right w:val="single" w:sz="4" w:space="0" w:color="auto"/>
             </w:tcBorders>
           </w:tcPr>
-          <w:p/>
+          <w:p>
+            <w:r>
+              <w:t>B15</w:t>
+            </w:r>
+          </w:p>
         </w:tc>
         <w:tc>
           <w:tcPr>
@@ -6735,8 +7092,13 @@
     <w:r>
       <w:t>0</w:t>
     </w:r>
+    <w:proofErr w:type="gramStart"/>
     <w:r>
-      <w:t xml:space="preserve">   (Template Version 1.1)</w:t>
+      <w:t xml:space="preserve">   (</w:t>
+    </w:r>
+    <w:proofErr w:type="gramEnd"/>
+    <w:r>
+      <w:t>Template Version 1.1)</w:t>
     </w:r>
     <w:r>
       <w:tab/>
@@ -6755,7 +7117,7 @@
       <w:rPr>
         <w:noProof/>
       </w:rPr>
-      <w:t>13 March 2024</w:t>
+      <w:t>24 May 2026</w:t>
     </w:r>
     <w:r>
       <w:fldChar w:fldCharType="end"/>
@@ -12686,6 +13048,7 @@
   <w:style w:type="character" w:default="1" w:styleId="DefaultParagraphFont">
     <w:name w:val="Default Paragraph Font"/>
     <w:uiPriority w:val="1"/>
+    <w:semiHidden/>
     <w:unhideWhenUsed/>
   </w:style>
   <w:style w:type="table" w:default="1" w:styleId="TableNormal">
@@ -13483,6 +13846,10 @@
 </file>
 
 <file path=customXml/item1.xml><?xml version="1.0" encoding="utf-8"?>
+<b:Sources xmlns:b="http://schemas.openxmlformats.org/officeDocument/2006/bibliography" xmlns="http://schemas.openxmlformats.org/officeDocument/2006/bibliography" SelectedStyle="\APA.XSL" StyleName="APA"/>
+</file>
+
+<file path=customXml/item2.xml><?xml version="1.0" encoding="utf-8"?>
 <?mso-contentType ?>
 <FormTemplates xmlns="http://schemas.microsoft.com/sharepoint/v3/contenttype/forms">
   <Display>DocumentLibraryForm</Display>
@@ -13491,30 +13858,7 @@
 </FormTemplates>
 </file>
 
-<file path=customXml/item2.xml><?xml version="1.0" encoding="utf-8"?>
-<b:Sources xmlns:b="http://schemas.openxmlformats.org/officeDocument/2006/bibliography" xmlns="http://schemas.openxmlformats.org/officeDocument/2006/bibliography" SelectedStyle="\APA.XSL" StyleName="APA"/>
-</file>
-
 <file path=customXml/item3.xml><?xml version="1.0" encoding="utf-8"?>
-<p:properties xmlns:p="http://schemas.microsoft.com/office/2006/metadata/properties" xmlns:xsi="http://www.w3.org/2001/XMLSchema-instance" xmlns:pc="http://schemas.microsoft.com/office/infopath/2007/PartnerControls">
-  <documentManagement>
-    <Category0 xmlns="bef73783-b83a-4f38-94d5-1aaaa1b3b0a2">1</Category0>
-    <i0f84bba906045b4af568ee102a52dcb xmlns="2933ac1b-cace-482f-bed9-bf9b7d80f34a">
-      <Terms xmlns="http://schemas.microsoft.com/office/infopath/2007/PartnerControls">
-        <TermInfo xmlns="http://schemas.microsoft.com/office/infopath/2007/PartnerControls">
-          <TermName xmlns="http://schemas.microsoft.com/office/infopath/2007/PartnerControls">Corporate Records</TermName>
-          <TermId xmlns="http://schemas.microsoft.com/office/infopath/2007/PartnerControls">2c702203-4f28-4769-bfc5-dad5ef3425c7</TermId>
-        </TermInfo>
-      </Terms>
-    </i0f84bba906045b4af568ee102a52dcb>
-    <TaxCatchAll xmlns="2933ac1b-cace-482f-bed9-bf9b7d80f34a">
-      <Value>1</Value>
-    </TaxCatchAll>
-  </documentManagement>
-</p:properties>
-</file>
-
-<file path=customXml/item4.xml><?xml version="1.0" encoding="utf-8"?>
 <ct:contentTypeSchema xmlns:ct="http://schemas.microsoft.com/office/2006/metadata/contentType" xmlns:ma="http://schemas.microsoft.com/office/2006/metadata/properties/metaAttributes" ct:_="" ma:_="" ma:contentTypeName="Document" ma:contentTypeID="0x010100D17E1B4D89D91D49A316865B50B76B78" ma:contentTypeVersion="26" ma:contentTypeDescription="Create a new document." ma:contentTypeScope="" ma:versionID="2e43e94bda34b09537a48d601b321f81">
   <xsd:schema xmlns:xsd="http://www.w3.org/2001/XMLSchema" xmlns:xs="http://www.w3.org/2001/XMLSchema" xmlns:p="http://schemas.microsoft.com/office/2006/metadata/properties" xmlns:ns2="bef73783-b83a-4f38-94d5-1aaaa1b3b0a2" xmlns:ns3="2933ac1b-cace-482f-bed9-bf9b7d80f34a" targetNamespace="http://schemas.microsoft.com/office/2006/metadata/properties" ma:root="true" ma:fieldsID="68ad2338b471bae35515ce7eaf1f964b" ns2:_="" ns3:_="">
     <xsd:import namespace="bef73783-b83a-4f38-94d5-1aaaa1b3b0a2"/>
@@ -13729,7 +14073,34 @@
 </ct:contentTypeSchema>
 </file>
 
+<file path=customXml/item4.xml><?xml version="1.0" encoding="utf-8"?>
+<p:properties xmlns:p="http://schemas.microsoft.com/office/2006/metadata/properties" xmlns:xsi="http://www.w3.org/2001/XMLSchema-instance" xmlns:pc="http://schemas.microsoft.com/office/infopath/2007/PartnerControls">
+  <documentManagement>
+    <Category0 xmlns="bef73783-b83a-4f38-94d5-1aaaa1b3b0a2">1</Category0>
+    <i0f84bba906045b4af568ee102a52dcb xmlns="2933ac1b-cace-482f-bed9-bf9b7d80f34a">
+      <Terms xmlns="http://schemas.microsoft.com/office/infopath/2007/PartnerControls">
+        <TermInfo xmlns="http://schemas.microsoft.com/office/infopath/2007/PartnerControls">
+          <TermName xmlns="http://schemas.microsoft.com/office/infopath/2007/PartnerControls">Corporate Records</TermName>
+          <TermId xmlns="http://schemas.microsoft.com/office/infopath/2007/PartnerControls">2c702203-4f28-4769-bfc5-dad5ef3425c7</TermId>
+        </TermInfo>
+      </Terms>
+    </i0f84bba906045b4af568ee102a52dcb>
+    <TaxCatchAll xmlns="2933ac1b-cace-482f-bed9-bf9b7d80f34a">
+      <Value>1</Value>
+    </TaxCatchAll>
+  </documentManagement>
+</p:properties>
+</file>
+
 <file path=customXml/itemProps1.xml><?xml version="1.0" encoding="utf-8"?>
+<ds:datastoreItem xmlns:ds="http://schemas.openxmlformats.org/officeDocument/2006/customXml" ds:itemID="{7769C2E1-50C7-4AF2-861B-F52E75CE3623}">
+  <ds:schemaRefs>
+    <ds:schemaRef ds:uri="http://schemas.openxmlformats.org/officeDocument/2006/bibliography"/>
+  </ds:schemaRefs>
+</ds:datastoreItem>
+</file>
+
+<file path=customXml/itemProps2.xml><?xml version="1.0" encoding="utf-8"?>
 <ds:datastoreItem xmlns:ds="http://schemas.openxmlformats.org/officeDocument/2006/customXml" ds:itemID="{93737E1E-B456-42C7-9F02-6B7D736E2393}">
   <ds:schemaRefs>
     <ds:schemaRef ds:uri="http://schemas.microsoft.com/sharepoint/v3/contenttype/forms"/>
@@ -13737,26 +14108,7 @@
 </ds:datastoreItem>
 </file>
 
-<file path=customXml/itemProps2.xml><?xml version="1.0" encoding="utf-8"?>
-<ds:datastoreItem xmlns:ds="http://schemas.openxmlformats.org/officeDocument/2006/customXml" ds:itemID="{7769C2E1-50C7-4AF2-861B-F52E75CE3623}">
-  <ds:schemaRefs>
-    <ds:schemaRef ds:uri="http://schemas.openxmlformats.org/officeDocument/2006/bibliography"/>
-  </ds:schemaRefs>
-</ds:datastoreItem>
-</file>
-
 <file path=customXml/itemProps3.xml><?xml version="1.0" encoding="utf-8"?>
-<ds:datastoreItem xmlns:ds="http://schemas.openxmlformats.org/officeDocument/2006/customXml" ds:itemID="{88E25B5C-5BD7-403A-8876-7F03EDF4549D}">
-  <ds:schemaRefs>
-    <ds:schemaRef ds:uri="http://schemas.microsoft.com/office/2006/metadata/properties"/>
-    <ds:schemaRef ds:uri="http://schemas.microsoft.com/office/infopath/2007/PartnerControls"/>
-    <ds:schemaRef ds:uri="bef73783-b83a-4f38-94d5-1aaaa1b3b0a2"/>
-    <ds:schemaRef ds:uri="2933ac1b-cace-482f-bed9-bf9b7d80f34a"/>
-  </ds:schemaRefs>
-</ds:datastoreItem>
-</file>
-
-<file path=customXml/itemProps4.xml><?xml version="1.0" encoding="utf-8"?>
 <ds:datastoreItem xmlns:ds="http://schemas.openxmlformats.org/officeDocument/2006/customXml" ds:itemID="{05C235B8-E803-46E7-B24C-80752B1E7EE4}">
   <ds:schemaRefs>
     <ds:schemaRef ds:uri="http://schemas.microsoft.com/office/2006/metadata/contentType"/>
@@ -13773,4 +14125,15 @@
     <ds:schemaRef ds:uri="http://schemas.microsoft.com/internal/obd"/>
   </ds:schemaRefs>
 </ds:datastoreItem>
+</file>
+
+<file path=customXml/itemProps4.xml><?xml version="1.0" encoding="utf-8"?>
+<ds:datastoreItem xmlns:ds="http://schemas.openxmlformats.org/officeDocument/2006/customXml" ds:itemID="{88E25B5C-5BD7-403A-8876-7F03EDF4549D}">
+  <ds:schemaRefs>
+    <ds:schemaRef ds:uri="http://schemas.microsoft.com/office/2006/metadata/properties"/>
+    <ds:schemaRef ds:uri="http://schemas.microsoft.com/office/infopath/2007/PartnerControls"/>
+    <ds:schemaRef ds:uri="bef73783-b83a-4f38-94d5-1aaaa1b3b0a2"/>
+    <ds:schemaRef ds:uri="2933ac1b-cace-482f-bed9-bf9b7d80f34a"/>
+  </ds:schemaRefs>
+</ds:datastoreItem>
 </file>